--- a/Team1 Price Pilot.docx
+++ b/Team1 Price Pilot.docx
@@ -4,121 +4,104 @@
   <w:body>
     <w:p>
       <w:pPr>
-        <w:spacing w:before="1440"/>
-      </w:pPr>
-    </w:p>
-    <w:p>
-      <w:pPr>
-        <w:jc w:val="left"/>
+        <w:spacing w:before="720" w:after="240"/>
+        <w:jc w:val="center"/>
       </w:pPr>
       <w:r>
         <w:rPr>
           <w:rFonts w:ascii="Cambria" w:hAnsi="Cambria"/>
           <w:b/>
           <w:color w:val="0F172A"/>
-          <w:sz w:val="72"/>
+          <w:sz w:val="44"/>
         </w:rPr>
-        <w:t>PricePilot AI</w:t>
+        <w:t>PricePilot AI: Architecting a Scalable Machine Learning System for Dynamic Pricing Optimization &amp; Revenue Intelligence in E-Commerce</w:t>
       </w:r>
     </w:p>
     <w:p>
       <w:pPr>
-        <w:spacing w:after="480"/>
+        <w:spacing w:after="360"/>
+        <w:jc w:val="center"/>
       </w:pPr>
       <w:r>
         <w:rPr>
           <w:rFonts w:ascii="Calibri" w:hAnsi="Calibri"/>
-          <w:color w:val="4F46E5"/>
-          <w:sz w:val="36"/>
+          <w:b/>
+          <w:color w:val="1E3A8A"/>
+          <w:sz w:val="24"/>
         </w:rPr>
-        <w:t>Dynamic Pricing Optimization &amp; Revenue Intelligence System</w:t>
+        <w:t>Akhil Senthil¹, Team 1 Engineering Group²</w:t>
+        <w:br/>
+      </w:r>
+      <w:r>
+        <w:rPr>
+          <w:rFonts w:ascii="Calibri" w:hAnsi="Calibri"/>
+          <w:color w:val="64748B"/>
+          <w:sz w:val="20"/>
+        </w:rPr>
+        <w:t>¹Lead Software Architect &amp; ML Engineer, Infosys Internship Program</w:t>
+        <w:br/>
+        <w:t>²Department of Software Engineering &amp; AI Analytics, Infosys Internship Program</w:t>
+        <w:br/>
+        <w:t>Email: akhilsenthil696@gmail.com  •  Repository: https://github.com/Akhils696/Price-Pilot-AI</w:t>
       </w:r>
     </w:p>
     <w:p>
       <w:pPr>
-        <w:spacing w:after="2800"/>
+        <w:spacing w:after="320"/>
       </w:pPr>
       <w:r>
         <w:rPr>
           <w:color w:val="CBD5E1"/>
         </w:rPr>
-        <w:t>――――――――――――――――――――――――――――――――――――――――</w:t>
+        <w:t>―――――――――――――――――――――――――――――――――――――――――――――――――――――――</w:t>
       </w:r>
     </w:p>
     <w:p>
       <w:pPr>
-        <w:spacing w:after="80"/>
+        <w:keepNext/>
+        <w:spacing w:before="320" w:after="80"/>
+      </w:pPr>
+      <w:r>
+        <w:rPr>
+          <w:rFonts w:ascii="Cambria" w:hAnsi="Cambria"/>
+          <w:b/>
+          <w:color w:val="0F172A"/>
+          <w:sz w:val="32"/>
+        </w:rPr>
+        <w:t>Abstract</w:t>
+      </w:r>
+    </w:p>
+    <w:p>
+      <w:pPr>
+        <w:spacing w:after="120" w:line="276" w:lineRule="auto"/>
+        <w:jc w:val="both"/>
+      </w:pPr>
+      <w:r>
+        <w:rPr>
+          <w:rFonts w:ascii="Calibri" w:hAnsi="Calibri"/>
+          <w:color w:val="1E293B"/>
+          <w:sz w:val="22"/>
+        </w:rPr>
+        <w:t>In modern multi-tenant e-commerce ecosystems, static pricing methodologies fail to dynamically adapt to shifting consumer demand, regional freight overheads, seller run-rates, and product attribute interactions. This paper presents PricePilot AI, a production-grade, end-to-end Machine Learning System and Enterprise Revenue Intelligence Platform designed to automate real-time price optimization and demand forecasting. Built upon a dataset of over 100,000 transaction records from the Olist Brazilian E-Commerce ecosystem, PricePilot AI implements a full-stack software architecture incorporating automated ETL pipelines, feature engineering engines, a 10-algorithm machine learning regression benchmark suite, a 3rd Normal Form (3NF) relational database schema using SQLAlchemy, role-based JSON Web Token (JWT) authorization middleware, and a 90% grayscale, single-accent executive web application designed according to Stripe and Linear UX/UI principles. Empirical evaluations demonstrate that the deployed Extra Trees Regressor achieves superior price estimation accuracy ($R^2 = 0.9904$, $RMSE = 20.46$ BRL, $MAE = 4.76$ BRL) with a sub-10ms real-time inference latency. Furthermore, the system provides 30-day demand run-rate projections with 95% confidence intervals and automated elasticity modeling. This manuscript details the software engineering decisions, architectural patterns, mathematical formulations, security design, and visual analytics engine comprising Milestone 1 of the PricePilot AI project.</w:t>
+      </w:r>
+    </w:p>
+    <w:p>
+      <w:pPr>
+        <w:spacing w:after="360"/>
       </w:pPr>
       <w:r>
         <w:rPr>
           <w:rFonts w:ascii="Calibri" w:hAnsi="Calibri"/>
           <w:b/>
-          <w:sz w:val="22"/>
+          <w:sz w:val="21"/>
         </w:rPr>
-        <w:t xml:space="preserve">Project Team: </w:t>
+        <w:t xml:space="preserve">Keywords— </w:t>
       </w:r>
       <w:r>
         <w:rPr>
-          <w:rFonts w:ascii="Calibri" w:hAnsi="Calibri"/>
+          <w:i/>
         </w:rPr>
-        <w:t>Team 1</w:t>
-      </w:r>
-    </w:p>
-    <w:p>
-      <w:pPr>
-        <w:spacing w:after="80"/>
-      </w:pPr>
-      <w:r>
-        <w:rPr>
-          <w:rFonts w:ascii="Calibri" w:hAnsi="Calibri"/>
-          <w:b/>
-          <w:sz w:val="22"/>
-        </w:rPr>
-        <w:t xml:space="preserve">Prepared For: </w:t>
-      </w:r>
-      <w:r>
-        <w:rPr>
-          <w:rFonts w:ascii="Calibri" w:hAnsi="Calibri"/>
-        </w:rPr>
-        <w:t>Infosys Internship Program Evaluation Committee</w:t>
-      </w:r>
-    </w:p>
-    <w:p>
-      <w:pPr>
-        <w:spacing w:after="80"/>
-      </w:pPr>
-      <w:r>
-        <w:rPr>
-          <w:rFonts w:ascii="Calibri" w:hAnsi="Calibri"/>
-          <w:b/>
-          <w:sz w:val="22"/>
-        </w:rPr>
-        <w:t xml:space="preserve">Repository Author: </w:t>
-      </w:r>
-      <w:r>
-        <w:rPr>
-          <w:rFonts w:ascii="Calibri" w:hAnsi="Calibri"/>
-        </w:rPr>
-        <w:t>Akhil Senthil (akhilsenthil696@gmail.com)</w:t>
-      </w:r>
-    </w:p>
-    <w:p>
-      <w:pPr>
-        <w:spacing w:after="80"/>
-      </w:pPr>
-      <w:r>
-        <w:rPr>
-          <w:rFonts w:ascii="Calibri" w:hAnsi="Calibri"/>
-          <w:b/>
-          <w:sz w:val="22"/>
-        </w:rPr>
-        <w:t xml:space="preserve">Date: </w:t>
-      </w:r>
-      <w:r>
-        <w:rPr>
-          <w:rFonts w:ascii="Calibri" w:hAnsi="Calibri"/>
-        </w:rPr>
-        <w:t>July 2026</w:t>
+        <w:t>Dynamic Pricing Optimization, Machine Learning Pipelines, Extra Trees Regression, Revenue Intelligence, Flask REST Microservices, SQLAlchemy 3NF Schema, JWT Security, Stripe/Linear UI Architecture, E-Commerce Analytics.</w:t>
       </w:r>
     </w:p>
     <w:p>
@@ -129,21 +112,22 @@
     <w:p>
       <w:pPr>
         <w:keepNext/>
-        <w:spacing w:before="280" w:after="80"/>
+        <w:spacing w:before="320" w:after="80"/>
       </w:pPr>
       <w:r>
         <w:rPr>
           <w:rFonts w:ascii="Cambria" w:hAnsi="Cambria"/>
           <w:b/>
           <w:color w:val="0F172A"/>
-          <w:sz w:val="36"/>
+          <w:sz w:val="32"/>
         </w:rPr>
-        <w:t>Abstract</w:t>
+        <w:t>1. Introduction</w:t>
       </w:r>
     </w:p>
     <w:p>
       <w:pPr>
         <w:spacing w:after="120" w:line="276" w:lineRule="auto"/>
+        <w:jc w:val="both"/>
       </w:pPr>
       <w:r>
         <w:rPr>
@@ -151,12 +135,13 @@
           <w:color w:val="1E293B"/>
           <w:sz w:val="22"/>
         </w:rPr>
-        <w:t>This project report documents the implementation and architectural design of PricePilot AI (Milestone 1), a scalable, production-grade Dynamic Pricing Optimization and Revenue Intelligence System. Developed using Python, Flask, SQLAlchemy, Scikit-Learn, and modern RESTful software engineering practices, PricePilot AI leverages machine learning regression models trained on over 100,000 transaction records from the Olist Brazilian E-Commerce dataset to recommend real-time price optimizations, calculate demand forecasts, and generate executive revenue insights.</w:t>
+        <w:t>The digital transformation of retail trade has accelerated the adoption of automated decision-support systems across global supply chains and multi-tenant marketplace platforms. In modern digital commerce, pricing represents one of the most immediate levers governing revenue generation, order conversion efficiency, and gross merchant volume (GMV). However, a vast majority of e-commerce merchants continue to execute static cost-plus pricing or heuristic rule-based discounting strategies. These conventional methods suffer from severe vulnerabilities: they are inherently reactive, incapable of isolating complex nonlinear interactions between product physical metrics, regional logistics tariffs, seller historical reputations, and real-time market elasticity.</w:t>
       </w:r>
     </w:p>
     <w:p>
       <w:pPr>
         <w:spacing w:after="120" w:line="276" w:lineRule="auto"/>
+        <w:jc w:val="both"/>
       </w:pPr>
       <w:r>
         <w:rPr>
@@ -164,47 +149,13 @@
           <w:color w:val="1E293B"/>
           <w:sz w:val="22"/>
         </w:rPr>
-        <w:t>Milestone 1 establishes the end-to-end foundation of the platform: a comprehensive machine learning engineering pipeline featuring 10 regression algorithms (achieving an R² score of 0.9904 with the Extra Trees Regressor), a modular 3NF relational database schema powered by SQLAlchemy, role-based JWT authentication middleware, and a 90% grayscale enterprise web application designed according to modern Stripe and Linear UI/UX principles.</w:t>
-      </w:r>
-    </w:p>
-    <w:p>
-      <w:r>
-        <w:br w:type="page"/>
-      </w:r>
-    </w:p>
-    <w:p>
-      <w:pPr>
-        <w:keepNext/>
-        <w:spacing w:before="280" w:after="80"/>
-      </w:pPr>
-      <w:r>
-        <w:rPr>
-          <w:rFonts w:ascii="Cambria" w:hAnsi="Cambria"/>
-          <w:b/>
-          <w:color w:val="0F172A"/>
-          <w:sz w:val="36"/>
-        </w:rPr>
-        <w:t>1. Introduction</w:t>
-      </w:r>
-    </w:p>
-    <w:p>
-      <w:pPr>
-        <w:keepNext/>
-        <w:spacing w:before="200" w:after="80"/>
-      </w:pPr>
-      <w:r>
-        <w:rPr>
-          <w:rFonts w:ascii="Cambria" w:hAnsi="Cambria"/>
-          <w:b/>
-          <w:color w:val="1E3A8A"/>
-          <w:sz w:val="28"/>
-        </w:rPr>
-        <w:t>1.1 Project Overview</w:t>
+        <w:t>Dynamic pricing systems aim to continuously optimize product prices based on predictive models that account for supply-demand equilibrium, customer willingness-to-pay, inventory velocity, and competitor behavior. While algorithmic dynamic pricing has been adopted by airline booking platforms and ride-hailing services, deploying automated pricing pipelines into multi-category retail e-commerce presents unique software engineering and machine learning challenges. E-commerce platforms operate under high-dimensional attribute spaces where products possess varying dimensions, weights, shipping distances, and review histories. Furthermore, operational dynamic pricing engines must fulfill stringent non-functional requirements, including sub-50ms REST API response latencies, robust data validation protocols, strict role-based access security, and transparent analytical visualizations for executive decision-makers.</w:t>
       </w:r>
     </w:p>
     <w:p>
       <w:pPr>
         <w:spacing w:after="120" w:line="276" w:lineRule="auto"/>
+        <w:jc w:val="both"/>
       </w:pPr>
       <w:r>
         <w:rPr>
@@ -212,27 +163,13 @@
           <w:color w:val="1E293B"/>
           <w:sz w:val="22"/>
         </w:rPr>
-        <w:t>In modern multi-tenant e-commerce marketplaces, static pricing strategies fail to capture dynamic shifts in consumer demand, logistics overhead, competitor behavior, and product attributes. PricePilot AI is built to solve this challenge by deploying predictive machine learning regression pipelines that compute real-time, statistically optimal retail price recommendations.</w:t>
-      </w:r>
-    </w:p>
-    <w:p>
-      <w:pPr>
-        <w:keepNext/>
-        <w:spacing w:before="200" w:after="80"/>
-      </w:pPr>
-      <w:r>
-        <w:rPr>
-          <w:rFonts w:ascii="Cambria" w:hAnsi="Cambria"/>
-          <w:b/>
-          <w:color w:val="1E3A8A"/>
-          <w:sz w:val="28"/>
-        </w:rPr>
-        <w:t>1.2 Problem Statement</w:t>
+        <w:t>To address these architectural and analytical requirements, we present PricePilot AI—a comprehensive Dynamic Pricing Optimization and Revenue Intelligence System developed as part of Milestone 1 of our enterprise software initiative. PricePilot AI integrates machine learning regression pipelines with modern web microservice architectures to deliver instantaneous optimal price suggestions, risk-aware min/max pricing bounds, 30-day unit demand forecasts, and interactive cross-filtered business dashboards.</w:t>
       </w:r>
     </w:p>
     <w:p>
       <w:pPr>
         <w:spacing w:after="120" w:line="276" w:lineRule="auto"/>
+        <w:jc w:val="both"/>
       </w:pPr>
       <w:r>
         <w:rPr>
@@ -240,27 +177,13 @@
           <w:color w:val="1E293B"/>
           <w:sz w:val="22"/>
         </w:rPr>
-        <w:t>Traditional retail pricing relies on manual markup rules or periodic offline adjustments, leading to margin erosion during demand spikes and lost sales during competitive pressures. Sellers lack automated tools to account for freight costs, volumetric package dimensions, seller historical performance, and regional customer distributions when setting prices.</w:t>
-      </w:r>
-    </w:p>
-    <w:p>
-      <w:pPr>
-        <w:keepNext/>
-        <w:spacing w:before="200" w:after="80"/>
-      </w:pPr>
-      <w:r>
-        <w:rPr>
-          <w:rFonts w:ascii="Cambria" w:hAnsi="Cambria"/>
-          <w:b/>
-          <w:color w:val="1E3A8A"/>
-          <w:sz w:val="28"/>
-        </w:rPr>
-        <w:t>1.3 Importance of AI-Driven Dynamic Pricing</w:t>
+        <w:t>The principal contributions of this work include: (1) An automated ETL and feature engineering pipeline (`src/`) capable of ingesting 100,000+ raw transaction logs and deriving composite logistics, volumetric, and temporal features; (2) A standardized model benchmarking suite evaluating 10 machine learning regression algorithms across 5-fold cross-validation; (3) A modular Flask microservice backend adhering to 3rd Normal Form (3NF) relational database constraints via SQLAlchemy; (4) A stateless PyJWT token-based authentication and role-authorization framework enforcing granular user permissions; and (5) A portfolio-grade, single-page application (SPA) built upon a 90% grayscale, typography-first enterprise design system utilizing Lucide vector iconography and ApexCharts financial visualizations.</w:t>
       </w:r>
     </w:p>
     <w:p>
       <w:pPr>
         <w:spacing w:after="120" w:line="276" w:lineRule="auto"/>
+        <w:jc w:val="both"/>
       </w:pPr>
       <w:r>
         <w:rPr>
@@ -268,27 +191,28 @@
           <w:color w:val="1E293B"/>
           <w:sz w:val="22"/>
         </w:rPr>
-        <w:t>AI-driven dynamic pricing automates optimal price discovery by analyzing high-dimensional historical sales features. By predicting consumer willingness-to-pay while maintaining minimum profitability constraints, e-commerce platforms can systematically maximize Gross Merchandise Value (GMV) and net margins.</w:t>
+        <w:t>The remainder of this manuscript is organized as follows: Section 2 details the literature motivation and mathematical background of price elasticity. Section 3 formulates the core problem statement. Section 4 presents the engineering objectives and contributions. Section 5 provides a comparative analysis between legacy dynamic pricing systems and PricePilot AI. Section 6 and Section 7 detail the high-level system architecture and repository structure. Sections 8 through 11 cover data preprocessing, feature engineering, and predictive algorithms. Sections 12 through 17 discuss the software architecture, REST APIs, frontend design, and security protocols. Sections 18 and 19 evaluate experimental results and model benchmarks, while Sections 20 and 21 discuss system limitations and conclude Milestone 1.</w:t>
       </w:r>
     </w:p>
     <w:p>
       <w:pPr>
         <w:keepNext/>
-        <w:spacing w:before="200" w:after="80"/>
+        <w:spacing w:before="320" w:after="80"/>
       </w:pPr>
       <w:r>
         <w:rPr>
           <w:rFonts w:ascii="Cambria" w:hAnsi="Cambria"/>
           <w:b/>
-          <w:color w:val="1E3A8A"/>
-          <w:sz w:val="28"/>
+          <w:color w:val="0F172A"/>
+          <w:sz w:val="32"/>
         </w:rPr>
-        <w:t>1.4 Scope of Milestone 1 Implementation</w:t>
+        <w:t>2. Literature Motivation &amp; Theoretical Background</w:t>
       </w:r>
     </w:p>
     <w:p>
       <w:pPr>
         <w:spacing w:after="120" w:line="276" w:lineRule="auto"/>
+        <w:jc w:val="both"/>
       </w:pPr>
       <w:r>
         <w:rPr>
@@ -296,119 +220,42 @@
           <w:color w:val="1E293B"/>
           <w:sz w:val="22"/>
         </w:rPr>
-        <w:t>The scope of Milestone 1 focuses on completing the baseline system architecture and core operational capabilities:</w:t>
+        <w:t>The theoretical foundation of dynamic pricing is rooted in microeconomic price elasticity of demand ($\epsilon$), defined as the ratio of the percentage change in quantity demanded ($Q$) resulting from a percentage change in price ($P$):</w:t>
       </w:r>
     </w:p>
     <w:p>
       <w:pPr>
-        <w:pStyle w:val="ListBullet"/>
-        <w:spacing w:after="60" w:line="276" w:lineRule="auto"/>
+        <w:spacing w:before="80" w:after="120"/>
+        <w:ind w:left="288" w:right="288"/>
+      </w:pPr>
+      <w:r>
+        <w:rPr>
+          <w:rFonts w:ascii="Consolas" w:hAnsi="Consolas"/>
+          <w:color w:val="0F172A"/>
+          <w:sz w:val="18"/>
+        </w:rPr>
+        <w:t xml:space="preserve">   ε = (∂Q / ∂P) ⨯ (P / Q)</w:t>
+      </w:r>
+    </w:p>
+    <w:p>
+      <w:pPr>
+        <w:spacing w:after="160"/>
+        <w:jc w:val="center"/>
       </w:pPr>
       <w:r>
         <w:rPr>
           <w:rFonts w:ascii="Calibri" w:hAnsi="Calibri"/>
-          <w:b/>
-          <w:color w:val="0F172A"/>
-          <w:sz w:val="22"/>
+          <w:i/>
+          <w:color w:val="64748B"/>
+          <w:sz w:val="18"/>
         </w:rPr>
-        <w:t xml:space="preserve">Data Pipeline &amp; Preprocessing: </w:t>
-      </w:r>
-      <w:r>
-        <w:rPr>
-          <w:rFonts w:ascii="Calibri" w:hAnsi="Calibri"/>
-          <w:color w:val="1E293B"/>
-          <w:sz w:val="22"/>
-        </w:rPr>
-        <w:t>Cleaning, encoding, and engineering composite metrics from 100,000+ transaction records.</w:t>
-      </w:r>
-    </w:p>
-    <w:p>
-      <w:pPr>
-        <w:pStyle w:val="ListBullet"/>
-        <w:spacing w:after="60" w:line="276" w:lineRule="auto"/>
-      </w:pPr>
-      <w:r>
-        <w:rPr>
-          <w:rFonts w:ascii="Calibri" w:hAnsi="Calibri"/>
-          <w:b/>
-          <w:color w:val="0F172A"/>
-          <w:sz w:val="22"/>
-        </w:rPr>
-        <w:t xml:space="preserve">Machine Learning Modeling: </w:t>
-      </w:r>
-      <w:r>
-        <w:rPr>
-          <w:rFonts w:ascii="Calibri" w:hAnsi="Calibri"/>
-          <w:color w:val="1E293B"/>
-          <w:sz w:val="22"/>
-        </w:rPr>
-        <w:t>Benchmarking 10 regression algorithms and packaging the optimal model for production serving.</w:t>
-      </w:r>
-    </w:p>
-    <w:p>
-      <w:pPr>
-        <w:pStyle w:val="ListBullet"/>
-        <w:spacing w:after="60" w:line="276" w:lineRule="auto"/>
-      </w:pPr>
-      <w:r>
-        <w:rPr>
-          <w:rFonts w:ascii="Calibri" w:hAnsi="Calibri"/>
-          <w:b/>
-          <w:color w:val="0F172A"/>
-          <w:sz w:val="22"/>
-        </w:rPr>
-        <w:t xml:space="preserve">Backend Microservices: </w:t>
-      </w:r>
-      <w:r>
-        <w:rPr>
-          <w:rFonts w:ascii="Calibri" w:hAnsi="Calibri"/>
-          <w:color w:val="1E293B"/>
-          <w:sz w:val="22"/>
-        </w:rPr>
-        <w:t>Developing modular Flask blueprints, REST API endpoints, JWT authentication, and SQLAlchemy 3NF database models.</w:t>
-      </w:r>
-    </w:p>
-    <w:p>
-      <w:pPr>
-        <w:pStyle w:val="ListBullet"/>
-        <w:spacing w:after="60" w:line="276" w:lineRule="auto"/>
-      </w:pPr>
-      <w:r>
-        <w:rPr>
-          <w:rFonts w:ascii="Calibri" w:hAnsi="Calibri"/>
-          <w:b/>
-          <w:color w:val="0F172A"/>
-          <w:sz w:val="22"/>
-        </w:rPr>
-        <w:t xml:space="preserve">Enterprise Web Application: </w:t>
-      </w:r>
-      <w:r>
-        <w:rPr>
-          <w:rFonts w:ascii="Calibri" w:hAnsi="Calibri"/>
-          <w:color w:val="1E293B"/>
-          <w:sz w:val="22"/>
-        </w:rPr>
-        <w:t>Building a high-performance single-page application (SPA) with real-time ML inference, ApexCharts visualizations, global filters, and modern grayscale enterprise design.</w:t>
-      </w:r>
-    </w:p>
-    <w:p>
-      <w:pPr>
-        <w:keepNext/>
-        <w:spacing w:before="280" w:after="80"/>
-      </w:pPr>
-      <w:r>
-        <w:rPr>
-          <w:rFonts w:ascii="Cambria" w:hAnsi="Cambria"/>
-          <w:b/>
-          <w:color w:val="0F172A"/>
-          <w:sz w:val="36"/>
-        </w:rPr>
-        <w:t>2. Project Objectives</w:t>
+        <w:t>Equation 1. Mathematical Formulation of Price Elasticity of Demand</w:t>
       </w:r>
     </w:p>
     <w:p>
       <w:pPr>
         <w:spacing w:after="120" w:line="276" w:lineRule="auto"/>
+        <w:jc w:val="both"/>
       </w:pPr>
       <w:r>
         <w:rPr>
@@ -416,389 +263,248 @@
           <w:color w:val="1E293B"/>
           <w:sz w:val="22"/>
         </w:rPr>
-        <w:t>All primary engineering objectives established for Milestone 1 have been successfully completed and validated:</w:t>
+        <w:t>In traditional linear demand modeling, elasticity is assumed constant or linear over a narrow price band. However, empirical e-commerce data reveals highly nonlinear, multi-modal demand surfaces influenced by freight costs, seller rating tiers, delivery delays, and product physical volumes. Recent literature in machine learning for revenue management demonstrates that ensemble tree-based models (such as Extra Trees, Random Forests, and Gradient Boosted Decision Trees) significantly outperform classical Ordinary Least Squares (OLS) regression models by capturing higher-order feature interactions without requiring restrictive distributional assumptions.</w:t>
       </w:r>
     </w:p>
     <w:p>
       <w:pPr>
-        <w:pStyle w:val="ListBullet"/>
-        <w:spacing w:after="60" w:line="276" w:lineRule="auto"/>
+        <w:spacing w:after="120" w:line="276" w:lineRule="auto"/>
+        <w:jc w:val="both"/>
       </w:pPr>
-      <w:r>
-        <w:rPr>
-          <w:rFonts w:ascii="Calibri" w:hAnsi="Calibri"/>
-          <w:b/>
-          <w:color w:val="0F172A"/>
-          <w:sz w:val="22"/>
-        </w:rPr>
-        <w:t xml:space="preserve">Repository Architecture &amp; Initialization: </w:t>
-      </w:r>
       <w:r>
         <w:rPr>
           <w:rFonts w:ascii="Calibri" w:hAnsi="Calibri"/>
           <w:color w:val="1E293B"/>
           <w:sz w:val="22"/>
         </w:rPr>
-        <w:t>Structuring a clean, production-grade codebase separating machine learning ETL pipeline code (`src/`), Flask application modules (`app/`), unit tests (`tests/`), and model artifacts (`outputs/`).</w:t>
+        <w:t>From a software engineering perspective, existing enterprise analytics tools often suffer from cognitive overload caused by excessive UI clutter, unstructured data tables, and brightly colored template visuals. Modern design literature pioneered by industrial design leaders (such as Stripe, Linear, and Vercel) emphasizes typography-first visual hierarchies, strict 8px layout grids, high-contrast dark themes, and selective single-accent palette applications. PricePilot AI synthesizes these machine learning and UI/UX paradigms into a unified, enterprise-ready software architecture.</w:t>
       </w:r>
     </w:p>
     <w:p>
       <w:pPr>
-        <w:pStyle w:val="ListBullet"/>
-        <w:spacing w:after="60" w:line="276" w:lineRule="auto"/>
+        <w:spacing w:after="120" w:line="276" w:lineRule="auto"/>
+        <w:jc w:val="both"/>
       </w:pPr>
-      <w:r>
-        <w:rPr>
-          <w:rFonts w:ascii="Calibri" w:hAnsi="Calibri"/>
-          <w:b/>
-          <w:color w:val="0F172A"/>
-          <w:sz w:val="22"/>
-        </w:rPr>
-        <w:t xml:space="preserve">Dataset Integration &amp; Feature Engineering: </w:t>
-      </w:r>
       <w:r>
         <w:rPr>
           <w:rFonts w:ascii="Calibri" w:hAnsi="Calibri"/>
           <w:color w:val="1E293B"/>
           <w:sz w:val="22"/>
         </w:rPr>
-        <w:t>Merging order items, products, sellers, customers, and payment datasets to engineer composite physical, freight, and seller run-rate features.</w:t>
+        <w:t>Furthermore, contemporary research in software microservices stresses the necessity of loose coupling between the analytical inference engine and the web server. By instantiating pre-compiled model pipelines as lightweight Python services, web endpoints maintain stateless execution, delegating heavy tensor computation to specialized inference helpers. This design pattern prevents blocking operations on the primary web server thread, allowing the Flask REST application to achieve high concurrency.</w:t>
       </w:r>
     </w:p>
     <w:p>
       <w:pPr>
-        <w:pStyle w:val="ListBullet"/>
-        <w:spacing w:after="60" w:line="276" w:lineRule="auto"/>
+        <w:keepNext/>
+        <w:spacing w:before="320" w:after="80"/>
       </w:pPr>
       <w:r>
         <w:rPr>
-          <w:rFonts w:ascii="Calibri" w:hAnsi="Calibri"/>
+          <w:rFonts w:ascii="Cambria" w:hAnsi="Cambria"/>
           <w:b/>
           <w:color w:val="0F172A"/>
-          <w:sz w:val="22"/>
+          <w:sz w:val="32"/>
         </w:rPr>
-        <w:t xml:space="preserve">ML Pipeline &amp; Benchmark Evaluation: </w:t>
+        <w:t>3. Problem Statement</w:t>
       </w:r>
+    </w:p>
+    <w:p>
+      <w:pPr>
+        <w:spacing w:after="120" w:line="276" w:lineRule="auto"/>
+        <w:jc w:val="both"/>
+      </w:pPr>
       <w:r>
         <w:rPr>
           <w:rFonts w:ascii="Calibri" w:hAnsi="Calibri"/>
           <w:color w:val="1E293B"/>
           <w:sz w:val="22"/>
         </w:rPr>
-        <w:t>Evaluating 10 regression architectures using 5-fold cross-validation, selecting Extra Trees Regressor ($R^2 = 0.9904$, RMSE = R$ 20.46) as the primary engine.</w:t>
+        <w:t>Multi-category e-commerce marketplaces encounter significant revenue degradation due to sub-optimal pricing strategies. Specific technical and operational friction points identified in current marketplace operations include:</w:t>
       </w:r>
     </w:p>
     <w:p>
       <w:pPr>
-        <w:pStyle w:val="ListBullet"/>
-        <w:spacing w:after="60" w:line="276" w:lineRule="auto"/>
+        <w:spacing w:after="120" w:line="276" w:lineRule="auto"/>
+        <w:jc w:val="both"/>
       </w:pPr>
-      <w:r>
-        <w:rPr>
-          <w:rFonts w:ascii="Calibri" w:hAnsi="Calibri"/>
-          <w:b/>
-          <w:color w:val="0F172A"/>
-          <w:sz w:val="22"/>
-        </w:rPr>
-        <w:t xml:space="preserve">Security &amp; Role Authentication: </w:t>
-      </w:r>
       <w:r>
         <w:rPr>
           <w:rFonts w:ascii="Calibri" w:hAnsi="Calibri"/>
           <w:color w:val="1E293B"/>
           <w:sz w:val="22"/>
         </w:rPr>
-        <w:t>Implementing Bcrypt password hashing and JSON Web Token (JWT) Access and Refresh token authentication with role-based middleware (`Admin`, `Pricing Manager`, `Business Analyst`).</w:t>
+        <w:t>1. Static Price Inflexibility: Sellers routinely assign fixed price points without adjusting for seasonal demand fluctuations or logistical freight inflation, leading to margin contraction during peak shipping periods.</w:t>
       </w:r>
     </w:p>
     <w:p>
       <w:pPr>
-        <w:pStyle w:val="ListBullet"/>
-        <w:spacing w:after="60" w:line="276" w:lineRule="auto"/>
+        <w:spacing w:after="120" w:line="276" w:lineRule="auto"/>
+        <w:jc w:val="both"/>
       </w:pPr>
-      <w:r>
-        <w:rPr>
-          <w:rFonts w:ascii="Calibri" w:hAnsi="Calibri"/>
-          <w:b/>
-          <w:color w:val="0F172A"/>
-          <w:sz w:val="22"/>
-        </w:rPr>
-        <w:t xml:space="preserve">Enterprise Web Application &amp; Dashboard: </w:t>
-      </w:r>
       <w:r>
         <w:rPr>
           <w:rFonts w:ascii="Calibri" w:hAnsi="Calibri"/>
           <w:color w:val="1E293B"/>
           <w:sz w:val="22"/>
         </w:rPr>
-        <w:t>Designing a 90% grayscale, typography-first user interface with Lucide SVG iconography, 6 interactive KPI sparklines, ApexCharts visualizations, search filters, and CSV data export capabilities.</w:t>
+        <w:t>2. Dimensional &amp; Freight Cost Misalignment: Shipping fees and volumetric package weights represent up to 35% of total transaction values in regional marketplaces. Uncoordinated pricing fails to absorb freight variances, driving customer cart abandonment.</w:t>
+      </w:r>
+    </w:p>
+    <w:p>
+      <w:pPr>
+        <w:spacing w:after="120" w:line="276" w:lineRule="auto"/>
+        <w:jc w:val="both"/>
+      </w:pPr>
+      <w:r>
+        <w:rPr>
+          <w:rFonts w:ascii="Calibri" w:hAnsi="Calibri"/>
+          <w:color w:val="1E293B"/>
+          <w:sz w:val="22"/>
+        </w:rPr>
+        <w:t>3. Fragmented Microservice Implementations: Existing analytical scripts operate as disconnected Jupyter notebooks or standalone batch jobs, lacking production REST endpoints, secure authentication, or relational database persistence.</w:t>
+      </w:r>
+    </w:p>
+    <w:p>
+      <w:pPr>
+        <w:spacing w:after="120" w:line="276" w:lineRule="auto"/>
+        <w:jc w:val="both"/>
+      </w:pPr>
+      <w:r>
+        <w:rPr>
+          <w:rFonts w:ascii="Calibri" w:hAnsi="Calibri"/>
+          <w:color w:val="1E293B"/>
+          <w:sz w:val="22"/>
+        </w:rPr>
+        <w:t>4. Unreadable Analytical Dashboards: Legacy business intelligence interfaces suffer from cluttered chart visualizations, overlapping text labels, and lack of cross-filtering, preventing executive teams from rapidly extracting actionable insights.</w:t>
+      </w:r>
+    </w:p>
+    <w:p>
+      <w:pPr>
+        <w:spacing w:after="120" w:line="276" w:lineRule="auto"/>
+        <w:jc w:val="both"/>
+      </w:pPr>
+      <w:r>
+        <w:rPr>
+          <w:rFonts w:ascii="Calibri" w:hAnsi="Calibri"/>
+          <w:color w:val="1E293B"/>
+          <w:sz w:val="22"/>
+        </w:rPr>
+        <w:t>Without an automated, centralized platform uniting predictive modeling, database persistence, and clean visual analytics, marketplace operators remain unable to execute systematic price optimization across high-volume product catalogs.</w:t>
       </w:r>
     </w:p>
     <w:p>
       <w:pPr>
         <w:keepNext/>
-        <w:spacing w:before="280" w:after="80"/>
+        <w:spacing w:before="320" w:after="80"/>
       </w:pPr>
       <w:r>
         <w:rPr>
           <w:rFonts w:ascii="Cambria" w:hAnsi="Cambria"/>
           <w:b/>
           <w:color w:val="0F172A"/>
-          <w:sz w:val="36"/>
+          <w:sz w:val="32"/>
         </w:rPr>
-        <w:t>3. System Requirements</w:t>
+        <w:t>4. Objectives &amp; Engineering Contributions</w:t>
       </w:r>
     </w:p>
     <w:p>
       <w:pPr>
-        <w:keepNext/>
-        <w:spacing w:before="200" w:after="80"/>
+        <w:spacing w:after="120" w:line="276" w:lineRule="auto"/>
+        <w:jc w:val="both"/>
       </w:pPr>
-      <w:r>
-        <w:rPr>
-          <w:rFonts w:ascii="Cambria" w:hAnsi="Cambria"/>
-          <w:b/>
-          <w:color w:val="1E3A8A"/>
-          <w:sz w:val="28"/>
-        </w:rPr>
-        <w:t>3.1 Functional Requirements</w:t>
-      </w:r>
-    </w:p>
-    <w:p>
-      <w:pPr>
-        <w:pStyle w:val="ListBullet"/>
-        <w:spacing w:after="60" w:line="276" w:lineRule="auto"/>
-      </w:pPr>
-      <w:r>
-        <w:rPr>
-          <w:rFonts w:ascii="Calibri" w:hAnsi="Calibri"/>
-          <w:b/>
-          <w:color w:val="0F172A"/>
-          <w:sz w:val="22"/>
-        </w:rPr>
-        <w:t xml:space="preserve">FR-1 Authentication: </w:t>
-      </w:r>
       <w:r>
         <w:rPr>
           <w:rFonts w:ascii="Calibri" w:hAnsi="Calibri"/>
           <w:color w:val="1E293B"/>
           <w:sz w:val="22"/>
         </w:rPr>
-        <w:t>Users can register, sign in, obtain JWT tokens, and access role-protected API endpoints.</w:t>
+        <w:t>To resolve the aforementioned challenges, the primary objective of Milestone 1 is to construct a scalable, fully integrated dynamic pricing software system:</w:t>
       </w:r>
     </w:p>
     <w:p>
       <w:pPr>
-        <w:pStyle w:val="ListBullet"/>
-        <w:spacing w:after="60" w:line="276" w:lineRule="auto"/>
+        <w:spacing w:after="120" w:line="276" w:lineRule="auto"/>
+        <w:jc w:val="both"/>
       </w:pPr>
-      <w:r>
-        <w:rPr>
-          <w:rFonts w:ascii="Calibri" w:hAnsi="Calibri"/>
-          <w:b/>
-          <w:color w:val="0F172A"/>
-          <w:sz w:val="22"/>
-        </w:rPr>
-        <w:t xml:space="preserve">FR-2 Live ML Price Inference: </w:t>
-      </w:r>
       <w:r>
         <w:rPr>
           <w:rFonts w:ascii="Calibri" w:hAnsi="Calibri"/>
           <w:color w:val="1E293B"/>
           <w:sz w:val="22"/>
         </w:rPr>
-        <w:t>Users can input physical attributes (base cost, freight, weight, dimensions) to receive instantaneous AI price recommendations, confidence scores, and min/max bounds.</w:t>
+        <w:t>• Objective 1 — Automated Data Engineering Pipeline: Implement a reproducible ETL module (`src/data_loader.py`, `src/preprocessor.py`, `src/feature_engineering.py`) that ingests raw transactional CSVs, executes outlier filtering, calculates physical volume metrics, and extracts seller historical run-rates.</w:t>
       </w:r>
     </w:p>
     <w:p>
       <w:pPr>
-        <w:pStyle w:val="ListBullet"/>
-        <w:spacing w:after="60" w:line="276" w:lineRule="auto"/>
+        <w:spacing w:after="120" w:line="276" w:lineRule="auto"/>
+        <w:jc w:val="both"/>
       </w:pPr>
-      <w:r>
-        <w:rPr>
-          <w:rFonts w:ascii="Calibri" w:hAnsi="Calibri"/>
-          <w:b/>
-          <w:color w:val="0F172A"/>
-          <w:sz w:val="22"/>
-        </w:rPr>
-        <w:t xml:space="preserve">FR-3 Demand Forecasting: </w:t>
-      </w:r>
       <w:r>
         <w:rPr>
           <w:rFonts w:ascii="Calibri" w:hAnsi="Calibri"/>
           <w:color w:val="1E293B"/>
           <w:sz w:val="22"/>
         </w:rPr>
-        <w:t>The platform computes 30-day projected demand run-rates along with 95% confidence intervals.</w:t>
+        <w:t>• Objective 2 — Algorithmic Regressor Benchmarking: Train and evaluate 10 distinct regression model architectures using 5-fold cross-validation, logging R², RMSE, MAE, training duration, and real-time inference latency to select the optimal production model.</w:t>
       </w:r>
     </w:p>
     <w:p>
       <w:pPr>
-        <w:pStyle w:val="ListBullet"/>
-        <w:spacing w:after="60" w:line="276" w:lineRule="auto"/>
+        <w:spacing w:after="120" w:line="276" w:lineRule="auto"/>
+        <w:jc w:val="both"/>
       </w:pPr>
-      <w:r>
-        <w:rPr>
-          <w:rFonts w:ascii="Calibri" w:hAnsi="Calibri"/>
-          <w:b/>
-          <w:color w:val="0F172A"/>
-          <w:sz w:val="22"/>
-        </w:rPr>
-        <w:t xml:space="preserve">FR-4 Product Catalog Management: </w:t>
-      </w:r>
       <w:r>
         <w:rPr>
           <w:rFonts w:ascii="Calibri" w:hAnsi="Calibri"/>
           <w:color w:val="1E293B"/>
           <w:sz w:val="22"/>
         </w:rPr>
-        <w:t>Users can query, filter by category/SKU, inspect pricing, and export CSV product data.</w:t>
+        <w:t>• Objective 3 — Production Flask Microservice Architecture: Build a modular Flask application (`app/`) utilizing Blueprint routing, SQLAlchemy ORM data persistence across 12 3NF relational tables, and stateless PyJWT security protocols.</w:t>
       </w:r>
     </w:p>
     <w:p>
       <w:pPr>
-        <w:pStyle w:val="ListBullet"/>
-        <w:spacing w:after="60" w:line="276" w:lineRule="auto"/>
+        <w:spacing w:after="120" w:line="276" w:lineRule="auto"/>
+        <w:jc w:val="both"/>
       </w:pPr>
-      <w:r>
-        <w:rPr>
-          <w:rFonts w:ascii="Calibri" w:hAnsi="Calibri"/>
-          <w:b/>
-          <w:color w:val="0F172A"/>
-          <w:sz w:val="22"/>
-        </w:rPr>
-        <w:t xml:space="preserve">FR-5 Leaderboard Benchmarking: </w:t>
-      </w:r>
       <w:r>
         <w:rPr>
           <w:rFonts w:ascii="Calibri" w:hAnsi="Calibri"/>
           <w:color w:val="1E293B"/>
           <w:sz w:val="22"/>
         </w:rPr>
-        <w:t>System displays standardized accuracy, RMSE, MAE, training time, and latency metrics across all 10 trained models.</w:t>
+        <w:t>• Objective 4 — Production-Grade Minimalist Interface: Construct an enterprise UI using HTML5, Vanilla CSS3, and ES6 JavaScript that adheres to Stripe and Linear design standards—eliminating decorative clutter and implementing interactive financial chart visualizers.</w:t>
       </w:r>
     </w:p>
     <w:p>
       <w:pPr>
         <w:keepNext/>
-        <w:spacing w:before="200" w:after="80"/>
+        <w:spacing w:before="320" w:after="80"/>
       </w:pPr>
       <w:r>
         <w:rPr>
           <w:rFonts w:ascii="Cambria" w:hAnsi="Cambria"/>
           <w:b/>
-          <w:color w:val="1E3A8A"/>
-          <w:sz w:val="28"/>
+          <w:color w:val="0F172A"/>
+          <w:sz w:val="32"/>
         </w:rPr>
-        <w:t>3.2 Non-Functional Requirements</w:t>
+        <w:t>5. Existing System vs. Proposed PricePilot AI Platform</w:t>
       </w:r>
     </w:p>
     <w:p>
       <w:pPr>
-        <w:pStyle w:val="ListBullet"/>
-        <w:spacing w:after="60" w:line="276" w:lineRule="auto"/>
+        <w:spacing w:after="120" w:line="276" w:lineRule="auto"/>
+        <w:jc w:val="both"/>
       </w:pPr>
-      <w:r>
-        <w:rPr>
-          <w:rFonts w:ascii="Calibri" w:hAnsi="Calibri"/>
-          <w:b/>
-          <w:color w:val="0F172A"/>
-          <w:sz w:val="22"/>
-        </w:rPr>
-        <w:t xml:space="preserve">NFR-1 Inference Latency: </w:t>
-      </w:r>
       <w:r>
         <w:rPr>
           <w:rFonts w:ascii="Calibri" w:hAnsi="Calibri"/>
           <w:color w:val="1E293B"/>
           <w:sz w:val="22"/>
         </w:rPr>
-        <w:t>Real-time ML price predictions must complete in under 50 milliseconds.</w:t>
-      </w:r>
-    </w:p>
-    <w:p>
-      <w:pPr>
-        <w:pStyle w:val="ListBullet"/>
-        <w:spacing w:after="60" w:line="276" w:lineRule="auto"/>
-      </w:pPr>
-      <w:r>
-        <w:rPr>
-          <w:rFonts w:ascii="Calibri" w:hAnsi="Calibri"/>
-          <w:b/>
-          <w:color w:val="0F172A"/>
-          <w:sz w:val="22"/>
-        </w:rPr>
-        <w:t xml:space="preserve">NFR-2 Prediction Accuracy: </w:t>
-      </w:r>
-      <w:r>
-        <w:rPr>
-          <w:rFonts w:ascii="Calibri" w:hAnsi="Calibri"/>
-          <w:color w:val="1E293B"/>
-          <w:sz w:val="22"/>
-        </w:rPr>
-        <w:t>Primary regression model must achieve an R² coefficient of determination exceeding 0.95.</w:t>
-      </w:r>
-    </w:p>
-    <w:p>
-      <w:pPr>
-        <w:pStyle w:val="ListBullet"/>
-        <w:spacing w:after="60" w:line="276" w:lineRule="auto"/>
-      </w:pPr>
-      <w:r>
-        <w:rPr>
-          <w:rFonts w:ascii="Calibri" w:hAnsi="Calibri"/>
-          <w:b/>
-          <w:color w:val="0F172A"/>
-          <w:sz w:val="22"/>
-        </w:rPr>
-        <w:t xml:space="preserve">NFR-3 Security &amp; Privacy: </w:t>
-      </w:r>
-      <w:r>
-        <w:rPr>
-          <w:rFonts w:ascii="Calibri" w:hAnsi="Calibri"/>
-          <w:color w:val="1E293B"/>
-          <w:sz w:val="22"/>
-        </w:rPr>
-        <w:t>Passwords must be salted and hashed using Bcrypt. API requests must validate bearer JWT tokens.</w:t>
-      </w:r>
-    </w:p>
-    <w:p>
-      <w:pPr>
-        <w:pStyle w:val="ListBullet"/>
-        <w:spacing w:after="60" w:line="276" w:lineRule="auto"/>
-      </w:pPr>
-      <w:r>
-        <w:rPr>
-          <w:rFonts w:ascii="Calibri" w:hAnsi="Calibri"/>
-          <w:b/>
-          <w:color w:val="0F172A"/>
-          <w:sz w:val="22"/>
-        </w:rPr>
-        <w:t xml:space="preserve">NFR-4 UI Readability &amp; Aesthetics: </w:t>
-      </w:r>
-      <w:r>
-        <w:rPr>
-          <w:rFonts w:ascii="Calibri" w:hAnsi="Calibri"/>
-          <w:color w:val="1E293B"/>
-          <w:sz w:val="22"/>
-        </w:rPr>
-        <w:t>Zero text/label overlap on financial charts, responsive 8px spacing grid, and 90% grayscale visual theme.</w:t>
-      </w:r>
-    </w:p>
-    <w:p>
-      <w:pPr>
-        <w:keepNext/>
-        <w:spacing w:before="200" w:after="80"/>
-      </w:pPr>
-      <w:r>
-        <w:rPr>
-          <w:rFonts w:ascii="Cambria" w:hAnsi="Cambria"/>
-          <w:b/>
-          <w:color w:val="1E3A8A"/>
-          <w:sz w:val="28"/>
-        </w:rPr>
-        <w:t>3.3 Software &amp; Hardware Stack</w:t>
+        <w:t>A detailed comparative analysis highlighting the technical advancements of PricePilot AI over existing legacy pricing solutions is presented in Table 1.</w:t>
       </w:r>
     </w:p>
     <w:tbl>
@@ -809,47 +515,59 @@
         <w:tblLook w:firstColumn="1" w:firstRow="1" w:lastColumn="0" w:lastRow="0" w:noHBand="0" w:noVBand="1" w:val="04A0"/>
       </w:tblPr>
       <w:tblGrid>
-        <w:gridCol w:w="4680"/>
-        <w:gridCol w:w="4680"/>
+        <w:gridCol w:w="3120"/>
+        <w:gridCol w:w="3120"/>
+        <w:gridCol w:w="3120"/>
       </w:tblGrid>
       <w:tr>
         <w:tc>
           <w:tcPr>
-            <w:tcW w:type="dxa" w:w="4680"/>
-            <w:shd w:fill="1E293B"/>
+            <w:tcW w:type="dxa" w:w="3120"/>
+            <w:shd w:fill="0F172A"/>
           </w:tcPr>
           <w:p>
-            <w:pPr>
-              <w:jc w:val="left"/>
-            </w:pPr>
             <w:r>
               <w:rPr>
                 <w:rFonts w:ascii="Calibri" w:hAnsi="Calibri"/>
                 <w:b/>
                 <w:color w:val="FFFFFF"/>
-                <w:sz w:val="20"/>
+                <w:sz w:val="19"/>
               </w:rPr>
-              <w:t>Category</w:t>
+              <w:t>Feature / Architecture</w:t>
             </w:r>
           </w:p>
         </w:tc>
         <w:tc>
           <w:tcPr>
-            <w:tcW w:type="dxa" w:w="4680"/>
-            <w:shd w:fill="1E293B"/>
+            <w:tcW w:type="dxa" w:w="3120"/>
+            <w:shd w:fill="0F172A"/>
           </w:tcPr>
           <w:p>
-            <w:pPr>
-              <w:jc w:val="left"/>
-            </w:pPr>
             <w:r>
               <w:rPr>
                 <w:rFonts w:ascii="Calibri" w:hAnsi="Calibri"/>
                 <w:b/>
                 <w:color w:val="FFFFFF"/>
-                <w:sz w:val="20"/>
+                <w:sz w:val="19"/>
               </w:rPr>
-              <w:t>Technology / Specification</w:t>
+              <w:t>Legacy Dynamic Pricing Systems</w:t>
+            </w:r>
+          </w:p>
+        </w:tc>
+        <w:tc>
+          <w:tcPr>
+            <w:tcW w:type="dxa" w:w="3120"/>
+            <w:shd w:fill="0F172A"/>
+          </w:tcPr>
+          <w:p>
+            <w:r>
+              <w:rPr>
+                <w:rFonts w:ascii="Calibri" w:hAnsi="Calibri"/>
+                <w:b/>
+                <w:color w:val="FFFFFF"/>
+                <w:sz w:val="19"/>
+              </w:rPr>
+              <w:t>Proposed PricePilot AI Platform</w:t>
             </w:r>
           </w:p>
         </w:tc>
@@ -857,45 +575,64 @@
       <w:tr>
         <w:tc>
           <w:tcPr>
-            <w:tcW w:type="dxa" w:w="4680"/>
+            <w:tcW w:type="dxa" w:w="3120"/>
             <w:shd w:fill="F8FAFC"/>
             <w:tcMar>
-              <w:top w:w="80" w:type="dxa"/>
-              <w:bottom w:w="80" w:type="dxa"/>
-              <w:left w:w="120" w:type="dxa"/>
-              <w:right w:w="120" w:type="dxa"/>
+              <w:top w:w="70" w:type="dxa"/>
+              <w:bottom w:w="70" w:type="dxa"/>
+              <w:left w:w="100" w:type="dxa"/>
+              <w:right w:w="100" w:type="dxa"/>
             </w:tcMar>
           </w:tcPr>
           <w:p>
             <w:r>
               <w:rPr>
                 <w:rFonts w:ascii="Calibri" w:hAnsi="Calibri"/>
-                <w:color w:val="1E293B"/>
-                <w:sz w:val="20"/>
+                <w:sz w:val="19"/>
               </w:rPr>
-              <w:t>Programming Language</w:t>
+              <w:t>Pricing Methodology</w:t>
             </w:r>
           </w:p>
         </w:tc>
         <w:tc>
           <w:tcPr>
-            <w:tcW w:type="dxa" w:w="4680"/>
+            <w:tcW w:type="dxa" w:w="3120"/>
             <w:shd w:fill="F8FAFC"/>
             <w:tcMar>
-              <w:top w:w="80" w:type="dxa"/>
-              <w:bottom w:w="80" w:type="dxa"/>
-              <w:left w:w="120" w:type="dxa"/>
-              <w:right w:w="120" w:type="dxa"/>
+              <w:top w:w="70" w:type="dxa"/>
+              <w:bottom w:w="70" w:type="dxa"/>
+              <w:left w:w="100" w:type="dxa"/>
+              <w:right w:w="100" w:type="dxa"/>
             </w:tcMar>
           </w:tcPr>
           <w:p>
             <w:r>
               <w:rPr>
                 <w:rFonts w:ascii="Calibri" w:hAnsi="Calibri"/>
-                <w:color w:val="1E293B"/>
-                <w:sz w:val="20"/>
+                <w:sz w:val="19"/>
               </w:rPr>
-              <w:t>Python 3.13.9</w:t>
+              <w:t>Manual fixed cost-plus markup or heuristic rules</w:t>
+            </w:r>
+          </w:p>
+        </w:tc>
+        <w:tc>
+          <w:tcPr>
+            <w:tcW w:type="dxa" w:w="3120"/>
+            <w:shd w:fill="F8FAFC"/>
+            <w:tcMar>
+              <w:top w:w="70" w:type="dxa"/>
+              <w:bottom w:w="70" w:type="dxa"/>
+              <w:left w:w="100" w:type="dxa"/>
+              <w:right w:w="100" w:type="dxa"/>
+            </w:tcMar>
+          </w:tcPr>
+          <w:p>
+            <w:r>
+              <w:rPr>
+                <w:rFonts w:ascii="Calibri" w:hAnsi="Calibri"/>
+                <w:sz w:val="19"/>
+              </w:rPr>
+              <w:t>Predictive Extra Trees machine learning inference</w:t>
             </w:r>
           </w:p>
         </w:tc>
@@ -903,45 +640,64 @@
       <w:tr>
         <w:tc>
           <w:tcPr>
-            <w:tcW w:type="dxa" w:w="4680"/>
+            <w:tcW w:type="dxa" w:w="3120"/>
             <w:shd w:fill="FFFFFF"/>
             <w:tcMar>
-              <w:top w:w="80" w:type="dxa"/>
-              <w:bottom w:w="80" w:type="dxa"/>
-              <w:left w:w="120" w:type="dxa"/>
-              <w:right w:w="120" w:type="dxa"/>
+              <w:top w:w="70" w:type="dxa"/>
+              <w:bottom w:w="70" w:type="dxa"/>
+              <w:left w:w="100" w:type="dxa"/>
+              <w:right w:w="100" w:type="dxa"/>
             </w:tcMar>
           </w:tcPr>
           <w:p>
             <w:r>
               <w:rPr>
                 <w:rFonts w:ascii="Calibri" w:hAnsi="Calibri"/>
-                <w:color w:val="1E293B"/>
-                <w:sz w:val="20"/>
+                <w:sz w:val="19"/>
               </w:rPr>
-              <w:t>Web Framework &amp; ORM</w:t>
+              <w:t>Feature Input Dimensionality</w:t>
             </w:r>
           </w:p>
         </w:tc>
         <w:tc>
           <w:tcPr>
-            <w:tcW w:type="dxa" w:w="4680"/>
+            <w:tcW w:type="dxa" w:w="3120"/>
             <w:shd w:fill="FFFFFF"/>
             <w:tcMar>
-              <w:top w:w="80" w:type="dxa"/>
-              <w:bottom w:w="80" w:type="dxa"/>
-              <w:left w:w="120" w:type="dxa"/>
-              <w:right w:w="120" w:type="dxa"/>
+              <w:top w:w="70" w:type="dxa"/>
+              <w:bottom w:w="70" w:type="dxa"/>
+              <w:left w:w="100" w:type="dxa"/>
+              <w:right w:w="100" w:type="dxa"/>
             </w:tcMar>
           </w:tcPr>
           <w:p>
             <w:r>
               <w:rPr>
                 <w:rFonts w:ascii="Calibri" w:hAnsi="Calibri"/>
-                <w:color w:val="1E293B"/>
-                <w:sz w:val="20"/>
+                <w:sz w:val="19"/>
               </w:rPr>
-              <w:t>Flask 3.1.0, Flask-SQLAlchemy 3.1.1, SQLAlchemy 2.0</w:t>
+              <w:t>1–2 univariate metrics (Base cost, margin)</w:t>
+            </w:r>
+          </w:p>
+        </w:tc>
+        <w:tc>
+          <w:tcPr>
+            <w:tcW w:type="dxa" w:w="3120"/>
+            <w:shd w:fill="FFFFFF"/>
+            <w:tcMar>
+              <w:top w:w="70" w:type="dxa"/>
+              <w:bottom w:w="70" w:type="dxa"/>
+              <w:left w:w="100" w:type="dxa"/>
+              <w:right w:w="100" w:type="dxa"/>
+            </w:tcMar>
+          </w:tcPr>
+          <w:p>
+            <w:r>
+              <w:rPr>
+                <w:rFonts w:ascii="Calibri" w:hAnsi="Calibri"/>
+                <w:sz w:val="19"/>
+              </w:rPr>
+              <w:t>Multi-dimensional (Freight, Volume, Seller Run-Rate, Customer Region)</w:t>
             </w:r>
           </w:p>
         </w:tc>
@@ -949,45 +705,64 @@
       <w:tr>
         <w:tc>
           <w:tcPr>
-            <w:tcW w:type="dxa" w:w="4680"/>
+            <w:tcW w:type="dxa" w:w="3120"/>
             <w:shd w:fill="F8FAFC"/>
             <w:tcMar>
-              <w:top w:w="80" w:type="dxa"/>
-              <w:bottom w:w="80" w:type="dxa"/>
-              <w:left w:w="120" w:type="dxa"/>
-              <w:right w:w="120" w:type="dxa"/>
+              <w:top w:w="70" w:type="dxa"/>
+              <w:bottom w:w="70" w:type="dxa"/>
+              <w:left w:w="100" w:type="dxa"/>
+              <w:right w:w="100" w:type="dxa"/>
             </w:tcMar>
           </w:tcPr>
           <w:p>
             <w:r>
               <w:rPr>
                 <w:rFonts w:ascii="Calibri" w:hAnsi="Calibri"/>
-                <w:color w:val="1E293B"/>
-                <w:sz w:val="20"/>
+                <w:sz w:val="19"/>
               </w:rPr>
-              <w:t>Machine Learning &amp; Stats</w:t>
+              <w:t>Model Evaluation</w:t>
             </w:r>
           </w:p>
         </w:tc>
         <w:tc>
           <w:tcPr>
-            <w:tcW w:type="dxa" w:w="4680"/>
+            <w:tcW w:type="dxa" w:w="3120"/>
             <w:shd w:fill="F8FAFC"/>
             <w:tcMar>
-              <w:top w:w="80" w:type="dxa"/>
-              <w:bottom w:w="80" w:type="dxa"/>
-              <w:left w:w="120" w:type="dxa"/>
-              <w:right w:w="120" w:type="dxa"/>
+              <w:top w:w="70" w:type="dxa"/>
+              <w:bottom w:w="70" w:type="dxa"/>
+              <w:left w:w="100" w:type="dxa"/>
+              <w:right w:w="100" w:type="dxa"/>
             </w:tcMar>
           </w:tcPr>
           <w:p>
             <w:r>
               <w:rPr>
                 <w:rFonts w:ascii="Calibri" w:hAnsi="Calibri"/>
-                <w:color w:val="1E293B"/>
-                <w:sz w:val="20"/>
+                <w:sz w:val="19"/>
               </w:rPr>
-              <w:t>Scikit-Learn 1.6.1, ExtraTreesRegressor, XGBoost, LightGBM, CatBoost, Pandas, NumPy</w:t>
+              <w:t>None (Static formulas)</w:t>
+            </w:r>
+          </w:p>
+        </w:tc>
+        <w:tc>
+          <w:tcPr>
+            <w:tcW w:type="dxa" w:w="3120"/>
+            <w:shd w:fill="F8FAFC"/>
+            <w:tcMar>
+              <w:top w:w="70" w:type="dxa"/>
+              <w:bottom w:w="70" w:type="dxa"/>
+              <w:left w:w="100" w:type="dxa"/>
+              <w:right w:w="100" w:type="dxa"/>
+            </w:tcMar>
+          </w:tcPr>
+          <w:p>
+            <w:r>
+              <w:rPr>
+                <w:rFonts w:ascii="Calibri" w:hAnsi="Calibri"/>
+                <w:sz w:val="19"/>
+              </w:rPr>
+              <w:t>10-Model Benchmark Suite with 5-Fold Cross-Validation</w:t>
             </w:r>
           </w:p>
         </w:tc>
@@ -995,45 +770,64 @@
       <w:tr>
         <w:tc>
           <w:tcPr>
-            <w:tcW w:type="dxa" w:w="4680"/>
+            <w:tcW w:type="dxa" w:w="3120"/>
             <w:shd w:fill="FFFFFF"/>
             <w:tcMar>
-              <w:top w:w="80" w:type="dxa"/>
-              <w:bottom w:w="80" w:type="dxa"/>
-              <w:left w:w="120" w:type="dxa"/>
-              <w:right w:w="120" w:type="dxa"/>
+              <w:top w:w="70" w:type="dxa"/>
+              <w:bottom w:w="70" w:type="dxa"/>
+              <w:left w:w="100" w:type="dxa"/>
+              <w:right w:w="100" w:type="dxa"/>
             </w:tcMar>
           </w:tcPr>
           <w:p>
             <w:r>
               <w:rPr>
                 <w:rFonts w:ascii="Calibri" w:hAnsi="Calibri"/>
-                <w:color w:val="1E293B"/>
-                <w:sz w:val="20"/>
+                <w:sz w:val="19"/>
               </w:rPr>
-              <w:t>Authentication &amp; Security</w:t>
+              <w:t>Database Architecture</w:t>
             </w:r>
           </w:p>
         </w:tc>
         <w:tc>
           <w:tcPr>
-            <w:tcW w:type="dxa" w:w="4680"/>
+            <w:tcW w:type="dxa" w:w="3120"/>
             <w:shd w:fill="FFFFFF"/>
             <w:tcMar>
-              <w:top w:w="80" w:type="dxa"/>
-              <w:bottom w:w="80" w:type="dxa"/>
-              <w:left w:w="120" w:type="dxa"/>
-              <w:right w:w="120" w:type="dxa"/>
+              <w:top w:w="70" w:type="dxa"/>
+              <w:bottom w:w="70" w:type="dxa"/>
+              <w:left w:w="100" w:type="dxa"/>
+              <w:right w:w="100" w:type="dxa"/>
             </w:tcMar>
           </w:tcPr>
           <w:p>
             <w:r>
               <w:rPr>
                 <w:rFonts w:ascii="Calibri" w:hAnsi="Calibri"/>
-                <w:color w:val="1E293B"/>
-                <w:sz w:val="20"/>
+                <w:sz w:val="19"/>
               </w:rPr>
-              <w:t>PyJWT 2.10.1, Flask-Bcrypt 1.0.1</w:t>
+              <w:t>Flat CSV files or unindexed ad-hoc tables</w:t>
+            </w:r>
+          </w:p>
+        </w:tc>
+        <w:tc>
+          <w:tcPr>
+            <w:tcW w:type="dxa" w:w="3120"/>
+            <w:shd w:fill="FFFFFF"/>
+            <w:tcMar>
+              <w:top w:w="70" w:type="dxa"/>
+              <w:bottom w:w="70" w:type="dxa"/>
+              <w:left w:w="100" w:type="dxa"/>
+              <w:right w:w="100" w:type="dxa"/>
+            </w:tcMar>
+          </w:tcPr>
+          <w:p>
+            <w:r>
+              <w:rPr>
+                <w:rFonts w:ascii="Calibri" w:hAnsi="Calibri"/>
+                <w:sz w:val="19"/>
+              </w:rPr>
+              <w:t>Strict 3rd Normal Form (3NF) SQLAlchemy Relational Schema</w:t>
             </w:r>
           </w:p>
         </w:tc>
@@ -1041,45 +835,129 @@
       <w:tr>
         <w:tc>
           <w:tcPr>
-            <w:tcW w:type="dxa" w:w="4680"/>
+            <w:tcW w:type="dxa" w:w="3120"/>
             <w:shd w:fill="F8FAFC"/>
             <w:tcMar>
-              <w:top w:w="80" w:type="dxa"/>
-              <w:bottom w:w="80" w:type="dxa"/>
-              <w:left w:w="120" w:type="dxa"/>
-              <w:right w:w="120" w:type="dxa"/>
+              <w:top w:w="70" w:type="dxa"/>
+              <w:bottom w:w="70" w:type="dxa"/>
+              <w:left w:w="100" w:type="dxa"/>
+              <w:right w:w="100" w:type="dxa"/>
             </w:tcMar>
           </w:tcPr>
           <w:p>
             <w:r>
               <w:rPr>
                 <w:rFonts w:ascii="Calibri" w:hAnsi="Calibri"/>
-                <w:color w:val="1E293B"/>
-                <w:sz w:val="20"/>
+                <w:sz w:val="19"/>
               </w:rPr>
-              <w:t>Frontend &amp; Visualizations</w:t>
+              <w:t>Security Protocol</w:t>
             </w:r>
           </w:p>
         </w:tc>
         <w:tc>
           <w:tcPr>
-            <w:tcW w:type="dxa" w:w="4680"/>
+            <w:tcW w:type="dxa" w:w="3120"/>
             <w:shd w:fill="F8FAFC"/>
             <w:tcMar>
-              <w:top w:w="80" w:type="dxa"/>
-              <w:bottom w:w="80" w:type="dxa"/>
-              <w:left w:w="120" w:type="dxa"/>
-              <w:right w:w="120" w:type="dxa"/>
+              <w:top w:w="70" w:type="dxa"/>
+              <w:bottom w:w="70" w:type="dxa"/>
+              <w:left w:w="100" w:type="dxa"/>
+              <w:right w:w="100" w:type="dxa"/>
             </w:tcMar>
           </w:tcPr>
           <w:p>
             <w:r>
               <w:rPr>
                 <w:rFonts w:ascii="Calibri" w:hAnsi="Calibri"/>
-                <w:color w:val="1E293B"/>
-                <w:sz w:val="20"/>
+                <w:sz w:val="19"/>
               </w:rPr>
-              <w:t>HTML5, Vanilla CSS3 (Stripe/Linear Theme), JavaScript ES6+, ApexCharts 3.45.1, Inter Font</w:t>
+              <w:t>Unauthenticated scripts or basic HTTP auth</w:t>
+            </w:r>
+          </w:p>
+        </w:tc>
+        <w:tc>
+          <w:tcPr>
+            <w:tcW w:type="dxa" w:w="3120"/>
+            <w:shd w:fill="F8FAFC"/>
+            <w:tcMar>
+              <w:top w:w="70" w:type="dxa"/>
+              <w:bottom w:w="70" w:type="dxa"/>
+              <w:left w:w="100" w:type="dxa"/>
+              <w:right w:w="100" w:type="dxa"/>
+            </w:tcMar>
+          </w:tcPr>
+          <w:p>
+            <w:r>
+              <w:rPr>
+                <w:rFonts w:ascii="Calibri" w:hAnsi="Calibri"/>
+                <w:sz w:val="19"/>
+              </w:rPr>
+              <w:t>Bcrypt Password Hashing + PyJWT Access/Refresh Role Tokens</w:t>
+            </w:r>
+          </w:p>
+        </w:tc>
+      </w:tr>
+      <w:tr>
+        <w:tc>
+          <w:tcPr>
+            <w:tcW w:type="dxa" w:w="3120"/>
+            <w:shd w:fill="FFFFFF"/>
+            <w:tcMar>
+              <w:top w:w="70" w:type="dxa"/>
+              <w:bottom w:w="70" w:type="dxa"/>
+              <w:left w:w="100" w:type="dxa"/>
+              <w:right w:w="100" w:type="dxa"/>
+            </w:tcMar>
+          </w:tcPr>
+          <w:p>
+            <w:r>
+              <w:rPr>
+                <w:rFonts w:ascii="Calibri" w:hAnsi="Calibri"/>
+                <w:sz w:val="19"/>
+              </w:rPr>
+              <w:t>User Interface Design</w:t>
+            </w:r>
+          </w:p>
+        </w:tc>
+        <w:tc>
+          <w:tcPr>
+            <w:tcW w:type="dxa" w:w="3120"/>
+            <w:shd w:fill="FFFFFF"/>
+            <w:tcMar>
+              <w:top w:w="70" w:type="dxa"/>
+              <w:bottom w:w="70" w:type="dxa"/>
+              <w:left w:w="100" w:type="dxa"/>
+              <w:right w:w="100" w:type="dxa"/>
+            </w:tcMar>
+          </w:tcPr>
+          <w:p>
+            <w:r>
+              <w:rPr>
+                <w:rFonts w:ascii="Calibri" w:hAnsi="Calibri"/>
+                <w:sz w:val="19"/>
+              </w:rPr>
+              <w:t>Cluttered template admin dashboards with emojis</w:t>
+            </w:r>
+          </w:p>
+        </w:tc>
+        <w:tc>
+          <w:tcPr>
+            <w:tcW w:type="dxa" w:w="3120"/>
+            <w:shd w:fill="FFFFFF"/>
+            <w:tcMar>
+              <w:top w:w="70" w:type="dxa"/>
+              <w:bottom w:w="70" w:type="dxa"/>
+              <w:left w:w="100" w:type="dxa"/>
+              <w:right w:w="100" w:type="dxa"/>
+            </w:tcMar>
+          </w:tcPr>
+          <w:p>
+            <w:r>
+              <w:rPr>
+                <w:rFonts w:ascii="Calibri" w:hAnsi="Calibri"/>
+                <w:sz w:val="19"/>
+              </w:rPr>
+              <w:t>Stripe/Linear 90% Grayscale UI, Lucide SVGs, ApexCharts</w:t>
             </w:r>
           </w:p>
         </w:tc>
@@ -1087,42 +965,28 @@
     </w:tbl>
     <w:p>
       <w:pPr>
-        <w:spacing w:after="120"/>
+        <w:spacing w:after="160"/>
       </w:pPr>
     </w:p>
     <w:p>
       <w:pPr>
         <w:keepNext/>
-        <w:spacing w:before="280" w:after="80"/>
+        <w:spacing w:before="320" w:after="80"/>
       </w:pPr>
       <w:r>
         <w:rPr>
           <w:rFonts w:ascii="Cambria" w:hAnsi="Cambria"/>
           <w:b/>
           <w:color w:val="0F172A"/>
-          <w:sz w:val="36"/>
+          <w:sz w:val="32"/>
         </w:rPr>
-        <w:t>4. Methodology &amp; System Architecture</w:t>
-      </w:r>
-    </w:p>
-    <w:p>
-      <w:pPr>
-        <w:keepNext/>
-        <w:spacing w:before="200" w:after="80"/>
-      </w:pPr>
-      <w:r>
-        <w:rPr>
-          <w:rFonts w:ascii="Cambria" w:hAnsi="Cambria"/>
-          <w:b/>
-          <w:color w:val="1E3A8A"/>
-          <w:sz w:val="28"/>
-        </w:rPr>
-        <w:t>4.1 Repository &amp; Project Structure</w:t>
+        <w:t>6. Proposed PricePilot AI System Architecture</w:t>
       </w:r>
     </w:p>
     <w:p>
       <w:pPr>
         <w:spacing w:after="120" w:line="276" w:lineRule="auto"/>
+        <w:jc w:val="both"/>
       </w:pPr>
       <w:r>
         <w:rPr>
@@ -1130,92 +994,13 @@
           <w:color w:val="1E293B"/>
           <w:sz w:val="22"/>
         </w:rPr>
-        <w:t>The project follows a clean separation of concerns between data engineering, machine learning pipelines, web microservices, and static client assets:</w:t>
-      </w:r>
-    </w:p>
-    <w:p>
-      <w:pPr>
-        <w:spacing w:before="80" w:after="160"/>
-        <w:ind w:left="360" w:right="360"/>
-      </w:pPr>
-      <w:r>
-        <w:rPr>
-          <w:rFonts w:ascii="Consolas" w:hAnsi="Consolas"/>
-          <w:color w:val="1E293B"/>
-          <w:sz w:val="19"/>
-        </w:rPr>
-        <w:t>Price-Pilot-AI/</w:t>
-        <w:br/>
-        <w:t>├── app/</w:t>
-        <w:br/>
-        <w:t>│   ├── api/                   # REST Blueprint Routes (auth, pricing, products, analytics)</w:t>
-        <w:br/>
-        <w:t>│   ├── services/              # Business Logic &amp; ML Service (ml_service.py, data_service.py)</w:t>
-        <w:br/>
-        <w:t>│   ├── static/                # CSS (style.css), JS (app.js, charts.js, api.js)</w:t>
-        <w:br/>
-        <w:t>│   ├── templates/             # HTML5 Dashboard (index.html)</w:t>
-        <w:br/>
-        <w:t>│   ├── __init__.py            # Flask App Factory &amp; Extension Initialization</w:t>
-        <w:br/>
-        <w:t>│   ├── auth.py                # JWT Token Generation &amp; Role Middleware</w:t>
-        <w:br/>
-        <w:t>│   ├── config.py              # Application Environment Configuration</w:t>
-        <w:br/>
-        <w:t>│   └── models.py              # 12 SQLAlchemy 3NF Relational Database Models</w:t>
-        <w:br/>
-        <w:t>├── src/                       # Machine Learning Engineering Pipeline</w:t>
-        <w:br/>
-        <w:t>│   ├── data_loader.py         # CSV Ingestion &amp; Dataset Merging</w:t>
-        <w:br/>
-        <w:t>│   ├── preprocessor.py        # Outlier Removal &amp; Data Cleaning</w:t>
-        <w:br/>
-        <w:t>│   ├── feature_engineering.py # Physical Volume, Freight &amp; Temporal Feature Calculation</w:t>
-        <w:br/>
-        <w:t>│   ├── model_training.py      # Multi-Model Regressor Training &amp; Cross-Validation</w:t>
-        <w:br/>
-        <w:t>│   ├── evaluation.py          # Metrics Evaluation (R², RMSE, MAE)</w:t>
-        <w:br/>
-        <w:t>│   └── pipeline.py            # Automated Execution Orchestrator</w:t>
-        <w:br/>
-        <w:t>├── outputs/                   # Trained Artifacts &amp; Evaluation Reports</w:t>
-        <w:br/>
-        <w:t>│   ├── models/                # Production Models (best_model.pkl, scaler.pkl)</w:t>
-        <w:br/>
-        <w:t>│   ├── reports/               # Evaluation CSVs (model_comparison_report.csv)</w:t>
-        <w:br/>
-        <w:t>│   └── feature_importance/    # Feature Ranking CSVs (feature_selection_results.csv)</w:t>
-        <w:br/>
-        <w:t>├── tests/                     # Automated Pytest Test Suite</w:t>
-        <w:br/>
-        <w:t>│   ├── test_api.py            # API Route Endpoint Unit Tests</w:t>
-        <w:br/>
-        <w:t>│   ├── test_auth.py           # JWT Registration &amp; Login Unit Tests</w:t>
-        <w:br/>
-        <w:t>│   └── test_ml_inference.py   # Machine Learning Inference Unit Tests</w:t>
-        <w:br/>
-        <w:t>└── web_app.py                 # Application Launcher Script</w:t>
-        <w:br/>
-      </w:r>
-    </w:p>
-    <w:p>
-      <w:pPr>
-        <w:keepNext/>
-        <w:spacing w:before="200" w:after="80"/>
-      </w:pPr>
-      <w:r>
-        <w:rPr>
-          <w:rFonts w:ascii="Cambria" w:hAnsi="Cambria"/>
-          <w:b/>
-          <w:color w:val="1E3A8A"/>
-          <w:sz w:val="28"/>
-        </w:rPr>
-        <w:t>4.2 Machine Learning Pipeline Methodology</w:t>
+        <w:t>The proposed system architecture is designed around four decoupled operational layers, ensuring microservice independence, clear data flow boundaries, and high-concurrency request throughput. The architecture encompasses: (1) Ingestion &amp; Transformation Layer, (2) Machine Learning Inference Engine, (3) REST Microservices &amp; Security Gateway, and (4) Visual Analytics Client Layer.</w:t>
       </w:r>
     </w:p>
     <w:p>
       <w:pPr>
         <w:spacing w:after="120" w:line="276" w:lineRule="auto"/>
+        <w:jc w:val="both"/>
       </w:pPr>
       <w:r>
         <w:rPr>
@@ -1223,157 +1008,13 @@
           <w:color w:val="1E293B"/>
           <w:sz w:val="22"/>
         </w:rPr>
-        <w:t>The machine learning engineering pipeline (`src/pipeline.py`) standardizes model training into five automated steps:</w:t>
-      </w:r>
-    </w:p>
-    <w:p>
-      <w:pPr>
-        <w:pStyle w:val="ListBullet"/>
-        <w:spacing w:after="60" w:line="276" w:lineRule="auto"/>
-      </w:pPr>
-      <w:r>
-        <w:rPr>
-          <w:rFonts w:ascii="Calibri" w:hAnsi="Calibri"/>
-          <w:b/>
-          <w:color w:val="0F172A"/>
-          <w:sz w:val="22"/>
-        </w:rPr>
-        <w:t xml:space="preserve">1. Ingestion (`data_loader.py`): </w:t>
-      </w:r>
-      <w:r>
-        <w:rPr>
-          <w:rFonts w:ascii="Calibri" w:hAnsi="Calibri"/>
-          <w:color w:val="1E293B"/>
-          <w:sz w:val="22"/>
-        </w:rPr>
-        <w:t>Loads raw CSV tables containing 100k sales orders, items, products, sellers, and customers.</w:t>
-      </w:r>
-    </w:p>
-    <w:p>
-      <w:pPr>
-        <w:pStyle w:val="ListBullet"/>
-        <w:spacing w:after="60" w:line="276" w:lineRule="auto"/>
-      </w:pPr>
-      <w:r>
-        <w:rPr>
-          <w:rFonts w:ascii="Calibri" w:hAnsi="Calibri"/>
-          <w:b/>
-          <w:color w:val="0F172A"/>
-          <w:sz w:val="22"/>
-        </w:rPr>
-        <w:t xml:space="preserve">2. Preprocessing (`preprocessor.py`): </w:t>
-      </w:r>
-      <w:r>
-        <w:rPr>
-          <w:rFonts w:ascii="Calibri" w:hAnsi="Calibri"/>
-          <w:color w:val="1E293B"/>
-          <w:sz w:val="22"/>
-        </w:rPr>
-        <w:t>Removes pricing outliers beyond the 99th percentile and handles missing volumetric values.</w:t>
-      </w:r>
-    </w:p>
-    <w:p>
-      <w:pPr>
-        <w:pStyle w:val="ListBullet"/>
-        <w:spacing w:after="60" w:line="276" w:lineRule="auto"/>
-      </w:pPr>
-      <w:r>
-        <w:rPr>
-          <w:rFonts w:ascii="Calibri" w:hAnsi="Calibri"/>
-          <w:b/>
-          <w:color w:val="0F172A"/>
-          <w:sz w:val="22"/>
-        </w:rPr>
-        <w:t xml:space="preserve">3. Feature Engineering (`feature_engineering.py`): </w:t>
-      </w:r>
-      <w:r>
-        <w:rPr>
-          <w:rFonts w:ascii="Calibri" w:hAnsi="Calibri"/>
-          <w:color w:val="1E293B"/>
-          <w:sz w:val="22"/>
-        </w:rPr>
-        <w:t>Computes `product_volume_cm3`, freight-to-price ratios, seller historical price run-rates, and logistics delivery delays.</w:t>
-      </w:r>
-    </w:p>
-    <w:p>
-      <w:pPr>
-        <w:pStyle w:val="ListBullet"/>
-        <w:spacing w:after="60" w:line="276" w:lineRule="auto"/>
-      </w:pPr>
-      <w:r>
-        <w:rPr>
-          <w:rFonts w:ascii="Calibri" w:hAnsi="Calibri"/>
-          <w:b/>
-          <w:color w:val="0F172A"/>
-          <w:sz w:val="22"/>
-        </w:rPr>
-        <w:t xml:space="preserve">4. Multi-Model Training (`model_training.py`): </w:t>
-      </w:r>
-      <w:r>
-        <w:rPr>
-          <w:rFonts w:ascii="Calibri" w:hAnsi="Calibri"/>
-          <w:color w:val="1E293B"/>
-          <w:sz w:val="22"/>
-        </w:rPr>
-        <w:t>Trains 10 regressors (Extra Trees, XGBoost, Random Forest, LightGBM, CatBoost, Gradient Boosting, Ridge, Lasso, Linear, Decision Tree) with 5-fold cross-validation.</w:t>
-      </w:r>
-    </w:p>
-    <w:p>
-      <w:pPr>
-        <w:pStyle w:val="ListBullet"/>
-        <w:spacing w:after="60" w:line="276" w:lineRule="auto"/>
-      </w:pPr>
-      <w:r>
-        <w:rPr>
-          <w:rFonts w:ascii="Calibri" w:hAnsi="Calibri"/>
-          <w:b/>
-          <w:color w:val="0F172A"/>
-          <w:sz w:val="22"/>
-        </w:rPr>
-        <w:t xml:space="preserve">5. Artifact Packaging (`evaluation.py`): </w:t>
-      </w:r>
-      <w:r>
-        <w:rPr>
-          <w:rFonts w:ascii="Calibri" w:hAnsi="Calibri"/>
-          <w:color w:val="1E293B"/>
-          <w:sz w:val="22"/>
-        </w:rPr>
-        <w:t>Saves the best-performing model (`best_model.pkl`) and feature scaler (`scaler.pkl`) to disk for live API inference.</w:t>
-      </w:r>
-    </w:p>
-    <w:p>
-      <w:pPr>
-        <w:keepNext/>
-        <w:spacing w:before="280" w:after="80"/>
-      </w:pPr>
-      <w:r>
-        <w:rPr>
-          <w:rFonts w:ascii="Cambria" w:hAnsi="Cambria"/>
-          <w:b/>
-          <w:color w:val="0F172A"/>
-          <w:sz w:val="36"/>
-        </w:rPr>
-        <w:t>5. Module Implementation Details</w:t>
-      </w:r>
-    </w:p>
-    <w:p>
-      <w:pPr>
-        <w:keepNext/>
-        <w:spacing w:before="200" w:after="80"/>
-      </w:pPr>
-      <w:r>
-        <w:rPr>
-          <w:rFonts w:ascii="Cambria" w:hAnsi="Cambria"/>
-          <w:b/>
-          <w:color w:val="1E3A8A"/>
-          <w:sz w:val="28"/>
-        </w:rPr>
-        <w:t>5.1 Authentication &amp; Role Authorization (`app/auth.py`)</w:t>
+        <w:t>1. Ingestion &amp; Transformation Layer: Ingests structured relational datasets, executes automated missing value imputation, cleans logistical outliers, and calculates mathematical feature interaction terms.</w:t>
       </w:r>
     </w:p>
     <w:p>
       <w:pPr>
         <w:spacing w:after="120" w:line="276" w:lineRule="auto"/>
+        <w:jc w:val="both"/>
       </w:pPr>
       <w:r>
         <w:rPr>
@@ -1381,49 +1022,1733 @@
           <w:color w:val="1E293B"/>
           <w:sz w:val="22"/>
         </w:rPr>
-        <w:t>Security is implemented via PyJWT and Bcrypt password hashing. Tokens contain user ID subject claims, roles, and explicit expiration intervals (30 minutes for Access Tokens, 7 days for Refresh Tokens).</w:t>
+        <w:t>2. Machine Learning Inference Engine: Loads pre-compiled regressor pipelines into memory, executing real-time feature normalization and vector matrix transformations to produce instantaneous price estimates.</w:t>
       </w:r>
     </w:p>
     <w:p>
       <w:pPr>
-        <w:spacing w:before="80" w:after="160"/>
-        <w:ind w:left="360" w:right="360"/>
+        <w:spacing w:after="120" w:line="276" w:lineRule="auto"/>
+        <w:jc w:val="both"/>
+      </w:pPr>
+      <w:r>
+        <w:rPr>
+          <w:rFonts w:ascii="Calibri" w:hAnsi="Calibri"/>
+          <w:color w:val="1E293B"/>
+          <w:sz w:val="22"/>
+        </w:rPr>
+        <w:t>3. REST Microservices &amp; Security Gateway: Manages stateless HTTP endpoints, validates payload schemas, authenticates JWT bearer tokens, and logs security audit events.</w:t>
+      </w:r>
+    </w:p>
+    <w:p>
+      <w:pPr>
+        <w:spacing w:after="120" w:line="276" w:lineRule="auto"/>
+        <w:jc w:val="both"/>
+      </w:pPr>
+      <w:r>
+        <w:rPr>
+          <w:rFonts w:ascii="Calibri" w:hAnsi="Calibri"/>
+          <w:color w:val="1E293B"/>
+          <w:sz w:val="22"/>
+        </w:rPr>
+        <w:t>4. Visual Analytics Client Layer: Renders responsive dashboard views, manages tab navigation state, executes cross-filtered chart updates, and handles asynchronous CSV data exports.</w:t>
+      </w:r>
+    </w:p>
+    <w:p>
+      <w:pPr>
+        <w:keepNext/>
+        <w:spacing w:before="320" w:after="80"/>
+      </w:pPr>
+      <w:r>
+        <w:rPr>
+          <w:rFonts w:ascii="Cambria" w:hAnsi="Cambria"/>
+          <w:b/>
+          <w:color w:val="0F172A"/>
+          <w:sz w:val="32"/>
+        </w:rPr>
+        <w:t>7. System Architecture &amp; High-Level Design</w:t>
+      </w:r>
+    </w:p>
+    <w:p>
+      <w:pPr>
+        <w:spacing w:after="120" w:line="276" w:lineRule="auto"/>
+        <w:jc w:val="both"/>
+      </w:pPr>
+      <w:r>
+        <w:rPr>
+          <w:rFonts w:ascii="Calibri" w:hAnsi="Calibri"/>
+          <w:color w:val="1E293B"/>
+          <w:sz w:val="22"/>
+        </w:rPr>
+        <w:t>The high-level software engineering design emphasizes complete separation of concerns. The database abstraction layer utilizes SQLAlchemy ORM, allowing transparent migration between SQLite development environments and production PostgreSQL instances. Business logic is encapsulated within service classes (`DataAnalyticsService` in `data_service.py` and `MLInferenceService` in `ml_service.py`), keeping REST blueprint routes light and maintainable.</w:t>
+      </w:r>
+    </w:p>
+    <w:p>
+      <w:pPr>
+        <w:spacing w:after="120" w:line="276" w:lineRule="auto"/>
+        <w:jc w:val="both"/>
+      </w:pPr>
+      <w:r>
+        <w:rPr>
+          <w:rFonts w:ascii="Calibri" w:hAnsi="Calibri"/>
+          <w:color w:val="1E293B"/>
+          <w:sz w:val="22"/>
+        </w:rPr>
+        <w:t>To ensure robust error handling and fault tolerance, API requests are validated prior to execution. Malformed JSON payloads or unauthorized access attempts trigger structured HTTP error responses (e.g., 400 Bad Request or 401 Unauthorized), preventing unhandled server exceptions.</w:t>
+      </w:r>
+    </w:p>
+    <w:p>
+      <w:pPr>
+        <w:keepNext/>
+        <w:spacing w:before="320" w:after="80"/>
+      </w:pPr>
+      <w:r>
+        <w:rPr>
+          <w:rFonts w:ascii="Cambria" w:hAnsi="Cambria"/>
+          <w:b/>
+          <w:color w:val="0F172A"/>
+          <w:sz w:val="32"/>
+        </w:rPr>
+        <w:t>8. Repository Architecture &amp; Directory Mapping</w:t>
+      </w:r>
+    </w:p>
+    <w:p>
+      <w:pPr>
+        <w:spacing w:after="120" w:line="276" w:lineRule="auto"/>
+        <w:jc w:val="both"/>
+      </w:pPr>
+      <w:r>
+        <w:rPr>
+          <w:rFonts w:ascii="Calibri" w:hAnsi="Calibri"/>
+          <w:color w:val="1E293B"/>
+          <w:sz w:val="22"/>
+        </w:rPr>
+        <w:t>Table 2 maps the structural organization of the PricePilot AI codebase across core application packages.</w:t>
+      </w:r>
+    </w:p>
+    <w:tbl>
+      <w:tblPr>
+        <w:tblW w:type="auto" w:w="0"/>
+        <w:jc w:val="center"/>
+        <w:tblLayout w:type="fixed"/>
+        <w:tblLook w:firstColumn="1" w:firstRow="1" w:lastColumn="0" w:lastRow="0" w:noHBand="0" w:noVBand="1" w:val="04A0"/>
+      </w:tblPr>
+      <w:tblGrid>
+        <w:gridCol w:w="3120"/>
+        <w:gridCol w:w="3120"/>
+        <w:gridCol w:w="3120"/>
+      </w:tblGrid>
+      <w:tr>
+        <w:tc>
+          <w:tcPr>
+            <w:tcW w:type="dxa" w:w="3120"/>
+            <w:shd w:fill="0F172A"/>
+          </w:tcPr>
+          <w:p>
+            <w:r>
+              <w:rPr>
+                <w:rFonts w:ascii="Calibri" w:hAnsi="Calibri"/>
+                <w:b/>
+                <w:color w:val="FFFFFF"/>
+                <w:sz w:val="19"/>
+              </w:rPr>
+              <w:t>Directory / Module Path</w:t>
+            </w:r>
+          </w:p>
+        </w:tc>
+        <w:tc>
+          <w:tcPr>
+            <w:tcW w:type="dxa" w:w="3120"/>
+            <w:shd w:fill="0F172A"/>
+          </w:tcPr>
+          <w:p>
+            <w:r>
+              <w:rPr>
+                <w:rFonts w:ascii="Calibri" w:hAnsi="Calibri"/>
+                <w:b/>
+                <w:color w:val="FFFFFF"/>
+                <w:sz w:val="19"/>
+              </w:rPr>
+              <w:t>Primary Responsibility</w:t>
+            </w:r>
+          </w:p>
+        </w:tc>
+        <w:tc>
+          <w:tcPr>
+            <w:tcW w:type="dxa" w:w="3120"/>
+            <w:shd w:fill="0F172A"/>
+          </w:tcPr>
+          <w:p>
+            <w:r>
+              <w:rPr>
+                <w:rFonts w:ascii="Calibri" w:hAnsi="Calibri"/>
+                <w:b/>
+                <w:color w:val="FFFFFF"/>
+                <w:sz w:val="19"/>
+              </w:rPr>
+              <w:t>Key Component Technologies</w:t>
+            </w:r>
+          </w:p>
+        </w:tc>
+      </w:tr>
+      <w:tr>
+        <w:tc>
+          <w:tcPr>
+            <w:tcW w:type="dxa" w:w="3120"/>
+            <w:shd w:fill="F8FAFC"/>
+            <w:tcMar>
+              <w:top w:w="70" w:type="dxa"/>
+              <w:bottom w:w="70" w:type="dxa"/>
+              <w:left w:w="100" w:type="dxa"/>
+              <w:right w:w="100" w:type="dxa"/>
+            </w:tcMar>
+          </w:tcPr>
+          <w:p>
+            <w:r>
+              <w:rPr>
+                <w:rFonts w:ascii="Calibri" w:hAnsi="Calibri"/>
+                <w:sz w:val="19"/>
+              </w:rPr>
+              <w:t>app/api/</w:t>
+            </w:r>
+          </w:p>
+        </w:tc>
+        <w:tc>
+          <w:tcPr>
+            <w:tcW w:type="dxa" w:w="3120"/>
+            <w:shd w:fill="F8FAFC"/>
+            <w:tcMar>
+              <w:top w:w="70" w:type="dxa"/>
+              <w:bottom w:w="70" w:type="dxa"/>
+              <w:left w:w="100" w:type="dxa"/>
+              <w:right w:w="100" w:type="dxa"/>
+            </w:tcMar>
+          </w:tcPr>
+          <w:p>
+            <w:r>
+              <w:rPr>
+                <w:rFonts w:ascii="Calibri" w:hAnsi="Calibri"/>
+                <w:sz w:val="19"/>
+              </w:rPr>
+              <w:t>REST Blueprint controllers for Auth, Pricing, Products, and Analytics</w:t>
+            </w:r>
+          </w:p>
+        </w:tc>
+        <w:tc>
+          <w:tcPr>
+            <w:tcW w:type="dxa" w:w="3120"/>
+            <w:shd w:fill="F8FAFC"/>
+            <w:tcMar>
+              <w:top w:w="70" w:type="dxa"/>
+              <w:bottom w:w="70" w:type="dxa"/>
+              <w:left w:w="100" w:type="dxa"/>
+              <w:right w:w="100" w:type="dxa"/>
+            </w:tcMar>
+          </w:tcPr>
+          <w:p>
+            <w:r>
+              <w:rPr>
+                <w:rFonts w:ascii="Calibri" w:hAnsi="Calibri"/>
+                <w:sz w:val="19"/>
+              </w:rPr>
+              <w:t>Flask Blueprints, PyJWT, Bcrypt</w:t>
+            </w:r>
+          </w:p>
+        </w:tc>
+      </w:tr>
+      <w:tr>
+        <w:tc>
+          <w:tcPr>
+            <w:tcW w:type="dxa" w:w="3120"/>
+            <w:shd w:fill="FFFFFF"/>
+            <w:tcMar>
+              <w:top w:w="70" w:type="dxa"/>
+              <w:bottom w:w="70" w:type="dxa"/>
+              <w:left w:w="100" w:type="dxa"/>
+              <w:right w:w="100" w:type="dxa"/>
+            </w:tcMar>
+          </w:tcPr>
+          <w:p>
+            <w:r>
+              <w:rPr>
+                <w:rFonts w:ascii="Calibri" w:hAnsi="Calibri"/>
+                <w:sz w:val="19"/>
+              </w:rPr>
+              <w:t>app/services/</w:t>
+            </w:r>
+          </w:p>
+        </w:tc>
+        <w:tc>
+          <w:tcPr>
+            <w:tcW w:type="dxa" w:w="3120"/>
+            <w:shd w:fill="FFFFFF"/>
+            <w:tcMar>
+              <w:top w:w="70" w:type="dxa"/>
+              <w:bottom w:w="70" w:type="dxa"/>
+              <w:left w:w="100" w:type="dxa"/>
+              <w:right w:w="100" w:type="dxa"/>
+            </w:tcMar>
+          </w:tcPr>
+          <w:p>
+            <w:r>
+              <w:rPr>
+                <w:rFonts w:ascii="Calibri" w:hAnsi="Calibri"/>
+                <w:sz w:val="19"/>
+              </w:rPr>
+              <w:t>Core business logic, ML model inference, and dataset aggregation</w:t>
+            </w:r>
+          </w:p>
+        </w:tc>
+        <w:tc>
+          <w:tcPr>
+            <w:tcW w:type="dxa" w:w="3120"/>
+            <w:shd w:fill="FFFFFF"/>
+            <w:tcMar>
+              <w:top w:w="70" w:type="dxa"/>
+              <w:bottom w:w="70" w:type="dxa"/>
+              <w:left w:w="100" w:type="dxa"/>
+              <w:right w:w="100" w:type="dxa"/>
+            </w:tcMar>
+          </w:tcPr>
+          <w:p>
+            <w:r>
+              <w:rPr>
+                <w:rFonts w:ascii="Calibri" w:hAnsi="Calibri"/>
+                <w:sz w:val="19"/>
+              </w:rPr>
+              <w:t>ExtraTreesRegressor, Scikit-Learn, Pandas</w:t>
+            </w:r>
+          </w:p>
+        </w:tc>
+      </w:tr>
+      <w:tr>
+        <w:tc>
+          <w:tcPr>
+            <w:tcW w:type="dxa" w:w="3120"/>
+            <w:shd w:fill="F8FAFC"/>
+            <w:tcMar>
+              <w:top w:w="70" w:type="dxa"/>
+              <w:bottom w:w="70" w:type="dxa"/>
+              <w:left w:w="100" w:type="dxa"/>
+              <w:right w:w="100" w:type="dxa"/>
+            </w:tcMar>
+          </w:tcPr>
+          <w:p>
+            <w:r>
+              <w:rPr>
+                <w:rFonts w:ascii="Calibri" w:hAnsi="Calibri"/>
+                <w:sz w:val="19"/>
+              </w:rPr>
+              <w:t>app/static/</w:t>
+            </w:r>
+          </w:p>
+        </w:tc>
+        <w:tc>
+          <w:tcPr>
+            <w:tcW w:type="dxa" w:w="3120"/>
+            <w:shd w:fill="F8FAFC"/>
+            <w:tcMar>
+              <w:top w:w="70" w:type="dxa"/>
+              <w:bottom w:w="70" w:type="dxa"/>
+              <w:left w:w="100" w:type="dxa"/>
+              <w:right w:w="100" w:type="dxa"/>
+            </w:tcMar>
+          </w:tcPr>
+          <w:p>
+            <w:r>
+              <w:rPr>
+                <w:rFonts w:ascii="Calibri" w:hAnsi="Calibri"/>
+                <w:sz w:val="19"/>
+              </w:rPr>
+              <w:t>Grayscale CSS design system, Lucide SVGs, and ApexCharts controller</w:t>
+            </w:r>
+          </w:p>
+        </w:tc>
+        <w:tc>
+          <w:tcPr>
+            <w:tcW w:type="dxa" w:w="3120"/>
+            <w:shd w:fill="F8FAFC"/>
+            <w:tcMar>
+              <w:top w:w="70" w:type="dxa"/>
+              <w:bottom w:w="70" w:type="dxa"/>
+              <w:left w:w="100" w:type="dxa"/>
+              <w:right w:w="100" w:type="dxa"/>
+            </w:tcMar>
+          </w:tcPr>
+          <w:p>
+            <w:r>
+              <w:rPr>
+                <w:rFonts w:ascii="Calibri" w:hAnsi="Calibri"/>
+                <w:sz w:val="19"/>
+              </w:rPr>
+              <w:t>CSS3, ES6 JS, ApexCharts CDN</w:t>
+            </w:r>
+          </w:p>
+        </w:tc>
+      </w:tr>
+      <w:tr>
+        <w:tc>
+          <w:tcPr>
+            <w:tcW w:type="dxa" w:w="3120"/>
+            <w:shd w:fill="FFFFFF"/>
+            <w:tcMar>
+              <w:top w:w="70" w:type="dxa"/>
+              <w:bottom w:w="70" w:type="dxa"/>
+              <w:left w:w="100" w:type="dxa"/>
+              <w:right w:w="100" w:type="dxa"/>
+            </w:tcMar>
+          </w:tcPr>
+          <w:p>
+            <w:r>
+              <w:rPr>
+                <w:rFonts w:ascii="Calibri" w:hAnsi="Calibri"/>
+                <w:sz w:val="19"/>
+              </w:rPr>
+              <w:t>src/</w:t>
+            </w:r>
+          </w:p>
+        </w:tc>
+        <w:tc>
+          <w:tcPr>
+            <w:tcW w:type="dxa" w:w="3120"/>
+            <w:shd w:fill="FFFFFF"/>
+            <w:tcMar>
+              <w:top w:w="70" w:type="dxa"/>
+              <w:bottom w:w="70" w:type="dxa"/>
+              <w:left w:w="100" w:type="dxa"/>
+              <w:right w:w="100" w:type="dxa"/>
+            </w:tcMar>
+          </w:tcPr>
+          <w:p>
+            <w:r>
+              <w:rPr>
+                <w:rFonts w:ascii="Calibri" w:hAnsi="Calibri"/>
+                <w:sz w:val="19"/>
+              </w:rPr>
+              <w:t>ETL ingestion, data cleaning, feature engineering, and model training</w:t>
+            </w:r>
+          </w:p>
+        </w:tc>
+        <w:tc>
+          <w:tcPr>
+            <w:tcW w:type="dxa" w:w="3120"/>
+            <w:shd w:fill="FFFFFF"/>
+            <w:tcMar>
+              <w:top w:w="70" w:type="dxa"/>
+              <w:bottom w:w="70" w:type="dxa"/>
+              <w:left w:w="100" w:type="dxa"/>
+              <w:right w:w="100" w:type="dxa"/>
+            </w:tcMar>
+          </w:tcPr>
+          <w:p>
+            <w:r>
+              <w:rPr>
+                <w:rFonts w:ascii="Calibri" w:hAnsi="Calibri"/>
+                <w:sz w:val="19"/>
+              </w:rPr>
+              <w:t>Pandas, NumPy, Scikit-Learn, XGBoost</w:t>
+            </w:r>
+          </w:p>
+        </w:tc>
+      </w:tr>
+      <w:tr>
+        <w:tc>
+          <w:tcPr>
+            <w:tcW w:type="dxa" w:w="3120"/>
+            <w:shd w:fill="F8FAFC"/>
+            <w:tcMar>
+              <w:top w:w="70" w:type="dxa"/>
+              <w:bottom w:w="70" w:type="dxa"/>
+              <w:left w:w="100" w:type="dxa"/>
+              <w:right w:w="100" w:type="dxa"/>
+            </w:tcMar>
+          </w:tcPr>
+          <w:p>
+            <w:r>
+              <w:rPr>
+                <w:rFonts w:ascii="Calibri" w:hAnsi="Calibri"/>
+                <w:sz w:val="19"/>
+              </w:rPr>
+              <w:t>tests/</w:t>
+            </w:r>
+          </w:p>
+        </w:tc>
+        <w:tc>
+          <w:tcPr>
+            <w:tcW w:type="dxa" w:w="3120"/>
+            <w:shd w:fill="F8FAFC"/>
+            <w:tcMar>
+              <w:top w:w="70" w:type="dxa"/>
+              <w:bottom w:w="70" w:type="dxa"/>
+              <w:left w:w="100" w:type="dxa"/>
+              <w:right w:w="100" w:type="dxa"/>
+            </w:tcMar>
+          </w:tcPr>
+          <w:p>
+            <w:r>
+              <w:rPr>
+                <w:rFonts w:ascii="Calibri" w:hAnsi="Calibri"/>
+                <w:sz w:val="19"/>
+              </w:rPr>
+              <w:t>Automated unit and API endpoint regression test suite</w:t>
+            </w:r>
+          </w:p>
+        </w:tc>
+        <w:tc>
+          <w:tcPr>
+            <w:tcW w:type="dxa" w:w="3120"/>
+            <w:shd w:fill="F8FAFC"/>
+            <w:tcMar>
+              <w:top w:w="70" w:type="dxa"/>
+              <w:bottom w:w="70" w:type="dxa"/>
+              <w:left w:w="100" w:type="dxa"/>
+              <w:right w:w="100" w:type="dxa"/>
+            </w:tcMar>
+          </w:tcPr>
+          <w:p>
+            <w:r>
+              <w:rPr>
+                <w:rFonts w:ascii="Calibri" w:hAnsi="Calibri"/>
+                <w:sz w:val="19"/>
+              </w:rPr>
+              <w:t>Pytest, StaticPool SQLite Test Harness</w:t>
+            </w:r>
+          </w:p>
+        </w:tc>
+      </w:tr>
+    </w:tbl>
+    <w:p>
+      <w:pPr>
+        <w:spacing w:after="160"/>
+      </w:pPr>
+    </w:p>
+    <w:p>
+      <w:pPr>
+        <w:keepNext/>
+        <w:spacing w:before="320" w:after="80"/>
+      </w:pPr>
+      <w:r>
+        <w:rPr>
+          <w:rFonts w:ascii="Cambria" w:hAnsi="Cambria"/>
+          <w:b/>
+          <w:color w:val="0F172A"/>
+          <w:sz w:val="32"/>
+        </w:rPr>
+        <w:t>9. Dataset Characterization &amp; Statistical Analysis</w:t>
+      </w:r>
+    </w:p>
+    <w:p>
+      <w:pPr>
+        <w:spacing w:after="120" w:line="276" w:lineRule="auto"/>
+        <w:jc w:val="both"/>
+      </w:pPr>
+      <w:r>
+        <w:rPr>
+          <w:rFonts w:ascii="Calibri" w:hAnsi="Calibri"/>
+          <w:color w:val="1E293B"/>
+          <w:sz w:val="22"/>
+        </w:rPr>
+        <w:t>The empirical data foundation for PricePilot AI comprises the Olist Brazilian E-Commerce public dataset. The dataset contains 100,000+ transaction records spanning 2016 through 2018 across 27 Brazilian state territories. Table 3 presents the statistical profile of key numerical features extracted from the primary dataset.</w:t>
+      </w:r>
+    </w:p>
+    <w:tbl>
+      <w:tblPr>
+        <w:tblW w:type="auto" w:w="0"/>
+        <w:jc w:val="center"/>
+        <w:tblLayout w:type="fixed"/>
+        <w:tblLook w:firstColumn="1" w:firstRow="1" w:lastColumn="0" w:lastRow="0" w:noHBand="0" w:noVBand="1" w:val="04A0"/>
+      </w:tblPr>
+      <w:tblGrid>
+        <w:gridCol w:w="1872"/>
+        <w:gridCol w:w="1872"/>
+        <w:gridCol w:w="1872"/>
+        <w:gridCol w:w="1872"/>
+        <w:gridCol w:w="1872"/>
+      </w:tblGrid>
+      <w:tr>
+        <w:tc>
+          <w:tcPr>
+            <w:tcW w:type="dxa" w:w="1872"/>
+            <w:shd w:fill="0F172A"/>
+          </w:tcPr>
+          <w:p>
+            <w:r>
+              <w:rPr>
+                <w:rFonts w:ascii="Calibri" w:hAnsi="Calibri"/>
+                <w:b/>
+                <w:color w:val="FFFFFF"/>
+                <w:sz w:val="19"/>
+              </w:rPr>
+              <w:t>Feature Attribute</w:t>
+            </w:r>
+          </w:p>
+        </w:tc>
+        <w:tc>
+          <w:tcPr>
+            <w:tcW w:type="dxa" w:w="1872"/>
+            <w:shd w:fill="0F172A"/>
+          </w:tcPr>
+          <w:p>
+            <w:r>
+              <w:rPr>
+                <w:rFonts w:ascii="Calibri" w:hAnsi="Calibri"/>
+                <w:b/>
+                <w:color w:val="FFFFFF"/>
+                <w:sz w:val="19"/>
+              </w:rPr>
+              <w:t>Data Type</w:t>
+            </w:r>
+          </w:p>
+        </w:tc>
+        <w:tc>
+          <w:tcPr>
+            <w:tcW w:type="dxa" w:w="1872"/>
+            <w:shd w:fill="0F172A"/>
+          </w:tcPr>
+          <w:p>
+            <w:r>
+              <w:rPr>
+                <w:rFonts w:ascii="Calibri" w:hAnsi="Calibri"/>
+                <w:b/>
+                <w:color w:val="FFFFFF"/>
+                <w:sz w:val="19"/>
+              </w:rPr>
+              <w:t>Mean Value</w:t>
+            </w:r>
+          </w:p>
+        </w:tc>
+        <w:tc>
+          <w:tcPr>
+            <w:tcW w:type="dxa" w:w="1872"/>
+            <w:shd w:fill="0F172A"/>
+          </w:tcPr>
+          <w:p>
+            <w:r>
+              <w:rPr>
+                <w:rFonts w:ascii="Calibri" w:hAnsi="Calibri"/>
+                <w:b/>
+                <w:color w:val="FFFFFF"/>
+                <w:sz w:val="19"/>
+              </w:rPr>
+              <w:t>Std Deviation</w:t>
+            </w:r>
+          </w:p>
+        </w:tc>
+        <w:tc>
+          <w:tcPr>
+            <w:tcW w:type="dxa" w:w="1872"/>
+            <w:shd w:fill="0F172A"/>
+          </w:tcPr>
+          <w:p>
+            <w:r>
+              <w:rPr>
+                <w:rFonts w:ascii="Calibri" w:hAnsi="Calibri"/>
+                <w:b/>
+                <w:color w:val="FFFFFF"/>
+                <w:sz w:val="19"/>
+              </w:rPr>
+              <w:t>Description</w:t>
+            </w:r>
+          </w:p>
+        </w:tc>
+      </w:tr>
+      <w:tr>
+        <w:tc>
+          <w:tcPr>
+            <w:tcW w:type="dxa" w:w="1872"/>
+            <w:shd w:fill="F8FAFC"/>
+            <w:tcMar>
+              <w:top w:w="70" w:type="dxa"/>
+              <w:bottom w:w="70" w:type="dxa"/>
+              <w:left w:w="90" w:type="dxa"/>
+              <w:right w:w="90" w:type="dxa"/>
+            </w:tcMar>
+          </w:tcPr>
+          <w:p>
+            <w:r>
+              <w:rPr>
+                <w:rFonts w:ascii="Calibri" w:hAnsi="Calibri"/>
+                <w:sz w:val="19"/>
+              </w:rPr>
+              <w:t>price</w:t>
+            </w:r>
+          </w:p>
+        </w:tc>
+        <w:tc>
+          <w:tcPr>
+            <w:tcW w:type="dxa" w:w="1872"/>
+            <w:shd w:fill="F8FAFC"/>
+            <w:tcMar>
+              <w:top w:w="70" w:type="dxa"/>
+              <w:bottom w:w="70" w:type="dxa"/>
+              <w:left w:w="90" w:type="dxa"/>
+              <w:right w:w="90" w:type="dxa"/>
+            </w:tcMar>
+          </w:tcPr>
+          <w:p>
+            <w:r>
+              <w:rPr>
+                <w:rFonts w:ascii="Calibri" w:hAnsi="Calibri"/>
+                <w:sz w:val="19"/>
+              </w:rPr>
+              <w:t>Float64</w:t>
+            </w:r>
+          </w:p>
+        </w:tc>
+        <w:tc>
+          <w:tcPr>
+            <w:tcW w:type="dxa" w:w="1872"/>
+            <w:shd w:fill="F8FAFC"/>
+            <w:tcMar>
+              <w:top w:w="70" w:type="dxa"/>
+              <w:bottom w:w="70" w:type="dxa"/>
+              <w:left w:w="90" w:type="dxa"/>
+              <w:right w:w="90" w:type="dxa"/>
+            </w:tcMar>
+          </w:tcPr>
+          <w:p>
+            <w:r>
+              <w:rPr>
+                <w:rFonts w:ascii="Calibri" w:hAnsi="Calibri"/>
+                <w:sz w:val="19"/>
+              </w:rPr>
+              <w:t>120.65 BRL</w:t>
+            </w:r>
+          </w:p>
+        </w:tc>
+        <w:tc>
+          <w:tcPr>
+            <w:tcW w:type="dxa" w:w="1872"/>
+            <w:shd w:fill="F8FAFC"/>
+            <w:tcMar>
+              <w:top w:w="70" w:type="dxa"/>
+              <w:bottom w:w="70" w:type="dxa"/>
+              <w:left w:w="90" w:type="dxa"/>
+              <w:right w:w="90" w:type="dxa"/>
+            </w:tcMar>
+          </w:tcPr>
+          <w:p>
+            <w:r>
+              <w:rPr>
+                <w:rFonts w:ascii="Calibri" w:hAnsi="Calibri"/>
+                <w:sz w:val="19"/>
+              </w:rPr>
+              <w:t>184.15 BRL</w:t>
+            </w:r>
+          </w:p>
+        </w:tc>
+        <w:tc>
+          <w:tcPr>
+            <w:tcW w:type="dxa" w:w="1872"/>
+            <w:shd w:fill="F8FAFC"/>
+            <w:tcMar>
+              <w:top w:w="70" w:type="dxa"/>
+              <w:bottom w:w="70" w:type="dxa"/>
+              <w:left w:w="90" w:type="dxa"/>
+              <w:right w:w="90" w:type="dxa"/>
+            </w:tcMar>
+          </w:tcPr>
+          <w:p>
+            <w:r>
+              <w:rPr>
+                <w:rFonts w:ascii="Calibri" w:hAnsi="Calibri"/>
+                <w:sz w:val="19"/>
+              </w:rPr>
+              <w:t>Item retail listing price</w:t>
+            </w:r>
+          </w:p>
+        </w:tc>
+      </w:tr>
+      <w:tr>
+        <w:tc>
+          <w:tcPr>
+            <w:tcW w:type="dxa" w:w="1872"/>
+            <w:shd w:fill="FFFFFF"/>
+            <w:tcMar>
+              <w:top w:w="70" w:type="dxa"/>
+              <w:bottom w:w="70" w:type="dxa"/>
+              <w:left w:w="90" w:type="dxa"/>
+              <w:right w:w="90" w:type="dxa"/>
+            </w:tcMar>
+          </w:tcPr>
+          <w:p>
+            <w:r>
+              <w:rPr>
+                <w:rFonts w:ascii="Calibri" w:hAnsi="Calibri"/>
+                <w:sz w:val="19"/>
+              </w:rPr>
+              <w:t>freight_value</w:t>
+            </w:r>
+          </w:p>
+        </w:tc>
+        <w:tc>
+          <w:tcPr>
+            <w:tcW w:type="dxa" w:w="1872"/>
+            <w:shd w:fill="FFFFFF"/>
+            <w:tcMar>
+              <w:top w:w="70" w:type="dxa"/>
+              <w:bottom w:w="70" w:type="dxa"/>
+              <w:left w:w="90" w:type="dxa"/>
+              <w:right w:w="90" w:type="dxa"/>
+            </w:tcMar>
+          </w:tcPr>
+          <w:p>
+            <w:r>
+              <w:rPr>
+                <w:rFonts w:ascii="Calibri" w:hAnsi="Calibri"/>
+                <w:sz w:val="19"/>
+              </w:rPr>
+              <w:t>Float64</w:t>
+            </w:r>
+          </w:p>
+        </w:tc>
+        <w:tc>
+          <w:tcPr>
+            <w:tcW w:type="dxa" w:w="1872"/>
+            <w:shd w:fill="FFFFFF"/>
+            <w:tcMar>
+              <w:top w:w="70" w:type="dxa"/>
+              <w:bottom w:w="70" w:type="dxa"/>
+              <w:left w:w="90" w:type="dxa"/>
+              <w:right w:w="90" w:type="dxa"/>
+            </w:tcMar>
+          </w:tcPr>
+          <w:p>
+            <w:r>
+              <w:rPr>
+                <w:rFonts w:ascii="Calibri" w:hAnsi="Calibri"/>
+                <w:sz w:val="19"/>
+              </w:rPr>
+              <w:t>19.99 BRL</w:t>
+            </w:r>
+          </w:p>
+        </w:tc>
+        <w:tc>
+          <w:tcPr>
+            <w:tcW w:type="dxa" w:w="1872"/>
+            <w:shd w:fill="FFFFFF"/>
+            <w:tcMar>
+              <w:top w:w="70" w:type="dxa"/>
+              <w:bottom w:w="70" w:type="dxa"/>
+              <w:left w:w="90" w:type="dxa"/>
+              <w:right w:w="90" w:type="dxa"/>
+            </w:tcMar>
+          </w:tcPr>
+          <w:p>
+            <w:r>
+              <w:rPr>
+                <w:rFonts w:ascii="Calibri" w:hAnsi="Calibri"/>
+                <w:sz w:val="19"/>
+              </w:rPr>
+              <w:t>15.80 BRL</w:t>
+            </w:r>
+          </w:p>
+        </w:tc>
+        <w:tc>
+          <w:tcPr>
+            <w:tcW w:type="dxa" w:w="1872"/>
+            <w:shd w:fill="FFFFFF"/>
+            <w:tcMar>
+              <w:top w:w="70" w:type="dxa"/>
+              <w:bottom w:w="70" w:type="dxa"/>
+              <w:left w:w="90" w:type="dxa"/>
+              <w:right w:w="90" w:type="dxa"/>
+            </w:tcMar>
+          </w:tcPr>
+          <w:p>
+            <w:r>
+              <w:rPr>
+                <w:rFonts w:ascii="Calibri" w:hAnsi="Calibri"/>
+                <w:sz w:val="19"/>
+              </w:rPr>
+              <w:t>Logistical shipping tariff charged to customer</w:t>
+            </w:r>
+          </w:p>
+        </w:tc>
+      </w:tr>
+      <w:tr>
+        <w:tc>
+          <w:tcPr>
+            <w:tcW w:type="dxa" w:w="1872"/>
+            <w:shd w:fill="F8FAFC"/>
+            <w:tcMar>
+              <w:top w:w="70" w:type="dxa"/>
+              <w:bottom w:w="70" w:type="dxa"/>
+              <w:left w:w="90" w:type="dxa"/>
+              <w:right w:w="90" w:type="dxa"/>
+            </w:tcMar>
+          </w:tcPr>
+          <w:p>
+            <w:r>
+              <w:rPr>
+                <w:rFonts w:ascii="Calibri" w:hAnsi="Calibri"/>
+                <w:sz w:val="19"/>
+              </w:rPr>
+              <w:t>product_weight_g</w:t>
+            </w:r>
+          </w:p>
+        </w:tc>
+        <w:tc>
+          <w:tcPr>
+            <w:tcW w:type="dxa" w:w="1872"/>
+            <w:shd w:fill="F8FAFC"/>
+            <w:tcMar>
+              <w:top w:w="70" w:type="dxa"/>
+              <w:bottom w:w="70" w:type="dxa"/>
+              <w:left w:w="90" w:type="dxa"/>
+              <w:right w:w="90" w:type="dxa"/>
+            </w:tcMar>
+          </w:tcPr>
+          <w:p>
+            <w:r>
+              <w:rPr>
+                <w:rFonts w:ascii="Calibri" w:hAnsi="Calibri"/>
+                <w:sz w:val="19"/>
+              </w:rPr>
+              <w:t>Float64</w:t>
+            </w:r>
+          </w:p>
+        </w:tc>
+        <w:tc>
+          <w:tcPr>
+            <w:tcW w:type="dxa" w:w="1872"/>
+            <w:shd w:fill="F8FAFC"/>
+            <w:tcMar>
+              <w:top w:w="70" w:type="dxa"/>
+              <w:bottom w:w="70" w:type="dxa"/>
+              <w:left w:w="90" w:type="dxa"/>
+              <w:right w:w="90" w:type="dxa"/>
+            </w:tcMar>
+          </w:tcPr>
+          <w:p>
+            <w:r>
+              <w:rPr>
+                <w:rFonts w:ascii="Calibri" w:hAnsi="Calibri"/>
+                <w:sz w:val="19"/>
+              </w:rPr>
+              <w:t>2,114.3 g</w:t>
+            </w:r>
+          </w:p>
+        </w:tc>
+        <w:tc>
+          <w:tcPr>
+            <w:tcW w:type="dxa" w:w="1872"/>
+            <w:shd w:fill="F8FAFC"/>
+            <w:tcMar>
+              <w:top w:w="70" w:type="dxa"/>
+              <w:bottom w:w="70" w:type="dxa"/>
+              <w:left w:w="90" w:type="dxa"/>
+              <w:right w:w="90" w:type="dxa"/>
+            </w:tcMar>
+          </w:tcPr>
+          <w:p>
+            <w:r>
+              <w:rPr>
+                <w:rFonts w:ascii="Calibri" w:hAnsi="Calibri"/>
+                <w:sz w:val="19"/>
+              </w:rPr>
+              <w:t>3,782.1 g</w:t>
+            </w:r>
+          </w:p>
+        </w:tc>
+        <w:tc>
+          <w:tcPr>
+            <w:tcW w:type="dxa" w:w="1872"/>
+            <w:shd w:fill="F8FAFC"/>
+            <w:tcMar>
+              <w:top w:w="70" w:type="dxa"/>
+              <w:bottom w:w="70" w:type="dxa"/>
+              <w:left w:w="90" w:type="dxa"/>
+              <w:right w:w="90" w:type="dxa"/>
+            </w:tcMar>
+          </w:tcPr>
+          <w:p>
+            <w:r>
+              <w:rPr>
+                <w:rFonts w:ascii="Calibri" w:hAnsi="Calibri"/>
+                <w:sz w:val="19"/>
+              </w:rPr>
+              <w:t>Physical package weight in grams</w:t>
+            </w:r>
+          </w:p>
+        </w:tc>
+      </w:tr>
+      <w:tr>
+        <w:tc>
+          <w:tcPr>
+            <w:tcW w:type="dxa" w:w="1872"/>
+            <w:shd w:fill="FFFFFF"/>
+            <w:tcMar>
+              <w:top w:w="70" w:type="dxa"/>
+              <w:bottom w:w="70" w:type="dxa"/>
+              <w:left w:w="90" w:type="dxa"/>
+              <w:right w:w="90" w:type="dxa"/>
+            </w:tcMar>
+          </w:tcPr>
+          <w:p>
+            <w:r>
+              <w:rPr>
+                <w:rFonts w:ascii="Calibri" w:hAnsi="Calibri"/>
+                <w:sz w:val="19"/>
+              </w:rPr>
+              <w:t>product_volume_cm3</w:t>
+            </w:r>
+          </w:p>
+        </w:tc>
+        <w:tc>
+          <w:tcPr>
+            <w:tcW w:type="dxa" w:w="1872"/>
+            <w:shd w:fill="FFFFFF"/>
+            <w:tcMar>
+              <w:top w:w="70" w:type="dxa"/>
+              <w:bottom w:w="70" w:type="dxa"/>
+              <w:left w:w="90" w:type="dxa"/>
+              <w:right w:w="90" w:type="dxa"/>
+            </w:tcMar>
+          </w:tcPr>
+          <w:p>
+            <w:r>
+              <w:rPr>
+                <w:rFonts w:ascii="Calibri" w:hAnsi="Calibri"/>
+                <w:sz w:val="19"/>
+              </w:rPr>
+              <w:t>Float64</w:t>
+            </w:r>
+          </w:p>
+        </w:tc>
+        <w:tc>
+          <w:tcPr>
+            <w:tcW w:type="dxa" w:w="1872"/>
+            <w:shd w:fill="FFFFFF"/>
+            <w:tcMar>
+              <w:top w:w="70" w:type="dxa"/>
+              <w:bottom w:w="70" w:type="dxa"/>
+              <w:left w:w="90" w:type="dxa"/>
+              <w:right w:w="90" w:type="dxa"/>
+            </w:tcMar>
+          </w:tcPr>
+          <w:p>
+            <w:r>
+              <w:rPr>
+                <w:rFonts w:ascii="Calibri" w:hAnsi="Calibri"/>
+                <w:sz w:val="19"/>
+              </w:rPr>
+              <w:t>15,280 cm³</w:t>
+            </w:r>
+          </w:p>
+        </w:tc>
+        <w:tc>
+          <w:tcPr>
+            <w:tcW w:type="dxa" w:w="1872"/>
+            <w:shd w:fill="FFFFFF"/>
+            <w:tcMar>
+              <w:top w:w="70" w:type="dxa"/>
+              <w:bottom w:w="70" w:type="dxa"/>
+              <w:left w:w="90" w:type="dxa"/>
+              <w:right w:w="90" w:type="dxa"/>
+            </w:tcMar>
+          </w:tcPr>
+          <w:p>
+            <w:r>
+              <w:rPr>
+                <w:rFonts w:ascii="Calibri" w:hAnsi="Calibri"/>
+                <w:sz w:val="19"/>
+              </w:rPr>
+              <w:t>23,140 cm³</w:t>
+            </w:r>
+          </w:p>
+        </w:tc>
+        <w:tc>
+          <w:tcPr>
+            <w:tcW w:type="dxa" w:w="1872"/>
+            <w:shd w:fill="FFFFFF"/>
+            <w:tcMar>
+              <w:top w:w="70" w:type="dxa"/>
+              <w:bottom w:w="70" w:type="dxa"/>
+              <w:left w:w="90" w:type="dxa"/>
+              <w:right w:w="90" w:type="dxa"/>
+            </w:tcMar>
+          </w:tcPr>
+          <w:p>
+            <w:r>
+              <w:rPr>
+                <w:rFonts w:ascii="Calibri" w:hAnsi="Calibri"/>
+                <w:sz w:val="19"/>
+              </w:rPr>
+              <w:t>Derived volumetric package space ($L × H × W$)</w:t>
+            </w:r>
+          </w:p>
+        </w:tc>
+      </w:tr>
+      <w:tr>
+        <w:tc>
+          <w:tcPr>
+            <w:tcW w:type="dxa" w:w="1872"/>
+            <w:shd w:fill="F8FAFC"/>
+            <w:tcMar>
+              <w:top w:w="70" w:type="dxa"/>
+              <w:bottom w:w="70" w:type="dxa"/>
+              <w:left w:w="90" w:type="dxa"/>
+              <w:right w:w="90" w:type="dxa"/>
+            </w:tcMar>
+          </w:tcPr>
+          <w:p>
+            <w:r>
+              <w:rPr>
+                <w:rFonts w:ascii="Calibri" w:hAnsi="Calibri"/>
+                <w:sz w:val="19"/>
+              </w:rPr>
+              <w:t>review_score</w:t>
+            </w:r>
+          </w:p>
+        </w:tc>
+        <w:tc>
+          <w:tcPr>
+            <w:tcW w:type="dxa" w:w="1872"/>
+            <w:shd w:fill="F8FAFC"/>
+            <w:tcMar>
+              <w:top w:w="70" w:type="dxa"/>
+              <w:bottom w:w="70" w:type="dxa"/>
+              <w:left w:w="90" w:type="dxa"/>
+              <w:right w:w="90" w:type="dxa"/>
+            </w:tcMar>
+          </w:tcPr>
+          <w:p>
+            <w:r>
+              <w:rPr>
+                <w:rFonts w:ascii="Calibri" w:hAnsi="Calibri"/>
+                <w:sz w:val="19"/>
+              </w:rPr>
+              <w:t>Int64</w:t>
+            </w:r>
+          </w:p>
+        </w:tc>
+        <w:tc>
+          <w:tcPr>
+            <w:tcW w:type="dxa" w:w="1872"/>
+            <w:shd w:fill="F8FAFC"/>
+            <w:tcMar>
+              <w:top w:w="70" w:type="dxa"/>
+              <w:bottom w:w="70" w:type="dxa"/>
+              <w:left w:w="90" w:type="dxa"/>
+              <w:right w:w="90" w:type="dxa"/>
+            </w:tcMar>
+          </w:tcPr>
+          <w:p>
+            <w:r>
+              <w:rPr>
+                <w:rFonts w:ascii="Calibri" w:hAnsi="Calibri"/>
+                <w:sz w:val="19"/>
+              </w:rPr>
+              <w:t>4.08 / 5.0</w:t>
+            </w:r>
+          </w:p>
+        </w:tc>
+        <w:tc>
+          <w:tcPr>
+            <w:tcW w:type="dxa" w:w="1872"/>
+            <w:shd w:fill="F8FAFC"/>
+            <w:tcMar>
+              <w:top w:w="70" w:type="dxa"/>
+              <w:bottom w:w="70" w:type="dxa"/>
+              <w:left w:w="90" w:type="dxa"/>
+              <w:right w:w="90" w:type="dxa"/>
+            </w:tcMar>
+          </w:tcPr>
+          <w:p>
+            <w:r>
+              <w:rPr>
+                <w:rFonts w:ascii="Calibri" w:hAnsi="Calibri"/>
+                <w:sz w:val="19"/>
+              </w:rPr>
+              <w:t>1.34</w:t>
+            </w:r>
+          </w:p>
+        </w:tc>
+        <w:tc>
+          <w:tcPr>
+            <w:tcW w:type="dxa" w:w="1872"/>
+            <w:shd w:fill="F8FAFC"/>
+            <w:tcMar>
+              <w:top w:w="70" w:type="dxa"/>
+              <w:bottom w:w="70" w:type="dxa"/>
+              <w:left w:w="90" w:type="dxa"/>
+              <w:right w:w="90" w:type="dxa"/>
+            </w:tcMar>
+          </w:tcPr>
+          <w:p>
+            <w:r>
+              <w:rPr>
+                <w:rFonts w:ascii="Calibri" w:hAnsi="Calibri"/>
+                <w:sz w:val="19"/>
+              </w:rPr>
+              <w:t>Historical customer rating feedback score</w:t>
+            </w:r>
+          </w:p>
+        </w:tc>
+      </w:tr>
+    </w:tbl>
+    <w:p>
+      <w:pPr>
+        <w:spacing w:after="160"/>
+      </w:pPr>
+    </w:p>
+    <w:p>
+      <w:pPr>
+        <w:keepNext/>
+        <w:spacing w:before="320" w:after="80"/>
+      </w:pPr>
+      <w:r>
+        <w:rPr>
+          <w:rFonts w:ascii="Cambria" w:hAnsi="Cambria"/>
+          <w:b/>
+          <w:color w:val="0F172A"/>
+          <w:sz w:val="32"/>
+        </w:rPr>
+        <w:t>10. Data Preprocessing &amp; Pipeline Engineering</w:t>
+      </w:r>
+    </w:p>
+    <w:p>
+      <w:pPr>
+        <w:spacing w:after="120" w:line="276" w:lineRule="auto"/>
+        <w:jc w:val="both"/>
+      </w:pPr>
+      <w:r>
+        <w:rPr>
+          <w:rFonts w:ascii="Calibri" w:hAnsi="Calibri"/>
+          <w:color w:val="1E293B"/>
+          <w:sz w:val="22"/>
+        </w:rPr>
+        <w:t>Data preprocessing is orchestrated by `src/preprocessor.py`. The module systematically resolves data quality anomalies prior to model training:</w:t>
+      </w:r>
+    </w:p>
+    <w:p>
+      <w:pPr>
+        <w:spacing w:after="120" w:line="276" w:lineRule="auto"/>
+        <w:jc w:val="both"/>
+      </w:pPr>
+      <w:r>
+        <w:rPr>
+          <w:rFonts w:ascii="Calibri" w:hAnsi="Calibri"/>
+          <w:color w:val="1E293B"/>
+          <w:sz w:val="22"/>
+        </w:rPr>
+        <w:t>• Truncation of Extreme Price Outliers: Transaction records with price values exceeding the 99th percentile (&gt; R$ 1,500) are trimmed to remove skewed tail distributions.</w:t>
+      </w:r>
+    </w:p>
+    <w:p>
+      <w:pPr>
+        <w:spacing w:after="120" w:line="276" w:lineRule="auto"/>
+        <w:jc w:val="both"/>
+      </w:pPr>
+      <w:r>
+        <w:rPr>
+          <w:rFonts w:ascii="Calibri" w:hAnsi="Calibri"/>
+          <w:color w:val="1E293B"/>
+          <w:sz w:val="22"/>
+        </w:rPr>
+        <w:t>• Category-Aware Imputation: Missing volumetric attributes are median-imputed using category-specific grouping, preserving domain dimensions.</w:t>
+      </w:r>
+    </w:p>
+    <w:p>
+      <w:pPr>
+        <w:spacing w:after="120" w:line="276" w:lineRule="auto"/>
+        <w:jc w:val="both"/>
+      </w:pPr>
+      <w:r>
+        <w:rPr>
+          <w:rFonts w:ascii="Calibri" w:hAnsi="Calibri"/>
+          <w:color w:val="1E293B"/>
+          <w:sz w:val="22"/>
+        </w:rPr>
+        <w:t>• Standard Feature Scaling: Continuous numerical attributes are standardized using Scikit-Learn `StandardScaler` ($\mu = 0, \sigma = 1$), ensuring uniform gradient convergence across regularized regression algorithms.</w:t>
+      </w:r>
+    </w:p>
+    <w:p>
+      <w:pPr>
+        <w:keepNext/>
+        <w:spacing w:before="320" w:after="80"/>
+      </w:pPr>
+      <w:r>
+        <w:rPr>
+          <w:rFonts w:ascii="Cambria" w:hAnsi="Cambria"/>
+          <w:b/>
+          <w:color w:val="0F172A"/>
+          <w:sz w:val="32"/>
+        </w:rPr>
+        <w:t>11. Feature Engineering &amp; Feature Selection Methodology</w:t>
+      </w:r>
+    </w:p>
+    <w:p>
+      <w:pPr>
+        <w:spacing w:after="120" w:line="276" w:lineRule="auto"/>
+        <w:jc w:val="both"/>
+      </w:pPr>
+      <w:r>
+        <w:rPr>
+          <w:rFonts w:ascii="Calibri" w:hAnsi="Calibri"/>
+          <w:color w:val="1E293B"/>
+          <w:sz w:val="22"/>
+        </w:rPr>
+        <w:t>To capture multi-dimensional interaction terms, `src/feature_engineering.py` generates 46 mathematical feature attributes. Mutual Information (MI) analysis determines the relative predictive weight of engineered variables. Listing 1 details the core feature creation routine.</w:t>
+      </w:r>
+    </w:p>
+    <w:p>
+      <w:pPr>
+        <w:spacing w:before="80" w:after="120"/>
+        <w:ind w:left="288" w:right="288"/>
       </w:pPr>
       <w:r>
         <w:rPr>
           <w:rFonts w:ascii="Consolas" w:hAnsi="Consolas"/>
-          <w:color w:val="1E293B"/>
-          <w:sz w:val="19"/>
+          <w:color w:val="0F172A"/>
+          <w:sz w:val="18"/>
         </w:rPr>
-        <w:t>def create_access_token(user_id, role):</w:t>
+        <w:t>def calculate_composite_features(df):</w:t>
         <w:br/>
-        <w:t xml:space="preserve">    payload = {</w:t>
+        <w:t xml:space="preserve">    df['product_volume_cm3'] = df['product_length_cm'] * df['product_height_cm'] * df['product_width_cm']</w:t>
         <w:br/>
-        <w:t xml:space="preserve">        'sub': str(user_id),</w:t>
+        <w:t xml:space="preserve">    df['total_weight_g'] = df['product_weight_g']</w:t>
         <w:br/>
-        <w:t xml:space="preserve">        'role': role,</w:t>
+        <w:t xml:space="preserve">    df['freight_ratio'] = df['freight_value'] / (df['price'] + 1e-5)</w:t>
         <w:br/>
-        <w:t xml:space="preserve">        'exp': datetime.now(timezone.utc) + timedelta(minutes=30),</w:t>
+        <w:t xml:space="preserve">    df['seller_mean_price'] = df.groupby('seller_id')['price'].transform('mean')</w:t>
         <w:br/>
-        <w:t xml:space="preserve">        'type': 'access'</w:t>
+        <w:t xml:space="preserve">    df['seller_mean_freight'] = df.groupby('seller_id')['freight_value'].transform('mean')</w:t>
         <w:br/>
-        <w:t xml:space="preserve">    }</w:t>
-        <w:br/>
-        <w:t xml:space="preserve">    return jwt.encode(payload, current_app.config['SECRET_KEY'], algorithm='HS256')</w:t>
+        <w:t xml:space="preserve">    return df</w:t>
         <w:br/>
       </w:r>
     </w:p>
     <w:p>
       <w:pPr>
+        <w:spacing w:after="160"/>
+        <w:jc w:val="center"/>
+      </w:pPr>
+      <w:r>
+        <w:rPr>
+          <w:rFonts w:ascii="Calibri" w:hAnsi="Calibri"/>
+          <w:i/>
+          <w:color w:val="64748B"/>
+          <w:sz w:val="18"/>
+        </w:rPr>
+        <w:t>Listing 1. Python Implementation of Feature Engineering Routine (`src/feature_engineering.py`)</w:t>
+      </w:r>
+    </w:p>
+    <w:p>
+      <w:pPr>
+        <w:spacing w:after="120" w:line="276" w:lineRule="auto"/>
+        <w:jc w:val="both"/>
+      </w:pPr>
+      <w:r>
+        <w:rPr>
+          <w:rFonts w:ascii="Calibri" w:hAnsi="Calibri"/>
+          <w:color w:val="1E293B"/>
+          <w:sz w:val="22"/>
+        </w:rPr>
+        <w:t>Top predictive features identified by Mutual Information ranking include `seller_mean_price` (Normalized MI = 1.0000), `seller_mean_freight` (Normalized MI = 0.5727), `total_weight_g` (Normalized MI = 0.5755), and `product_volume_cm3` (Normalized MI = 0.5146).</w:t>
+      </w:r>
+    </w:p>
+    <w:p>
+      <w:pPr>
         <w:keepNext/>
-        <w:spacing w:before="160" w:after="60"/>
+        <w:spacing w:before="320" w:after="80"/>
+      </w:pPr>
+      <w:r>
+        <w:rPr>
+          <w:rFonts w:ascii="Cambria" w:hAnsi="Cambria"/>
+          <w:b/>
+          <w:color w:val="0F172A"/>
+          <w:sz w:val="32"/>
+        </w:rPr>
+        <w:t>12. Machine Learning Regression Methodology &amp; Algorithms</w:t>
+      </w:r>
+    </w:p>
+    <w:p>
+      <w:pPr>
+        <w:spacing w:after="120" w:line="276" w:lineRule="auto"/>
+        <w:jc w:val="both"/>
+      </w:pPr>
+      <w:r>
+        <w:rPr>
+          <w:rFonts w:ascii="Calibri" w:hAnsi="Calibri"/>
+          <w:color w:val="1E293B"/>
+          <w:sz w:val="22"/>
+        </w:rPr>
+        <w:t>The regression training suite (`src/model_training.py`) benchmarked 10 distinct algorithm architectures across 5-fold cross-validation:</w:t>
+      </w:r>
+    </w:p>
+    <w:p>
+      <w:pPr>
+        <w:spacing w:after="120" w:line="276" w:lineRule="auto"/>
+        <w:jc w:val="both"/>
+      </w:pPr>
+      <w:r>
+        <w:rPr>
+          <w:rFonts w:ascii="Calibri" w:hAnsi="Calibri"/>
+          <w:color w:val="1E293B"/>
+          <w:sz w:val="22"/>
+        </w:rPr>
+        <w:t>1. Extra Trees Regressor: An extremely randomized ensemble of 100 decision trees utilizing randomized split thresholds, minimizing Mean Squared Error (MSE) loss.</w:t>
+      </w:r>
+    </w:p>
+    <w:p>
+      <w:pPr>
+        <w:spacing w:after="120" w:line="276" w:lineRule="auto"/>
+        <w:jc w:val="both"/>
+      </w:pPr>
+      <w:r>
+        <w:rPr>
+          <w:rFonts w:ascii="Calibri" w:hAnsi="Calibri"/>
+          <w:color w:val="1E293B"/>
+          <w:sz w:val="22"/>
+        </w:rPr>
+        <w:t>2. Gradient Boosting &amp; XGBoost Regressors: Gradient-boosted decision trees optimizing loss gradients with learning rate $\eta = 0.1$ and max depth = 6.</w:t>
+      </w:r>
+    </w:p>
+    <w:p>
+      <w:pPr>
+        <w:spacing w:after="120" w:line="276" w:lineRule="auto"/>
+        <w:jc w:val="both"/>
+      </w:pPr>
+      <w:r>
+        <w:rPr>
+          <w:rFonts w:ascii="Calibri" w:hAnsi="Calibri"/>
+          <w:color w:val="1E293B"/>
+          <w:sz w:val="22"/>
+        </w:rPr>
+        <w:t>3. Random Forest Regressor: Bootstrap aggregated ensemble of 100 decision trees with feature sub-sampling.</w:t>
+      </w:r>
+    </w:p>
+    <w:p>
+      <w:pPr>
+        <w:spacing w:after="120" w:line="276" w:lineRule="auto"/>
+        <w:jc w:val="both"/>
+      </w:pPr>
+      <w:r>
+        <w:rPr>
+          <w:rFonts w:ascii="Calibri" w:hAnsi="Calibri"/>
+          <w:color w:val="1E293B"/>
+          <w:sz w:val="22"/>
+        </w:rPr>
+        <w:t>4. CatBoost &amp; LightGBM Regressors: Categorical gradient boosting and leaf-wise tree growth architectures.</w:t>
+      </w:r>
+    </w:p>
+    <w:p>
+      <w:pPr>
+        <w:spacing w:after="120" w:line="276" w:lineRule="auto"/>
+        <w:jc w:val="both"/>
+      </w:pPr>
+      <w:r>
+        <w:rPr>
+          <w:rFonts w:ascii="Calibri" w:hAnsi="Calibri"/>
+          <w:color w:val="1E293B"/>
+          <w:sz w:val="22"/>
+        </w:rPr>
+        <w:t>5. Linear, Ridge &amp; Lasso Regressors: L1 and L2 regularized linear models serving as baseline benchmarks.</w:t>
+      </w:r>
+    </w:p>
+    <w:p>
+      <w:pPr>
+        <w:keepNext/>
+        <w:spacing w:before="320" w:after="80"/>
+      </w:pPr>
+      <w:r>
+        <w:rPr>
+          <w:rFonts w:ascii="Cambria" w:hAnsi="Cambria"/>
+          <w:b/>
+          <w:color w:val="0F172A"/>
+          <w:sz w:val="32"/>
+        </w:rPr>
+        <w:t>13. Software Architecture &amp; Design Patterns</w:t>
+      </w:r>
+    </w:p>
+    <w:p>
+      <w:pPr>
+        <w:spacing w:after="120" w:line="276" w:lineRule="auto"/>
+        <w:jc w:val="both"/>
+      </w:pPr>
+      <w:r>
+        <w:rPr>
+          <w:rFonts w:ascii="Calibri" w:hAnsi="Calibri"/>
+          <w:color w:val="1E293B"/>
+          <w:sz w:val="22"/>
+        </w:rPr>
+        <w:t>The codebase incorporates formal software engineering patterns: Application Factory pattern in `app/__init__.py`, Singleton service pattern in `app/services/data_service.py`, and Blueprint modular routing in `app/api/`. These patterns ensure high testability, maintenance isolation, and clean separation between data access and presentation layers.</w:t>
+      </w:r>
+    </w:p>
+    <w:p>
+      <w:pPr>
+        <w:keepNext/>
+        <w:spacing w:before="320" w:after="80"/>
+      </w:pPr>
+      <w:r>
+        <w:rPr>
+          <w:rFonts w:ascii="Cambria" w:hAnsi="Cambria"/>
+          <w:b/>
+          <w:color w:val="0F172A"/>
+          <w:sz w:val="32"/>
+        </w:rPr>
+        <w:t>14. Backend Implementation &amp; Relational Database Schema</w:t>
+      </w:r>
+    </w:p>
+    <w:p>
+      <w:pPr>
+        <w:spacing w:after="120" w:line="276" w:lineRule="auto"/>
+        <w:jc w:val="both"/>
+      </w:pPr>
+      <w:r>
+        <w:rPr>
+          <w:rFonts w:ascii="Calibri" w:hAnsi="Calibri"/>
+          <w:color w:val="1E293B"/>
+          <w:sz w:val="22"/>
+        </w:rPr>
+        <w:t>The database models (`app/models.py`) define 12 relational entities adhering to 3rd Normal Form (3NF). Listing 2 illustrates the SQLAlchemy implementation of the `Prediction` entity capturing live ML inference outputs.</w:t>
+      </w:r>
+    </w:p>
+    <w:p>
+      <w:pPr>
+        <w:spacing w:before="80" w:after="120"/>
+        <w:ind w:left="288" w:right="288"/>
+      </w:pPr>
+      <w:r>
+        <w:rPr>
+          <w:rFonts w:ascii="Consolas" w:hAnsi="Consolas"/>
+          <w:color w:val="0F172A"/>
+          <w:sz w:val="18"/>
+        </w:rPr>
+        <w:t>class Prediction(db.Model):</w:t>
+        <w:br/>
+        <w:t xml:space="preserve">    __tablename__ = 'predictions'</w:t>
+        <w:br/>
+        <w:t xml:space="preserve">    id = db.Column(db.Integer, primary_key=True)</w:t>
+        <w:br/>
+        <w:t xml:space="preserve">    product_id = db.Column(db.String(64), nullable=False)</w:t>
+        <w:br/>
+        <w:t xml:space="preserve">    predicted_price = db.Column(db.Float, nullable=False)</w:t>
+        <w:br/>
+        <w:t xml:space="preserve">    confidence_score = db.Column(db.Float, nullable=False)</w:t>
+        <w:br/>
+        <w:t xml:space="preserve">    suggested_min_price = db.Column(db.Float, nullable=False)</w:t>
+        <w:br/>
+        <w:t xml:space="preserve">    suggested_max_price = db.Column(db.Float, nullable=False)</w:t>
+        <w:br/>
+        <w:t xml:space="preserve">    created_at = db.Column(db.DateTime, default=datetime.utcnow)</w:t>
+        <w:br/>
+      </w:r>
+    </w:p>
+    <w:p>
+      <w:pPr>
+        <w:spacing w:after="160"/>
+        <w:jc w:val="center"/>
+      </w:pPr>
+      <w:r>
+        <w:rPr>
+          <w:rFonts w:ascii="Calibri" w:hAnsi="Calibri"/>
+          <w:i/>
+          <w:color w:val="64748B"/>
+          <w:sz w:val="18"/>
+        </w:rPr>
+        <w:t>Listing 2. SQLAlchemy Relational Model Definition for Predictions (`app/models.py`)</w:t>
+      </w:r>
+    </w:p>
+    <w:p>
+      <w:pPr>
+        <w:keepNext/>
+        <w:spacing w:before="320" w:after="80"/>
+      </w:pPr>
+      <w:r>
+        <w:rPr>
+          <w:rFonts w:ascii="Cambria" w:hAnsi="Cambria"/>
+          <w:b/>
+          <w:color w:val="0F172A"/>
+          <w:sz w:val="32"/>
+        </w:rPr>
+        <w:t>15. Frontend Implementation &amp; Stripe/Linear Design System</w:t>
+      </w:r>
+    </w:p>
+    <w:p>
+      <w:pPr>
+        <w:spacing w:after="120" w:line="276" w:lineRule="auto"/>
+        <w:jc w:val="both"/>
+      </w:pPr>
+      <w:r>
+        <w:rPr>
+          <w:rFonts w:ascii="Calibri" w:hAnsi="Calibri"/>
+          <w:color w:val="1E293B"/>
+          <w:sz w:val="22"/>
+        </w:rPr>
+        <w:t>The client interface is constructed using HTML5, Vanilla CSS3, and ES6 JavaScript (`app/static/css/style.css`). Adhering to Stripe and Linear design standards, the UI enforces a 90% grayscale palette, single Indigo accent (`#6366f1`), 8px spacing grid, and Lucide vector icons (`stroke-width: 1.6`). All emojis and decorative rainbow gradients were strictly removed to ensure professional enterprise elegance.</w:t>
+      </w:r>
+    </w:p>
+    <w:p>
+      <w:pPr>
+        <w:keepNext/>
+        <w:spacing w:before="320" w:after="80"/>
+      </w:pPr>
+      <w:r>
+        <w:rPr>
+          <w:rFonts w:ascii="Cambria" w:hAnsi="Cambria"/>
+          <w:b/>
+          <w:color w:val="0F172A"/>
+          <w:sz w:val="32"/>
+        </w:rPr>
+        <w:t>16. Dashboard Architecture &amp; Visual Analytics Engine</w:t>
+      </w:r>
+    </w:p>
+    <w:p>
+      <w:pPr>
+        <w:spacing w:after="120" w:line="276" w:lineRule="auto"/>
+        <w:jc w:val="both"/>
+      </w:pPr>
+      <w:r>
+        <w:rPr>
+          <w:rFonts w:ascii="Calibri" w:hAnsi="Calibri"/>
+          <w:color w:val="1E293B"/>
+          <w:sz w:val="22"/>
+        </w:rPr>
+        <w:t>The primary dashboard (`#tab-dashboard`) displays 6 equal-height KPI cards integrated with mini ApexCharts sparklines. As shown in Figure 1, the interface includes workspace dropdowns, top navbar breadcrumbs, search modal triggers (`⌘K`), and global filter controls.</w:t>
+      </w:r>
+    </w:p>
+    <w:p>
+      <w:pPr>
+        <w:keepNext/>
+        <w:spacing w:before="200" w:after="80"/>
+        <w:jc w:val="center"/>
+      </w:pPr>
+      <w:r>
+        <w:drawing>
+          <wp:inline xmlns:a="http://schemas.openxmlformats.org/drawingml/2006/main" xmlns:pic="http://schemas.openxmlformats.org/drawingml/2006/picture">
+            <wp:extent cx="5303520" cy="4193096"/>
+            <wp:docPr id="1" name="Picture 1"/>
+            <wp:cNvGraphicFramePr>
+              <a:graphicFrameLocks noChangeAspect="1"/>
+            </wp:cNvGraphicFramePr>
+            <a:graphic>
+              <a:graphicData uri="http://schemas.openxmlformats.org/drawingml/2006/picture">
+                <pic:pic>
+                  <pic:nvPicPr>
+                    <pic:cNvPr id="0" name="overview_dashboard.png"/>
+                    <pic:cNvPicPr/>
+                  </pic:nvPicPr>
+                  <pic:blipFill>
+                    <a:blip r:embed="rId11"/>
+                    <a:stretch>
+                      <a:fillRect/>
+                    </a:stretch>
+                  </pic:blipFill>
+                  <pic:spPr>
+                    <a:xfrm>
+                      <a:off x="0" y="0"/>
+                      <a:ext cx="5303520" cy="4193096"/>
+                    </a:xfrm>
+                    <a:prstGeom prst="rect"/>
+                  </pic:spPr>
+                </pic:pic>
+              </a:graphicData>
+            </a:graphic>
+          </wp:inline>
+        </w:drawing>
+      </w:r>
+    </w:p>
+    <w:p>
+      <w:pPr>
+        <w:spacing w:after="200"/>
+        <w:jc w:val="center"/>
+      </w:pPr>
+      <w:r>
+        <w:rPr>
+          <w:rFonts w:ascii="Calibri" w:hAnsi="Calibri"/>
+          <w:i/>
+          <w:color w:val="475569"/>
+          <w:sz w:val="19"/>
+        </w:rPr>
+        <w:t>Figure 1. PricePilot AI Stripe/Linear Overview Dashboard View</w:t>
+      </w:r>
+    </w:p>
+    <w:p>
+      <w:pPr>
+        <w:keepNext/>
+        <w:spacing w:before="320" w:after="80"/>
+      </w:pPr>
+      <w:r>
+        <w:rPr>
+          <w:rFonts w:ascii="Cambria" w:hAnsi="Cambria"/>
+          <w:b/>
+          <w:color w:val="0F172A"/>
+          <w:sz w:val="32"/>
+        </w:rPr>
+        <w:t>17. Authentication &amp; Security Protocols</w:t>
+      </w:r>
+    </w:p>
+    <w:p>
+      <w:pPr>
+        <w:spacing w:after="120" w:line="276" w:lineRule="auto"/>
+        <w:jc w:val="both"/>
+      </w:pPr>
+      <w:r>
+        <w:rPr>
+          <w:rFonts w:ascii="Calibri" w:hAnsi="Calibri"/>
+          <w:color w:val="1E293B"/>
+          <w:sz w:val="22"/>
+        </w:rPr>
+        <w:t>Security is governed by Bcrypt password hashing and PyJWT token generation (`app/auth.py`). Access tokens are valid for 30 minutes, while Refresh tokens extend for 7 days. As shown in Figure 2, unauthorized client requests trigger the Sign In modal overlay.</w:t>
+      </w:r>
+    </w:p>
+    <w:p>
+      <w:pPr>
+        <w:spacing w:before="80" w:after="120"/>
+        <w:ind w:left="288" w:right="288"/>
+      </w:pPr>
+      <w:r>
+        <w:rPr>
+          <w:rFonts w:ascii="Consolas" w:hAnsi="Consolas"/>
+          <w:color w:val="0F172A"/>
+          <w:sz w:val="18"/>
+        </w:rPr>
+        <w:t>@auth_bp.route('/login', methods=['POST'])</w:t>
+        <w:br/>
+        <w:t>def login():</w:t>
+        <w:br/>
+        <w:t xml:space="preserve">    data = request.get_json()</w:t>
+        <w:br/>
+        <w:t xml:space="preserve">    user = User.query.filter_by(email=data.get('email')).first()</w:t>
+        <w:br/>
+        <w:t xml:space="preserve">    if user and bcrypt.check_password_hash(user.password_hash, data.get('password')):</w:t>
+        <w:br/>
+        <w:t xml:space="preserve">        access_token = create_access_token(user.id, user.role)</w:t>
+        <w:br/>
+        <w:t xml:space="preserve">        return jsonify({'access_token': access_token, 'user': user.to_dict()}), 200</w:t>
+        <w:br/>
+        <w:t xml:space="preserve">    return jsonify({'error': 'Invalid credentials'}), 401</w:t>
+        <w:br/>
+      </w:r>
+    </w:p>
+    <w:p>
+      <w:pPr>
+        <w:spacing w:after="160"/>
+        <w:jc w:val="center"/>
+      </w:pPr>
+      <w:r>
+        <w:rPr>
+          <w:rFonts w:ascii="Calibri" w:hAnsi="Calibri"/>
+          <w:i/>
+          <w:color w:val="64748B"/>
+          <w:sz w:val="18"/>
+        </w:rPr>
+        <w:t>Listing 3. Authentication &amp; JWT Token Generation Controller (`app/auth.py`)</w:t>
+      </w:r>
+    </w:p>
+    <w:p>
+      <w:pPr>
+        <w:keepNext/>
+        <w:spacing w:before="200" w:after="80"/>
         <w:jc w:val="center"/>
       </w:pPr>
       <w:r>
         <w:drawing>
           <wp:inline xmlns:a="http://schemas.openxmlformats.org/drawingml/2006/main" xmlns:pic="http://schemas.openxmlformats.org/drawingml/2006/picture">
             <wp:extent cx="5303520" cy="2519172"/>
-            <wp:docPr id="1" name="Picture 1"/>
+            <wp:docPr id="2" name="Picture 2"/>
             <wp:cNvGraphicFramePr>
               <a:graphicFrameLocks noChangeAspect="1"/>
             </wp:cNvGraphicFramePr>
@@ -1435,7 +2760,7 @@
                     <pic:cNvPicPr/>
                   </pic:nvPicPr>
                   <pic:blipFill>
-                    <a:blip r:embed="rId11"/>
+                    <a:blip r:embed="rId12"/>
                     <a:stretch>
                       <a:fillRect/>
                     </a:stretch>
@@ -1466,27 +2791,28 @@
           <w:color w:val="475569"/>
           <w:sz w:val="19"/>
         </w:rPr>
-        <w:t>Figure 5.1: Sign In Modal with Role Authentication</w:t>
+        <w:t>Figure 2. Sign In Modal Featuring JWT Role Authentication Controls</w:t>
       </w:r>
     </w:p>
     <w:p>
       <w:pPr>
         <w:keepNext/>
-        <w:spacing w:before="200" w:after="80"/>
+        <w:spacing w:before="320" w:after="80"/>
       </w:pPr>
       <w:r>
         <w:rPr>
           <w:rFonts w:ascii="Cambria" w:hAnsi="Cambria"/>
           <w:b/>
-          <w:color w:val="1E3A8A"/>
-          <w:sz w:val="28"/>
+          <w:color w:val="0F172A"/>
+          <w:sz w:val="32"/>
         </w:rPr>
-        <w:t>5.2 Machine Learning Live Inference Engine (`app/services/ml_service.py`)</w:t>
+        <w:t>18. Results and Discussion</w:t>
       </w:r>
     </w:p>
     <w:p>
       <w:pPr>
         <w:spacing w:after="120" w:line="276" w:lineRule="auto"/>
+        <w:jc w:val="both"/>
       </w:pPr>
       <w:r>
         <w:rPr>
@@ -1494,55 +2820,20 @@
           <w:color w:val="1E293B"/>
           <w:sz w:val="22"/>
         </w:rPr>
-        <w:t>The live inference service loads `outputs/models/best_model.pkl` on application startup. When an API client submits product dimensions, weight, and base costs, `ml_service` constructs feature vectors and computes price predictions and confidence metrics in under 10 milliseconds.</w:t>
-      </w:r>
-    </w:p>
-    <w:p>
-      <w:pPr>
-        <w:spacing w:before="80" w:after="160"/>
-        <w:ind w:left="360" w:right="360"/>
-      </w:pPr>
-      <w:r>
-        <w:rPr>
-          <w:rFonts w:ascii="Consolas" w:hAnsi="Consolas"/>
-          <w:color w:val="1E293B"/>
-          <w:sz w:val="19"/>
-        </w:rPr>
-        <w:t>def predict_price(self, input_data):</w:t>
-        <w:br/>
-        <w:t xml:space="preserve">    features_df = self._prepare_features(input_data)</w:t>
-        <w:br/>
-        <w:t xml:space="preserve">    scaled_features = self.scaler.transform(features_df)</w:t>
-        <w:br/>
-        <w:t xml:space="preserve">    predicted_price = float(self.model.predict(scaled_features)[0])</w:t>
-        <w:br/>
-        <w:t xml:space="preserve">    return {</w:t>
-        <w:br/>
-        <w:t xml:space="preserve">        'predicted_price': round(predicted_price, 2),</w:t>
-        <w:br/>
-        <w:t xml:space="preserve">        'confidence_score': 0.945,</w:t>
-        <w:br/>
-        <w:t xml:space="preserve">        'suggested_min_price': round(predicted_price * 0.92, 2),</w:t>
-        <w:br/>
-        <w:t xml:space="preserve">        'suggested_max_price': round(predicted_price * 1.08, 2),</w:t>
-        <w:br/>
-        <w:t xml:space="preserve">        'model_used': 'Extra Trees Regressor'</w:t>
-        <w:br/>
-        <w:t xml:space="preserve">    }</w:t>
-        <w:br/>
+        <w:t>The live AI Price Engine interface (Figure 3) accepts product parameters and returns real-time Extra Trees ML optimization outputs in under 10ms. The Product Catalog view (Figure 4) allows filtering by SKU and category. Figure 5 depicts the Model Leaderboard ranking 10 trained regressors.</w:t>
       </w:r>
     </w:p>
     <w:p>
       <w:pPr>
         <w:keepNext/>
-        <w:spacing w:before="160" w:after="60"/>
+        <w:spacing w:before="200" w:after="80"/>
         <w:jc w:val="center"/>
       </w:pPr>
       <w:r>
         <w:drawing>
           <wp:inline xmlns:a="http://schemas.openxmlformats.org/drawingml/2006/main" xmlns:pic="http://schemas.openxmlformats.org/drawingml/2006/picture">
             <wp:extent cx="5303520" cy="2516410"/>
-            <wp:docPr id="2" name="Picture 2"/>
+            <wp:docPr id="3" name="Picture 3"/>
             <wp:cNvGraphicFramePr>
               <a:graphicFrameLocks noChangeAspect="1"/>
             </wp:cNvGraphicFramePr>
@@ -1554,7 +2845,7 @@
                     <pic:cNvPicPr/>
                   </pic:nvPicPr>
                   <pic:blipFill>
-                    <a:blip r:embed="rId12"/>
+                    <a:blip r:embed="rId13"/>
                     <a:stretch>
                       <a:fillRect/>
                     </a:stretch>
@@ -1585,125 +2876,13 @@
           <w:color w:val="475569"/>
           <w:sz w:val="19"/>
         </w:rPr>
-        <w:t>Figure 5.2: AI Price Engine with Live Model Output</w:t>
+        <w:t>Figure 3. AI Price Engine Live Prediction Result Card</w:t>
       </w:r>
     </w:p>
     <w:p>
       <w:pPr>
         <w:keepNext/>
         <w:spacing w:before="200" w:after="80"/>
-      </w:pPr>
-      <w:r>
-        <w:rPr>
-          <w:rFonts w:ascii="Cambria" w:hAnsi="Cambria"/>
-          <w:b/>
-          <w:color w:val="1E3A8A"/>
-          <w:sz w:val="28"/>
-        </w:rPr>
-        <w:t>5.3 Overview Dashboard &amp; Financial Visualizations (`app/templates/index.html`)</w:t>
-      </w:r>
-    </w:p>
-    <w:p>
-      <w:pPr>
-        <w:spacing w:after="120" w:line="276" w:lineRule="auto"/>
-      </w:pPr>
-      <w:r>
-        <w:rPr>
-          <w:rFonts w:ascii="Calibri" w:hAnsi="Calibri"/>
-          <w:color w:val="1E293B"/>
-          <w:sz w:val="22"/>
-        </w:rPr>
-        <w:t>The primary overview screen features 6 equal-height KPI cards, breadcrumbs, search shortcut trigger (⌘K), global date/category/region filters, and custom financial ApexCharts.</w:t>
-      </w:r>
-    </w:p>
-    <w:p>
-      <w:pPr>
-        <w:keepNext/>
-        <w:spacing w:before="160" w:after="60"/>
-        <w:jc w:val="center"/>
-      </w:pPr>
-      <w:r>
-        <w:drawing>
-          <wp:inline xmlns:a="http://schemas.openxmlformats.org/drawingml/2006/main" xmlns:pic="http://schemas.openxmlformats.org/drawingml/2006/picture">
-            <wp:extent cx="5303520" cy="4193096"/>
-            <wp:docPr id="3" name="Picture 3"/>
-            <wp:cNvGraphicFramePr>
-              <a:graphicFrameLocks noChangeAspect="1"/>
-            </wp:cNvGraphicFramePr>
-            <a:graphic>
-              <a:graphicData uri="http://schemas.openxmlformats.org/drawingml/2006/picture">
-                <pic:pic>
-                  <pic:nvPicPr>
-                    <pic:cNvPr id="0" name="overview_dashboard.png"/>
-                    <pic:cNvPicPr/>
-                  </pic:nvPicPr>
-                  <pic:blipFill>
-                    <a:blip r:embed="rId13"/>
-                    <a:stretch>
-                      <a:fillRect/>
-                    </a:stretch>
-                  </pic:blipFill>
-                  <pic:spPr>
-                    <a:xfrm>
-                      <a:off x="0" y="0"/>
-                      <a:ext cx="5303520" cy="4193096"/>
-                    </a:xfrm>
-                    <a:prstGeom prst="rect"/>
-                  </pic:spPr>
-                </pic:pic>
-              </a:graphicData>
-            </a:graphic>
-          </wp:inline>
-        </w:drawing>
-      </w:r>
-    </w:p>
-    <w:p>
-      <w:pPr>
-        <w:spacing w:after="200"/>
-        <w:jc w:val="center"/>
-      </w:pPr>
-      <w:r>
-        <w:rPr>
-          <w:rFonts w:ascii="Calibri" w:hAnsi="Calibri"/>
-          <w:i/>
-          <w:color w:val="475569"/>
-          <w:sz w:val="19"/>
-        </w:rPr>
-        <w:t>Figure 5.3: PricePilot AI Main Overview Dashboard</w:t>
-      </w:r>
-    </w:p>
-    <w:p>
-      <w:pPr>
-        <w:keepNext/>
-        <w:spacing w:before="200" w:after="80"/>
-      </w:pPr>
-      <w:r>
-        <w:rPr>
-          <w:rFonts w:ascii="Cambria" w:hAnsi="Cambria"/>
-          <w:b/>
-          <w:color w:val="1E3A8A"/>
-          <w:sz w:val="28"/>
-        </w:rPr>
-        <w:t>5.4 Product Catalog Management (`app/api/product_routes.py`)</w:t>
-      </w:r>
-    </w:p>
-    <w:p>
-      <w:pPr>
-        <w:spacing w:after="120" w:line="276" w:lineRule="auto"/>
-      </w:pPr>
-      <w:r>
-        <w:rPr>
-          <w:rFonts w:ascii="Calibri" w:hAnsi="Calibri"/>
-          <w:color w:val="1E293B"/>
-          <w:sz w:val="22"/>
-        </w:rPr>
-        <w:t>The catalog interface lists product SKUs, categories, weight, dimensions, and current pricing, enabling instant dynamic price optimization triggers and CSV data export.</w:t>
-      </w:r>
-    </w:p>
-    <w:p>
-      <w:pPr>
-        <w:keepNext/>
-        <w:spacing w:before="160" w:after="60"/>
         <w:jc w:val="center"/>
       </w:pPr>
       <w:r>
@@ -1753,41 +2932,13 @@
           <w:color w:val="475569"/>
           <w:sz w:val="19"/>
         </w:rPr>
-        <w:t>Figure 5.4: Product Catalog Data Table &amp; Search</w:t>
+        <w:t>Figure 4. Product Catalog Data Table &amp; Search Bar</w:t>
       </w:r>
     </w:p>
     <w:p>
       <w:pPr>
         <w:keepNext/>
         <w:spacing w:before="200" w:after="80"/>
-      </w:pPr>
-      <w:r>
-        <w:rPr>
-          <w:rFonts w:ascii="Cambria" w:hAnsi="Cambria"/>
-          <w:b/>
-          <w:color w:val="1E3A8A"/>
-          <w:sz w:val="28"/>
-        </w:rPr>
-        <w:t>5.5 Machine Learning Model Leaderboard (`app/api/analytics_routes.py`)</w:t>
-      </w:r>
-    </w:p>
-    <w:p>
-      <w:pPr>
-        <w:spacing w:after="120" w:line="276" w:lineRule="auto"/>
-      </w:pPr>
-      <w:r>
-        <w:rPr>
-          <w:rFonts w:ascii="Calibri" w:hAnsi="Calibri"/>
-          <w:color w:val="1E293B"/>
-          <w:sz w:val="22"/>
-        </w:rPr>
-        <w:t>The model leaderboard displays standardized evaluation metrics across 10 regression algorithms.</w:t>
-      </w:r>
-    </w:p>
-    <w:p>
-      <w:pPr>
-        <w:keepNext/>
-        <w:spacing w:before="160" w:after="60"/>
         <w:jc w:val="center"/>
       </w:pPr>
       <w:r>
@@ -1837,27 +2988,13 @@
           <w:color w:val="475569"/>
           <w:sz w:val="19"/>
         </w:rPr>
-        <w:t>Figure 5.5: 10 Machine Learning Regressors Leaderboard</w:t>
-      </w:r>
-    </w:p>
-    <w:p>
-      <w:pPr>
-        <w:keepNext/>
-        <w:spacing w:before="200" w:after="80"/>
-      </w:pPr>
-      <w:r>
-        <w:rPr>
-          <w:rFonts w:ascii="Cambria" w:hAnsi="Cambria"/>
-          <w:b/>
-          <w:color w:val="1E3A8A"/>
-          <w:sz w:val="28"/>
-        </w:rPr>
-        <w:t>5.6 Demand Forecast &amp; System Audit Trail</w:t>
+        <w:t>Figure 5. Machine Learning Regressors Leaderboard Table</w:t>
       </w:r>
     </w:p>
     <w:p>
       <w:pPr>
         <w:spacing w:after="120" w:line="276" w:lineRule="auto"/>
+        <w:jc w:val="both"/>
       </w:pPr>
       <w:r>
         <w:rPr>
@@ -1865,13 +3002,13 @@
           <w:color w:val="1E293B"/>
           <w:sz w:val="22"/>
         </w:rPr>
-        <w:t>The forecasting module provides 30-day projected unit demand with 95% confidence intervals, while the audit trail logs system security events.</w:t>
+        <w:t>Figure 6 details the Demand Forecasting module rendering 30-day unit demand projections with 95% confidence intervals, while Figure 7 displays system audit logs.</w:t>
       </w:r>
     </w:p>
     <w:p>
       <w:pPr>
         <w:keepNext/>
-        <w:spacing w:before="160" w:after="60"/>
+        <w:spacing w:before="200" w:after="80"/>
         <w:jc w:val="center"/>
       </w:pPr>
       <w:r>
@@ -1921,13 +3058,13 @@
           <w:color w:val="475569"/>
           <w:sz w:val="19"/>
         </w:rPr>
-        <w:t>Figure 5.6a: 30-Day Demand Forecast Chart with 95% Confidence Bounds</w:t>
+        <w:t>Figure 6. Demand Forecasting Chart with 95% Confidence Interval Bounds</w:t>
       </w:r>
     </w:p>
     <w:p>
       <w:pPr>
         <w:keepNext/>
-        <w:spacing w:before="160" w:after="60"/>
+        <w:spacing w:before="200" w:after="80"/>
         <w:jc w:val="center"/>
       </w:pPr>
       <w:r>
@@ -1977,27 +3114,28 @@
           <w:color w:val="475569"/>
           <w:sz w:val="19"/>
         </w:rPr>
-        <w:t>Figure 5.6b: System Security Audit Trail</w:t>
+        <w:t>Figure 7. System Security Audit Trail Table</w:t>
       </w:r>
     </w:p>
     <w:p>
       <w:pPr>
         <w:keepNext/>
-        <w:spacing w:before="280" w:after="80"/>
+        <w:spacing w:before="320" w:after="80"/>
       </w:pPr>
       <w:r>
         <w:rPr>
           <w:rFonts w:ascii="Cambria" w:hAnsi="Cambria"/>
           <w:b/>
           <w:color w:val="0F172A"/>
-          <w:sz w:val="36"/>
+          <w:sz w:val="32"/>
         </w:rPr>
-        <w:t>6. Results &amp; Benchmark Evaluation</w:t>
+        <w:t>19. Performance Evaluation &amp; Comparative Analysis</w:t>
       </w:r>
     </w:p>
     <w:p>
       <w:pPr>
         <w:spacing w:after="120" w:line="276" w:lineRule="auto"/>
+        <w:jc w:val="both"/>
       </w:pPr>
       <w:r>
         <w:rPr>
@@ -2005,7 +3143,7 @@
           <w:color w:val="1E293B"/>
           <w:sz w:val="22"/>
         </w:rPr>
-        <w:t>All 10 regression architectures were evaluated using standardized metrics (R² Score, 5-Fold CV R², Root Mean Squared Error, Mean Absolute Error, Training Time, and Inference Latency). Table 6.1 summarizes the benchmark results:</w:t>
+        <w:t>Table 4 presents the complete empirical benchmark results evaluating all 10 machine learning regression algorithms across 5-fold cross-validation.</w:t>
       </w:r>
     </w:p>
     <w:tbl>
@@ -2031,9 +3169,6 @@
             <w:shd w:fill="0F172A"/>
           </w:tcPr>
           <w:p>
-            <w:pPr>
-              <w:jc w:val="center"/>
-            </w:pPr>
             <w:r>
               <w:rPr>
                 <w:rFonts w:ascii="Calibri" w:hAnsi="Calibri"/>
@@ -2051,9 +3186,6 @@
             <w:shd w:fill="0F172A"/>
           </w:tcPr>
           <w:p>
-            <w:pPr>
-              <w:jc w:val="left"/>
-            </w:pPr>
             <w:r>
               <w:rPr>
                 <w:rFonts w:ascii="Calibri" w:hAnsi="Calibri"/>
@@ -2071,9 +3203,6 @@
             <w:shd w:fill="0F172A"/>
           </w:tcPr>
           <w:p>
-            <w:pPr>
-              <w:jc w:val="center"/>
-            </w:pPr>
             <w:r>
               <w:rPr>
                 <w:rFonts w:ascii="Calibri" w:hAnsi="Calibri"/>
@@ -2091,9 +3220,6 @@
             <w:shd w:fill="0F172A"/>
           </w:tcPr>
           <w:p>
-            <w:pPr>
-              <w:jc w:val="center"/>
-            </w:pPr>
             <w:r>
               <w:rPr>
                 <w:rFonts w:ascii="Calibri" w:hAnsi="Calibri"/>
@@ -2111,9 +3237,6 @@
             <w:shd w:fill="0F172A"/>
           </w:tcPr>
           <w:p>
-            <w:pPr>
-              <w:jc w:val="left"/>
-            </w:pPr>
             <w:r>
               <w:rPr>
                 <w:rFonts w:ascii="Calibri" w:hAnsi="Calibri"/>
@@ -2131,9 +3254,6 @@
             <w:shd w:fill="0F172A"/>
           </w:tcPr>
           <w:p>
-            <w:pPr>
-              <w:jc w:val="left"/>
-            </w:pPr>
             <w:r>
               <w:rPr>
                 <w:rFonts w:ascii="Calibri" w:hAnsi="Calibri"/>
@@ -2151,9 +3271,6 @@
             <w:shd w:fill="0F172A"/>
           </w:tcPr>
           <w:p>
-            <w:pPr>
-              <w:jc w:val="center"/>
-            </w:pPr>
             <w:r>
               <w:rPr>
                 <w:rFonts w:ascii="Calibri" w:hAnsi="Calibri"/>
@@ -2179,14 +3296,10 @@
             </w:tcMar>
           </w:tcPr>
           <w:p>
-            <w:pPr>
-              <w:jc w:val="center"/>
-            </w:pPr>
             <w:r>
               <w:rPr>
                 <w:rFonts w:ascii="Calibri" w:hAnsi="Calibri"/>
                 <w:b/>
-                <w:color w:val="0F172A"/>
                 <w:sz w:val="19"/>
               </w:rPr>
               <w:t>#1</w:t>
@@ -2205,14 +3318,10 @@
             </w:tcMar>
           </w:tcPr>
           <w:p>
-            <w:pPr>
-              <w:jc w:val="left"/>
-            </w:pPr>
             <w:r>
               <w:rPr>
                 <w:rFonts w:ascii="Calibri" w:hAnsi="Calibri"/>
                 <w:b/>
-                <w:color w:val="0F172A"/>
                 <w:sz w:val="19"/>
               </w:rPr>
               <w:t>Extra Trees Regressor</w:t>
@@ -2231,14 +3340,10 @@
             </w:tcMar>
           </w:tcPr>
           <w:p>
-            <w:pPr>
-              <w:jc w:val="center"/>
-            </w:pPr>
             <w:r>
               <w:rPr>
                 <w:rFonts w:ascii="Calibri" w:hAnsi="Calibri"/>
                 <w:b/>
-                <w:color w:val="0F172A"/>
                 <w:sz w:val="19"/>
               </w:rPr>
               <w:t>0.9904</w:t>
@@ -2257,14 +3362,10 @@
             </w:tcMar>
           </w:tcPr>
           <w:p>
-            <w:pPr>
-              <w:jc w:val="center"/>
-            </w:pPr>
             <w:r>
               <w:rPr>
                 <w:rFonts w:ascii="Calibri" w:hAnsi="Calibri"/>
                 <w:b/>
-                <w:color w:val="0F172A"/>
                 <w:sz w:val="19"/>
               </w:rPr>
               <w:t>0.9610</w:t>
@@ -2283,14 +3384,10 @@
             </w:tcMar>
           </w:tcPr>
           <w:p>
-            <w:pPr>
-              <w:jc w:val="left"/>
-            </w:pPr>
             <w:r>
               <w:rPr>
                 <w:rFonts w:ascii="Calibri" w:hAnsi="Calibri"/>
                 <w:b/>
-                <w:color w:val="0F172A"/>
                 <w:sz w:val="19"/>
               </w:rPr>
               <w:t>R$ 20.46</w:t>
@@ -2309,14 +3406,10 @@
             </w:tcMar>
           </w:tcPr>
           <w:p>
-            <w:pPr>
-              <w:jc w:val="left"/>
-            </w:pPr>
             <w:r>
               <w:rPr>
                 <w:rFonts w:ascii="Calibri" w:hAnsi="Calibri"/>
                 <w:b/>
-                <w:color w:val="0F172A"/>
                 <w:sz w:val="19"/>
               </w:rPr>
               <w:t>R$ 4.76</w:t>
@@ -2335,14 +3428,10 @@
             </w:tcMar>
           </w:tcPr>
           <w:p>
-            <w:pPr>
-              <w:jc w:val="center"/>
-            </w:pPr>
             <w:r>
               <w:rPr>
                 <w:rFonts w:ascii="Calibri" w:hAnsi="Calibri"/>
                 <w:b/>
-                <w:color w:val="0F172A"/>
                 <w:sz w:val="19"/>
               </w:rPr>
               <w:t>0.04 ms</w:t>
@@ -2363,13 +3452,9 @@
             </w:tcMar>
           </w:tcPr>
           <w:p>
-            <w:pPr>
-              <w:jc w:val="center"/>
-            </w:pPr>
             <w:r>
               <w:rPr>
                 <w:rFonts w:ascii="Calibri" w:hAnsi="Calibri"/>
-                <w:color w:val="0F172A"/>
                 <w:sz w:val="19"/>
               </w:rPr>
               <w:t>#2</w:t>
@@ -2388,13 +3473,9 @@
             </w:tcMar>
           </w:tcPr>
           <w:p>
-            <w:pPr>
-              <w:jc w:val="left"/>
-            </w:pPr>
             <w:r>
               <w:rPr>
                 <w:rFonts w:ascii="Calibri" w:hAnsi="Calibri"/>
-                <w:color w:val="0F172A"/>
                 <w:sz w:val="19"/>
               </w:rPr>
               <w:t>Gradient Boosting Regressor</w:t>
@@ -2413,13 +3494,9 @@
             </w:tcMar>
           </w:tcPr>
           <w:p>
-            <w:pPr>
-              <w:jc w:val="center"/>
-            </w:pPr>
             <w:r>
               <w:rPr>
                 <w:rFonts w:ascii="Calibri" w:hAnsi="Calibri"/>
-                <w:color w:val="0F172A"/>
                 <w:sz w:val="19"/>
               </w:rPr>
               <w:t>0.9893</w:t>
@@ -2438,13 +3515,9 @@
             </w:tcMar>
           </w:tcPr>
           <w:p>
-            <w:pPr>
-              <w:jc w:val="center"/>
-            </w:pPr>
             <w:r>
               <w:rPr>
                 <w:rFonts w:ascii="Calibri" w:hAnsi="Calibri"/>
-                <w:color w:val="0F172A"/>
                 <w:sz w:val="19"/>
               </w:rPr>
               <w:t>0.9335</w:t>
@@ -2463,13 +3536,9 @@
             </w:tcMar>
           </w:tcPr>
           <w:p>
-            <w:pPr>
-              <w:jc w:val="left"/>
-            </w:pPr>
             <w:r>
               <w:rPr>
                 <w:rFonts w:ascii="Calibri" w:hAnsi="Calibri"/>
-                <w:color w:val="0F172A"/>
                 <w:sz w:val="19"/>
               </w:rPr>
               <w:t>R$ 21.58</w:t>
@@ -2488,13 +3557,9 @@
             </w:tcMar>
           </w:tcPr>
           <w:p>
-            <w:pPr>
-              <w:jc w:val="left"/>
-            </w:pPr>
             <w:r>
               <w:rPr>
                 <w:rFonts w:ascii="Calibri" w:hAnsi="Calibri"/>
-                <w:color w:val="0F172A"/>
                 <w:sz w:val="19"/>
               </w:rPr>
               <w:t>R$ 5.56</w:t>
@@ -2513,13 +3578,9 @@
             </w:tcMar>
           </w:tcPr>
           <w:p>
-            <w:pPr>
-              <w:jc w:val="center"/>
-            </w:pPr>
             <w:r>
               <w:rPr>
                 <w:rFonts w:ascii="Calibri" w:hAnsi="Calibri"/>
-                <w:color w:val="0F172A"/>
                 <w:sz w:val="19"/>
               </w:rPr>
               <w:t>0.01 ms</w:t>
@@ -2540,13 +3601,9 @@
             </w:tcMar>
           </w:tcPr>
           <w:p>
-            <w:pPr>
-              <w:jc w:val="center"/>
-            </w:pPr>
             <w:r>
               <w:rPr>
                 <w:rFonts w:ascii="Calibri" w:hAnsi="Calibri"/>
-                <w:color w:val="0F172A"/>
                 <w:sz w:val="19"/>
               </w:rPr>
               <w:t>#3</w:t>
@@ -2565,13 +3622,9 @@
             </w:tcMar>
           </w:tcPr>
           <w:p>
-            <w:pPr>
-              <w:jc w:val="left"/>
-            </w:pPr>
             <w:r>
               <w:rPr>
                 <w:rFonts w:ascii="Calibri" w:hAnsi="Calibri"/>
-                <w:color w:val="0F172A"/>
                 <w:sz w:val="19"/>
               </w:rPr>
               <w:t>Lasso Regression</w:t>
@@ -2590,13 +3643,9 @@
             </w:tcMar>
           </w:tcPr>
           <w:p>
-            <w:pPr>
-              <w:jc w:val="center"/>
-            </w:pPr>
             <w:r>
               <w:rPr>
                 <w:rFonts w:ascii="Calibri" w:hAnsi="Calibri"/>
-                <w:color w:val="0F172A"/>
                 <w:sz w:val="19"/>
               </w:rPr>
               <w:t>0.9874</w:t>
@@ -2615,13 +3664,9 @@
             </w:tcMar>
           </w:tcPr>
           <w:p>
-            <w:pPr>
-              <w:jc w:val="center"/>
-            </w:pPr>
             <w:r>
               <w:rPr>
                 <w:rFonts w:ascii="Calibri" w:hAnsi="Calibri"/>
-                <w:color w:val="0F172A"/>
                 <w:sz w:val="19"/>
               </w:rPr>
               <w:t>0.9927</w:t>
@@ -2640,13 +3685,9 @@
             </w:tcMar>
           </w:tcPr>
           <w:p>
-            <w:pPr>
-              <w:jc w:val="left"/>
-            </w:pPr>
             <w:r>
               <w:rPr>
                 <w:rFonts w:ascii="Calibri" w:hAnsi="Calibri"/>
-                <w:color w:val="0F172A"/>
                 <w:sz w:val="19"/>
               </w:rPr>
               <w:t>R$ 23.35</w:t>
@@ -2665,13 +3706,9 @@
             </w:tcMar>
           </w:tcPr>
           <w:p>
-            <w:pPr>
-              <w:jc w:val="left"/>
-            </w:pPr>
             <w:r>
               <w:rPr>
                 <w:rFonts w:ascii="Calibri" w:hAnsi="Calibri"/>
-                <w:color w:val="0F172A"/>
                 <w:sz w:val="19"/>
               </w:rPr>
               <w:t>R$ 5.86</w:t>
@@ -2690,13 +3727,9 @@
             </w:tcMar>
           </w:tcPr>
           <w:p>
-            <w:pPr>
-              <w:jc w:val="center"/>
-            </w:pPr>
             <w:r>
               <w:rPr>
                 <w:rFonts w:ascii="Calibri" w:hAnsi="Calibri"/>
-                <w:color w:val="0F172A"/>
                 <w:sz w:val="19"/>
               </w:rPr>
               <w:t>0.002 ms</w:t>
@@ -2717,13 +3750,9 @@
             </w:tcMar>
           </w:tcPr>
           <w:p>
-            <w:pPr>
-              <w:jc w:val="center"/>
-            </w:pPr>
             <w:r>
               <w:rPr>
                 <w:rFonts w:ascii="Calibri" w:hAnsi="Calibri"/>
-                <w:color w:val="0F172A"/>
                 <w:sz w:val="19"/>
               </w:rPr>
               <w:t>#4</w:t>
@@ -2742,13 +3771,9 @@
             </w:tcMar>
           </w:tcPr>
           <w:p>
-            <w:pPr>
-              <w:jc w:val="left"/>
-            </w:pPr>
             <w:r>
               <w:rPr>
                 <w:rFonts w:ascii="Calibri" w:hAnsi="Calibri"/>
-                <w:color w:val="0F172A"/>
                 <w:sz w:val="19"/>
               </w:rPr>
               <w:t>Linear Regression</w:t>
@@ -2767,13 +3792,9 @@
             </w:tcMar>
           </w:tcPr>
           <w:p>
-            <w:pPr>
-              <w:jc w:val="center"/>
-            </w:pPr>
             <w:r>
               <w:rPr>
                 <w:rFonts w:ascii="Calibri" w:hAnsi="Calibri"/>
-                <w:color w:val="0F172A"/>
                 <w:sz w:val="19"/>
               </w:rPr>
               <w:t>0.9874</w:t>
@@ -2792,13 +3813,9 @@
             </w:tcMar>
           </w:tcPr>
           <w:p>
-            <w:pPr>
-              <w:jc w:val="center"/>
-            </w:pPr>
             <w:r>
               <w:rPr>
                 <w:rFonts w:ascii="Calibri" w:hAnsi="Calibri"/>
-                <w:color w:val="0F172A"/>
                 <w:sz w:val="19"/>
               </w:rPr>
               <w:t>0.9927</w:t>
@@ -2817,13 +3834,9 @@
             </w:tcMar>
           </w:tcPr>
           <w:p>
-            <w:pPr>
-              <w:jc w:val="left"/>
-            </w:pPr>
             <w:r>
               <w:rPr>
                 <w:rFonts w:ascii="Calibri" w:hAnsi="Calibri"/>
-                <w:color w:val="0F172A"/>
                 <w:sz w:val="19"/>
               </w:rPr>
               <w:t>R$ 23.37</w:t>
@@ -2842,13 +3855,9 @@
             </w:tcMar>
           </w:tcPr>
           <w:p>
-            <w:pPr>
-              <w:jc w:val="left"/>
-            </w:pPr>
             <w:r>
               <w:rPr>
                 <w:rFonts w:ascii="Calibri" w:hAnsi="Calibri"/>
-                <w:color w:val="0F172A"/>
                 <w:sz w:val="19"/>
               </w:rPr>
               <w:t>R$ 5.87</w:t>
@@ -2867,13 +3876,9 @@
             </w:tcMar>
           </w:tcPr>
           <w:p>
-            <w:pPr>
-              <w:jc w:val="center"/>
-            </w:pPr>
             <w:r>
               <w:rPr>
                 <w:rFonts w:ascii="Calibri" w:hAnsi="Calibri"/>
-                <w:color w:val="0F172A"/>
                 <w:sz w:val="19"/>
               </w:rPr>
               <w:t>0.003 ms</w:t>
@@ -2894,13 +3899,9 @@
             </w:tcMar>
           </w:tcPr>
           <w:p>
-            <w:pPr>
-              <w:jc w:val="center"/>
-            </w:pPr>
             <w:r>
               <w:rPr>
                 <w:rFonts w:ascii="Calibri" w:hAnsi="Calibri"/>
-                <w:color w:val="0F172A"/>
                 <w:sz w:val="19"/>
               </w:rPr>
               <w:t>#5</w:t>
@@ -2919,13 +3920,9 @@
             </w:tcMar>
           </w:tcPr>
           <w:p>
-            <w:pPr>
-              <w:jc w:val="left"/>
-            </w:pPr>
             <w:r>
               <w:rPr>
                 <w:rFonts w:ascii="Calibri" w:hAnsi="Calibri"/>
-                <w:color w:val="0F172A"/>
                 <w:sz w:val="19"/>
               </w:rPr>
               <w:t>Ridge Regression</w:t>
@@ -2944,13 +3941,9 @@
             </w:tcMar>
           </w:tcPr>
           <w:p>
-            <w:pPr>
-              <w:jc w:val="center"/>
-            </w:pPr>
             <w:r>
               <w:rPr>
                 <w:rFonts w:ascii="Calibri" w:hAnsi="Calibri"/>
-                <w:color w:val="0F172A"/>
                 <w:sz w:val="19"/>
               </w:rPr>
               <w:t>0.9874</w:t>
@@ -2969,13 +3962,9 @@
             </w:tcMar>
           </w:tcPr>
           <w:p>
-            <w:pPr>
-              <w:jc w:val="center"/>
-            </w:pPr>
             <w:r>
               <w:rPr>
                 <w:rFonts w:ascii="Calibri" w:hAnsi="Calibri"/>
-                <w:color w:val="0F172A"/>
                 <w:sz w:val="19"/>
               </w:rPr>
               <w:t>0.9927</w:t>
@@ -2994,13 +3983,9 @@
             </w:tcMar>
           </w:tcPr>
           <w:p>
-            <w:pPr>
-              <w:jc w:val="left"/>
-            </w:pPr>
             <w:r>
               <w:rPr>
                 <w:rFonts w:ascii="Calibri" w:hAnsi="Calibri"/>
-                <w:color w:val="0F172A"/>
                 <w:sz w:val="19"/>
               </w:rPr>
               <w:t>R$ 23.37</w:t>
@@ -3019,13 +4004,9 @@
             </w:tcMar>
           </w:tcPr>
           <w:p>
-            <w:pPr>
-              <w:jc w:val="left"/>
-            </w:pPr>
             <w:r>
               <w:rPr>
                 <w:rFonts w:ascii="Calibri" w:hAnsi="Calibri"/>
-                <w:color w:val="0F172A"/>
                 <w:sz w:val="19"/>
               </w:rPr>
               <w:t>R$ 5.87</w:t>
@@ -3044,13 +4025,9 @@
             </w:tcMar>
           </w:tcPr>
           <w:p>
-            <w:pPr>
-              <w:jc w:val="center"/>
-            </w:pPr>
             <w:r>
               <w:rPr>
                 <w:rFonts w:ascii="Calibri" w:hAnsi="Calibri"/>
-                <w:color w:val="0F172A"/>
                 <w:sz w:val="19"/>
               </w:rPr>
               <w:t>0.002 ms</w:t>
@@ -3071,13 +4048,9 @@
             </w:tcMar>
           </w:tcPr>
           <w:p>
-            <w:pPr>
-              <w:jc w:val="center"/>
-            </w:pPr>
             <w:r>
               <w:rPr>
                 <w:rFonts w:ascii="Calibri" w:hAnsi="Calibri"/>
-                <w:color w:val="0F172A"/>
                 <w:sz w:val="19"/>
               </w:rPr>
               <w:t>#6</w:t>
@@ -3096,13 +4069,9 @@
             </w:tcMar>
           </w:tcPr>
           <w:p>
-            <w:pPr>
-              <w:jc w:val="left"/>
-            </w:pPr>
             <w:r>
               <w:rPr>
                 <w:rFonts w:ascii="Calibri" w:hAnsi="Calibri"/>
-                <w:color w:val="0F172A"/>
                 <w:sz w:val="19"/>
               </w:rPr>
               <w:t>Random Forest Regressor</w:t>
@@ -3121,13 +4090,9 @@
             </w:tcMar>
           </w:tcPr>
           <w:p>
-            <w:pPr>
-              <w:jc w:val="center"/>
-            </w:pPr>
             <w:r>
               <w:rPr>
                 <w:rFonts w:ascii="Calibri" w:hAnsi="Calibri"/>
-                <w:color w:val="0F172A"/>
                 <w:sz w:val="19"/>
               </w:rPr>
               <w:t>0.9855</w:t>
@@ -3146,13 +4111,9 @@
             </w:tcMar>
           </w:tcPr>
           <w:p>
-            <w:pPr>
-              <w:jc w:val="center"/>
-            </w:pPr>
             <w:r>
               <w:rPr>
                 <w:rFonts w:ascii="Calibri" w:hAnsi="Calibri"/>
-                <w:color w:val="0F172A"/>
                 <w:sz w:val="19"/>
               </w:rPr>
               <w:t>0.9507</w:t>
@@ -3171,13 +4132,9 @@
             </w:tcMar>
           </w:tcPr>
           <w:p>
-            <w:pPr>
-              <w:jc w:val="left"/>
-            </w:pPr>
             <w:r>
               <w:rPr>
                 <w:rFonts w:ascii="Calibri" w:hAnsi="Calibri"/>
-                <w:color w:val="0F172A"/>
                 <w:sz w:val="19"/>
               </w:rPr>
               <w:t>R$ 25.09</w:t>
@@ -3196,13 +4153,9 @@
             </w:tcMar>
           </w:tcPr>
           <w:p>
-            <w:pPr>
-              <w:jc w:val="left"/>
-            </w:pPr>
             <w:r>
               <w:rPr>
                 <w:rFonts w:ascii="Calibri" w:hAnsi="Calibri"/>
-                <w:color w:val="0F172A"/>
                 <w:sz w:val="19"/>
               </w:rPr>
               <w:t>R$ 6.55</w:t>
@@ -3221,13 +4174,9 @@
             </w:tcMar>
           </w:tcPr>
           <w:p>
-            <w:pPr>
-              <w:jc w:val="center"/>
-            </w:pPr>
             <w:r>
               <w:rPr>
                 <w:rFonts w:ascii="Calibri" w:hAnsi="Calibri"/>
-                <w:color w:val="0F172A"/>
                 <w:sz w:val="19"/>
               </w:rPr>
               <w:t>0.04 ms</w:t>
@@ -3248,13 +4197,9 @@
             </w:tcMar>
           </w:tcPr>
           <w:p>
-            <w:pPr>
-              <w:jc w:val="center"/>
-            </w:pPr>
             <w:r>
               <w:rPr>
                 <w:rFonts w:ascii="Calibri" w:hAnsi="Calibri"/>
-                <w:color w:val="0F172A"/>
                 <w:sz w:val="19"/>
               </w:rPr>
               <w:t>#7</w:t>
@@ -3273,13 +4218,9 @@
             </w:tcMar>
           </w:tcPr>
           <w:p>
-            <w:pPr>
-              <w:jc w:val="left"/>
-            </w:pPr>
             <w:r>
               <w:rPr>
                 <w:rFonts w:ascii="Calibri" w:hAnsi="Calibri"/>
-                <w:color w:val="0F172A"/>
                 <w:sz w:val="19"/>
               </w:rPr>
               <w:t>Decision Tree Regressor</w:t>
@@ -3298,13 +4239,9 @@
             </w:tcMar>
           </w:tcPr>
           <w:p>
-            <w:pPr>
-              <w:jc w:val="center"/>
-            </w:pPr>
             <w:r>
               <w:rPr>
                 <w:rFonts w:ascii="Calibri" w:hAnsi="Calibri"/>
-                <w:color w:val="0F172A"/>
                 <w:sz w:val="19"/>
               </w:rPr>
               <w:t>0.9840</w:t>
@@ -3323,13 +4260,9 @@
             </w:tcMar>
           </w:tcPr>
           <w:p>
-            <w:pPr>
-              <w:jc w:val="center"/>
-            </w:pPr>
             <w:r>
               <w:rPr>
                 <w:rFonts w:ascii="Calibri" w:hAnsi="Calibri"/>
-                <w:color w:val="0F172A"/>
                 <w:sz w:val="19"/>
               </w:rPr>
               <w:t>0.8150</w:t>
@@ -3348,13 +4281,9 @@
             </w:tcMar>
           </w:tcPr>
           <w:p>
-            <w:pPr>
-              <w:jc w:val="left"/>
-            </w:pPr>
             <w:r>
               <w:rPr>
                 <w:rFonts w:ascii="Calibri" w:hAnsi="Calibri"/>
-                <w:color w:val="0F172A"/>
                 <w:sz w:val="19"/>
               </w:rPr>
               <w:t>R$ 26.32</w:t>
@@ -3373,13 +4302,9 @@
             </w:tcMar>
           </w:tcPr>
           <w:p>
-            <w:pPr>
-              <w:jc w:val="left"/>
-            </w:pPr>
             <w:r>
               <w:rPr>
                 <w:rFonts w:ascii="Calibri" w:hAnsi="Calibri"/>
-                <w:color w:val="0F172A"/>
                 <w:sz w:val="19"/>
               </w:rPr>
               <w:t>R$ 6.42</w:t>
@@ -3398,13 +4323,9 @@
             </w:tcMar>
           </w:tcPr>
           <w:p>
-            <w:pPr>
-              <w:jc w:val="center"/>
-            </w:pPr>
             <w:r>
               <w:rPr>
                 <w:rFonts w:ascii="Calibri" w:hAnsi="Calibri"/>
-                <w:color w:val="0F172A"/>
                 <w:sz w:val="19"/>
               </w:rPr>
               <w:t>0.003 ms</w:t>
@@ -3425,13 +4346,9 @@
             </w:tcMar>
           </w:tcPr>
           <w:p>
-            <w:pPr>
-              <w:jc w:val="center"/>
-            </w:pPr>
             <w:r>
               <w:rPr>
                 <w:rFonts w:ascii="Calibri" w:hAnsi="Calibri"/>
-                <w:color w:val="0F172A"/>
                 <w:sz w:val="19"/>
               </w:rPr>
               <w:t>#8</w:t>
@@ -3450,13 +4367,9 @@
             </w:tcMar>
           </w:tcPr>
           <w:p>
-            <w:pPr>
-              <w:jc w:val="left"/>
-            </w:pPr>
             <w:r>
               <w:rPr>
                 <w:rFonts w:ascii="Calibri" w:hAnsi="Calibri"/>
-                <w:color w:val="0F172A"/>
                 <w:sz w:val="19"/>
               </w:rPr>
               <w:t>XGBoost Regressor</w:t>
@@ -3475,13 +4388,9 @@
             </w:tcMar>
           </w:tcPr>
           <w:p>
-            <w:pPr>
-              <w:jc w:val="center"/>
-            </w:pPr>
             <w:r>
               <w:rPr>
                 <w:rFonts w:ascii="Calibri" w:hAnsi="Calibri"/>
-                <w:color w:val="0F172A"/>
                 <w:sz w:val="19"/>
               </w:rPr>
               <w:t>0.9709</w:t>
@@ -3500,13 +4409,9 @@
             </w:tcMar>
           </w:tcPr>
           <w:p>
-            <w:pPr>
-              <w:jc w:val="center"/>
-            </w:pPr>
             <w:r>
               <w:rPr>
                 <w:rFonts w:ascii="Calibri" w:hAnsi="Calibri"/>
-                <w:color w:val="0F172A"/>
                 <w:sz w:val="19"/>
               </w:rPr>
               <w:t>0.8628</w:t>
@@ -3525,13 +4430,9 @@
             </w:tcMar>
           </w:tcPr>
           <w:p>
-            <w:pPr>
-              <w:jc w:val="left"/>
-            </w:pPr>
             <w:r>
               <w:rPr>
                 <w:rFonts w:ascii="Calibri" w:hAnsi="Calibri"/>
-                <w:color w:val="0F172A"/>
                 <w:sz w:val="19"/>
               </w:rPr>
               <w:t>R$ 35.55</w:t>
@@ -3550,13 +4451,9 @@
             </w:tcMar>
           </w:tcPr>
           <w:p>
-            <w:pPr>
-              <w:jc w:val="left"/>
-            </w:pPr>
             <w:r>
               <w:rPr>
                 <w:rFonts w:ascii="Calibri" w:hAnsi="Calibri"/>
-                <w:color w:val="0F172A"/>
                 <w:sz w:val="19"/>
               </w:rPr>
               <w:t>R$ 11.23</w:t>
@@ -3575,13 +4472,9 @@
             </w:tcMar>
           </w:tcPr>
           <w:p>
-            <w:pPr>
-              <w:jc w:val="center"/>
-            </w:pPr>
             <w:r>
               <w:rPr>
                 <w:rFonts w:ascii="Calibri" w:hAnsi="Calibri"/>
-                <w:color w:val="0F172A"/>
                 <w:sz w:val="19"/>
               </w:rPr>
               <w:t>0.003 ms</w:t>
@@ -3602,13 +4495,9 @@
             </w:tcMar>
           </w:tcPr>
           <w:p>
-            <w:pPr>
-              <w:jc w:val="center"/>
-            </w:pPr>
             <w:r>
               <w:rPr>
                 <w:rFonts w:ascii="Calibri" w:hAnsi="Calibri"/>
-                <w:color w:val="0F172A"/>
                 <w:sz w:val="19"/>
               </w:rPr>
               <w:t>#9</w:t>
@@ -3627,13 +4516,9 @@
             </w:tcMar>
           </w:tcPr>
           <w:p>
-            <w:pPr>
-              <w:jc w:val="left"/>
-            </w:pPr>
             <w:r>
               <w:rPr>
                 <w:rFonts w:ascii="Calibri" w:hAnsi="Calibri"/>
-                <w:color w:val="0F172A"/>
                 <w:sz w:val="19"/>
               </w:rPr>
               <w:t>LightGBM Regressor</w:t>
@@ -3652,13 +4537,9 @@
             </w:tcMar>
           </w:tcPr>
           <w:p>
-            <w:pPr>
-              <w:jc w:val="center"/>
-            </w:pPr>
             <w:r>
               <w:rPr>
                 <w:rFonts w:ascii="Calibri" w:hAnsi="Calibri"/>
-                <w:color w:val="0F172A"/>
                 <w:sz w:val="19"/>
               </w:rPr>
               <w:t>0.9703</w:t>
@@ -3677,13 +4558,9 @@
             </w:tcMar>
           </w:tcPr>
           <w:p>
-            <w:pPr>
-              <w:jc w:val="center"/>
-            </w:pPr>
             <w:r>
               <w:rPr>
                 <w:rFonts w:ascii="Calibri" w:hAnsi="Calibri"/>
-                <w:color w:val="0F172A"/>
                 <w:sz w:val="19"/>
               </w:rPr>
               <w:t>0.8696</w:t>
@@ -3702,13 +4579,9 @@
             </w:tcMar>
           </w:tcPr>
           <w:p>
-            <w:pPr>
-              <w:jc w:val="left"/>
-            </w:pPr>
             <w:r>
               <w:rPr>
                 <w:rFonts w:ascii="Calibri" w:hAnsi="Calibri"/>
-                <w:color w:val="0F172A"/>
                 <w:sz w:val="19"/>
               </w:rPr>
               <w:t>R$ 35.89</w:t>
@@ -3727,13 +4600,9 @@
             </w:tcMar>
           </w:tcPr>
           <w:p>
-            <w:pPr>
-              <w:jc w:val="left"/>
-            </w:pPr>
             <w:r>
               <w:rPr>
                 <w:rFonts w:ascii="Calibri" w:hAnsi="Calibri"/>
-                <w:color w:val="0F172A"/>
                 <w:sz w:val="19"/>
               </w:rPr>
               <w:t>R$ 11.66</w:t>
@@ -3752,13 +4621,9 @@
             </w:tcMar>
           </w:tcPr>
           <w:p>
-            <w:pPr>
-              <w:jc w:val="center"/>
-            </w:pPr>
             <w:r>
               <w:rPr>
                 <w:rFonts w:ascii="Calibri" w:hAnsi="Calibri"/>
-                <w:color w:val="0F172A"/>
                 <w:sz w:val="19"/>
               </w:rPr>
               <w:t>0.007 ms</w:t>
@@ -3779,13 +4644,9 @@
             </w:tcMar>
           </w:tcPr>
           <w:p>
-            <w:pPr>
-              <w:jc w:val="center"/>
-            </w:pPr>
             <w:r>
               <w:rPr>
                 <w:rFonts w:ascii="Calibri" w:hAnsi="Calibri"/>
-                <w:color w:val="0F172A"/>
                 <w:sz w:val="19"/>
               </w:rPr>
               <w:t>#10</w:t>
@@ -3804,13 +4665,9 @@
             </w:tcMar>
           </w:tcPr>
           <w:p>
-            <w:pPr>
-              <w:jc w:val="left"/>
-            </w:pPr>
             <w:r>
               <w:rPr>
                 <w:rFonts w:ascii="Calibri" w:hAnsi="Calibri"/>
-                <w:color w:val="0F172A"/>
                 <w:sz w:val="19"/>
               </w:rPr>
               <w:t>CatBoost Regressor</w:t>
@@ -3829,13 +4686,9 @@
             </w:tcMar>
           </w:tcPr>
           <w:p>
-            <w:pPr>
-              <w:jc w:val="center"/>
-            </w:pPr>
             <w:r>
               <w:rPr>
                 <w:rFonts w:ascii="Calibri" w:hAnsi="Calibri"/>
-                <w:color w:val="0F172A"/>
                 <w:sz w:val="19"/>
               </w:rPr>
               <w:t>0.9679</w:t>
@@ -3854,13 +4707,9 @@
             </w:tcMar>
           </w:tcPr>
           <w:p>
-            <w:pPr>
-              <w:jc w:val="center"/>
-            </w:pPr>
             <w:r>
               <w:rPr>
                 <w:rFonts w:ascii="Calibri" w:hAnsi="Calibri"/>
-                <w:color w:val="0F172A"/>
                 <w:sz w:val="19"/>
               </w:rPr>
               <w:t>0.8871</w:t>
@@ -3879,13 +4728,9 @@
             </w:tcMar>
           </w:tcPr>
           <w:p>
-            <w:pPr>
-              <w:jc w:val="left"/>
-            </w:pPr>
             <w:r>
               <w:rPr>
                 <w:rFonts w:ascii="Calibri" w:hAnsi="Calibri"/>
-                <w:color w:val="0F172A"/>
                 <w:sz w:val="19"/>
               </w:rPr>
               <w:t>R$ 37.29</w:t>
@@ -3904,13 +4749,9 @@
             </w:tcMar>
           </w:tcPr>
           <w:p>
-            <w:pPr>
-              <w:jc w:val="left"/>
-            </w:pPr>
             <w:r>
               <w:rPr>
                 <w:rFonts w:ascii="Calibri" w:hAnsi="Calibri"/>
-                <w:color w:val="0F172A"/>
                 <w:sz w:val="19"/>
               </w:rPr>
               <w:t>R$ 12.04</w:t>
@@ -3929,13 +4770,9 @@
             </w:tcMar>
           </w:tcPr>
           <w:p>
-            <w:pPr>
-              <w:jc w:val="center"/>
-            </w:pPr>
             <w:r>
               <w:rPr>
                 <w:rFonts w:ascii="Calibri" w:hAnsi="Calibri"/>
-                <w:color w:val="0F172A"/>
                 <w:sz w:val="19"/>
               </w:rPr>
               <w:t>0.005 ms</w:t>
@@ -3946,27 +4783,13 @@
     </w:tbl>
     <w:p>
       <w:pPr>
-        <w:spacing w:after="120"/>
+        <w:spacing w:after="160"/>
       </w:pPr>
     </w:p>
     <w:p>
       <w:pPr>
-        <w:keepNext/>
-        <w:spacing w:before="200" w:after="80"/>
-      </w:pPr>
-      <w:r>
-        <w:rPr>
-          <w:rFonts w:ascii="Cambria" w:hAnsi="Cambria"/>
-          <w:b/>
-          <w:color w:val="1E3A8A"/>
-          <w:sz w:val="28"/>
-        </w:rPr>
-        <w:t>6.2 Automated Test Suite Verification</w:t>
-      </w:r>
-    </w:p>
-    <w:p>
-      <w:pPr>
         <w:spacing w:after="120" w:line="276" w:lineRule="auto"/>
+        <w:jc w:val="both"/>
       </w:pPr>
       <w:r>
         <w:rPr>
@@ -3974,96 +4797,28 @@
           <w:color w:val="1E293B"/>
           <w:sz w:val="22"/>
         </w:rPr>
-        <w:t>The backend REST APIs and ML inference services were verified using a 9-test Pytest automated suite (`tests/`). 100% of test cases passed successfully:</w:t>
-      </w:r>
-    </w:p>
-    <w:p>
-      <w:pPr>
-        <w:pStyle w:val="ListBullet"/>
-        <w:spacing w:after="60" w:line="276" w:lineRule="auto"/>
-      </w:pPr>
-      <w:r>
-        <w:rPr>
-          <w:rFonts w:ascii="Calibri" w:hAnsi="Calibri"/>
-          <w:b/>
-          <w:color w:val="0F172A"/>
-          <w:sz w:val="22"/>
-        </w:rPr>
-        <w:t xml:space="preserve">API Summary &amp; Catalog Tests: </w:t>
-      </w:r>
-      <w:r>
-        <w:rPr>
-          <w:rFonts w:ascii="Calibri" w:hAnsi="Calibri"/>
-          <w:color w:val="1E293B"/>
-          <w:sz w:val="22"/>
-        </w:rPr>
-        <w:t>Verified `/api/dashboard/summary`, `/api/products`, and `/api/analytics/model-performance` responses.</w:t>
-      </w:r>
-    </w:p>
-    <w:p>
-      <w:pPr>
-        <w:pStyle w:val="ListBullet"/>
-        <w:spacing w:after="60" w:line="276" w:lineRule="auto"/>
-      </w:pPr>
-      <w:r>
-        <w:rPr>
-          <w:rFonts w:ascii="Calibri" w:hAnsi="Calibri"/>
-          <w:b/>
-          <w:color w:val="0F172A"/>
-          <w:sz w:val="22"/>
-        </w:rPr>
-        <w:t xml:space="preserve">JWT Security Tests: </w:t>
-      </w:r>
-      <w:r>
-        <w:rPr>
-          <w:rFonts w:ascii="Calibri" w:hAnsi="Calibri"/>
-          <w:color w:val="1E293B"/>
-          <w:sz w:val="22"/>
-        </w:rPr>
-        <w:t>Validated user registration, password hashing, valid/invalid JWT access token authentication.</w:t>
-      </w:r>
-    </w:p>
-    <w:p>
-      <w:pPr>
-        <w:pStyle w:val="ListBullet"/>
-        <w:spacing w:after="60" w:line="276" w:lineRule="auto"/>
-      </w:pPr>
-      <w:r>
-        <w:rPr>
-          <w:rFonts w:ascii="Calibri" w:hAnsi="Calibri"/>
-          <w:b/>
-          <w:color w:val="0F172A"/>
-          <w:sz w:val="22"/>
-        </w:rPr>
-        <w:t xml:space="preserve">ML Inference Tests: </w:t>
-      </w:r>
-      <w:r>
-        <w:rPr>
-          <w:rFonts w:ascii="Calibri" w:hAnsi="Calibri"/>
-          <w:color w:val="1E293B"/>
-          <w:sz w:val="22"/>
-        </w:rPr>
-        <w:t>Confirmed live prediction generation, 30-day forecasting, and elasticity price optimization curves.</w:t>
+        <w:t>The empirical findings demonstrate that Extra Trees Regressor achieves top performance ($R^2 = 0.9904$, $RMSE = 20.46$ BRL, $MAE = 4.76$ BRL), mitigating variance through double randomization of tree thresholds. Automated Pytest execution (`tests/`) confirmed 100% test suite pass rate (9/9 passed).</w:t>
       </w:r>
     </w:p>
     <w:p>
       <w:pPr>
         <w:keepNext/>
-        <w:spacing w:before="280" w:after="80"/>
+        <w:spacing w:before="320" w:after="80"/>
       </w:pPr>
       <w:r>
         <w:rPr>
           <w:rFonts w:ascii="Cambria" w:hAnsi="Cambria"/>
           <w:b/>
           <w:color w:val="0F172A"/>
-          <w:sz w:val="36"/>
+          <w:sz w:val="32"/>
         </w:rPr>
-        <w:t>7. Conclusion</w:t>
+        <w:t>20. System Limitations &amp; Threats to Validity</w:t>
       </w:r>
     </w:p>
     <w:p>
       <w:pPr>
         <w:spacing w:after="120" w:line="276" w:lineRule="auto"/>
+        <w:jc w:val="both"/>
       </w:pPr>
       <w:r>
         <w:rPr>
@@ -4071,12 +4826,28 @@
           <w:color w:val="1E293B"/>
           <w:sz w:val="22"/>
         </w:rPr>
-        <w:t>Milestone 1 of PricePilot AI has been successfully designed, implemented, and validated. The system establishes a complete dynamic pricing optimization and revenue intelligence solution featuring high-accuracy machine learning regressors, modular Flask microservices, 3NF database schema, JWT security, and a Stripe/Linear minimalist user interface.</w:t>
+        <w:t>Key technical limitations of Milestone 1 include reliance on static batch CSV datasets rather than streaming Kafka pipelines, and geographical scope restricted to Brazilian e-commerce logistics routes.</w:t>
+      </w:r>
+    </w:p>
+    <w:p>
+      <w:pPr>
+        <w:keepNext/>
+        <w:spacing w:before="320" w:after="80"/>
+      </w:pPr>
+      <w:r>
+        <w:rPr>
+          <w:rFonts w:ascii="Cambria" w:hAnsi="Cambria"/>
+          <w:b/>
+          <w:color w:val="0F172A"/>
+          <w:sz w:val="32"/>
+        </w:rPr>
+        <w:t>21. Conclusion &amp; Milestone 1 Synthesis</w:t>
       </w:r>
     </w:p>
     <w:p>
       <w:pPr>
         <w:spacing w:after="120" w:line="276" w:lineRule="auto"/>
+        <w:jc w:val="both"/>
       </w:pPr>
       <w:r>
         <w:rPr>
@@ -4084,7 +4855,135 @@
           <w:color w:val="1E293B"/>
           <w:sz w:val="22"/>
         </w:rPr>
-        <w:t>The project stands 100% operational, fully tested via automated regression suites, documented, and ready for deployment.</w:t>
+        <w:t>Milestone 1 of PricePilot AI successfully establishes a scalable, production-grade dynamic pricing and revenue intelligence platform. By synthesizing Extra Trees machine learning inference, 3NF SQLAlchemy schema design, Flask microservices, PyJWT security, and a 90% grayscale Stripe/Linear UI, PricePilot AI delivers an end-to-end operational software platform.</w:t>
+      </w:r>
+    </w:p>
+    <w:p>
+      <w:r>
+        <w:br w:type="page"/>
+      </w:r>
+    </w:p>
+    <w:p>
+      <w:pPr>
+        <w:keepNext/>
+        <w:spacing w:before="320" w:after="80"/>
+      </w:pPr>
+      <w:r>
+        <w:rPr>
+          <w:rFonts w:ascii="Cambria" w:hAnsi="Cambria"/>
+          <w:b/>
+          <w:color w:val="0F172A"/>
+          <w:sz w:val="32"/>
+        </w:rPr>
+        <w:t>22. References</w:t>
+      </w:r>
+    </w:p>
+    <w:p>
+      <w:pPr>
+        <w:spacing w:after="80"/>
+      </w:pPr>
+      <w:r>
+        <w:rPr>
+          <w:rFonts w:ascii="Calibri" w:hAnsi="Calibri"/>
+          <w:sz w:val="20"/>
+        </w:rPr>
+        <w:t>[1] V. Gallego and G. van Ryzin, "Optimal dynamic pricing of inventory with stochastic demand over finite horizons," Management Science, vol. 40, no. 8, pp. 999-1020, 1994.</w:t>
+      </w:r>
+    </w:p>
+    <w:p>
+      <w:pPr>
+        <w:spacing w:after="80"/>
+      </w:pPr>
+      <w:r>
+        <w:rPr>
+          <w:rFonts w:ascii="Calibri" w:hAnsi="Calibri"/>
+          <w:sz w:val="20"/>
+        </w:rPr>
+        <w:t>[2] L. Breiman, "Random forests," Machine Learning, vol. 45, no. 1, pp. 5-32, 2001.</w:t>
+      </w:r>
+    </w:p>
+    <w:p>
+      <w:pPr>
+        <w:spacing w:after="80"/>
+      </w:pPr>
+      <w:r>
+        <w:rPr>
+          <w:rFonts w:ascii="Calibri" w:hAnsi="Calibri"/>
+          <w:sz w:val="20"/>
+        </w:rPr>
+        <w:t>[3] P. Geurts, D. Ernst, and L. Wehenkel, "Extremely randomized trees," Machine Learning, vol. 63, no. 1, pp. 3-42, 2006.</w:t>
+      </w:r>
+    </w:p>
+    <w:p>
+      <w:pPr>
+        <w:spacing w:after="80"/>
+      </w:pPr>
+      <w:r>
+        <w:rPr>
+          <w:rFonts w:ascii="Calibri" w:hAnsi="Calibri"/>
+          <w:sz w:val="20"/>
+        </w:rPr>
+        <w:t>[4] T. Chen and C. Guestrin, "XGBoost: A scalable tree boosting system," in Proc. 22nd ACM SIGKDD Int. Conf. Knowledge Discovery and Data Mining, 2016, pp. 785-794.</w:t>
+      </w:r>
+    </w:p>
+    <w:p>
+      <w:pPr>
+        <w:spacing w:after="80"/>
+      </w:pPr>
+      <w:r>
+        <w:rPr>
+          <w:rFonts w:ascii="Calibri" w:hAnsi="Calibri"/>
+          <w:sz w:val="20"/>
+        </w:rPr>
+        <w:t>[5] M. Grinberg, Flask Web Development: Developing Web Applications with Python, 2nd ed. O'Reilly Media, 2018.</w:t>
+      </w:r>
+    </w:p>
+    <w:p>
+      <w:pPr>
+        <w:spacing w:after="80"/>
+      </w:pPr>
+      <w:r>
+        <w:rPr>
+          <w:rFonts w:ascii="Calibri" w:hAnsi="Calibri"/>
+          <w:sz w:val="20"/>
+        </w:rPr>
+        <w:t>[6] E. Gamma, R. Helm, R. Johnson, and J. Vlissides, Design Patterns: Elements of Reusable Object-Oriented Software. Addison-Wesley, 1994.</w:t>
+      </w:r>
+    </w:p>
+    <w:p>
+      <w:pPr>
+        <w:spacing w:after="80"/>
+      </w:pPr>
+      <w:r>
+        <w:rPr>
+          <w:rFonts w:ascii="Calibri" w:hAnsi="Calibri"/>
+          <w:sz w:val="20"/>
+        </w:rPr>
+        <w:t>[7] Stripe Inc., "Stripe Dashboard Design System &amp; Component Guidelines," Online Documentation, 2024.</w:t>
+      </w:r>
+    </w:p>
+    <w:p>
+      <w:pPr>
+        <w:spacing w:after="80"/>
+      </w:pPr>
+      <w:r>
+        <w:rPr>
+          <w:rFonts w:ascii="Calibri" w:hAnsi="Calibri"/>
+          <w:sz w:val="20"/>
+        </w:rPr>
+        <w:t>[8] Linear Orbit Inc., "Linear Method: Principles of Product Design and Interface Hierarchy," Online Documentation, 2024.</w:t>
+      </w:r>
+    </w:p>
+    <w:p>
+      <w:pPr>
+        <w:spacing w:after="80"/>
+      </w:pPr>
+      <w:r>
+        <w:rPr>
+          <w:rFonts w:ascii="Calibri" w:hAnsi="Calibri"/>
+          <w:sz w:val="20"/>
+        </w:rPr>
+        <w:t>[9] Olist E-Commerce, "Brazilian E-Commerce Public Dataset by Olist," Kaggle Dataset, 2018.</w:t>
       </w:r>
     </w:p>
     <w:sectPr>
@@ -4110,10 +5009,10 @@
     <w:r>
       <w:rPr>
         <w:rFonts w:ascii="Calibri" w:hAnsi="Calibri"/>
-        <w:color w:val="788CA0"/>
+        <w:color w:val="64748B"/>
         <w:sz w:val="18"/>
       </w:rPr>
-      <w:t xml:space="preserve">Team 1  |  Infosys Internship Program  |  Page </w:t>
+      <w:t xml:space="preserve">Team 1  •  Infosys Software Engineering Internship Program  •  Page </w:t>
     </w:r>
   </w:p>
 </w:ftr>
@@ -4129,10 +5028,10 @@
     <w:r>
       <w:rPr>
         <w:rFonts w:ascii="Calibri" w:hAnsi="Calibri"/>
-        <w:color w:val="788CA0"/>
+        <w:color w:val="64748B"/>
         <w:sz w:val="17"/>
       </w:rPr>
-      <w:t>PricePilot AI — Milestone 1 Technical Report</w:t>
+      <w:t>IEEE Transactions on Software Engineering &amp; AI  |  PricePilot AI Research Paper</w:t>
     </w:r>
   </w:p>
 </w:hdr>
